--- a/Devenir une.docx
+++ b/Devenir une.docx
@@ -4778,6 +4778,4680 @@
         </w:rPr>
         <w:lastRenderedPageBreak/>
         <w:t>Avantage : contrôle total, mais plus technique.</w:t>
+      </w:r>
+    </w:p>
+    <w:p>
+      <w:pPr>
+        <w:spacing w:before="100" w:beforeAutospacing="1" w:after="100" w:afterAutospacing="1" w:line="240" w:lineRule="auto"/>
+        <w:rPr>
+          <w:rFonts w:ascii="Times New Roman" w:eastAsia="Times New Roman" w:hAnsi="Times New Roman" w:cs="Times New Roman"/>
+          <w:sz w:val="24"/>
+          <w:szCs w:val="24"/>
+          <w:lang w:eastAsia="fr-FR"/>
+        </w:rPr>
+      </w:pPr>
+      <w:r>
+        <w:rPr>
+          <w:rFonts w:ascii="Times New Roman" w:eastAsia="Times New Roman" w:hAnsi="Times New Roman" w:cs="Times New Roman"/>
+          <w:sz w:val="24"/>
+          <w:szCs w:val="24"/>
+          <w:lang w:eastAsia="fr-FR"/>
+        </w:rPr>
+        <w:t xml:space="preserve">Excellent </w:t>
+      </w:r>
+      <w:r>
+        <w:rPr>
+          <w:rFonts w:ascii="Segoe UI Symbol" w:eastAsia="Times New Roman" w:hAnsi="Segoe UI Symbol" w:cs="Segoe UI Symbol"/>
+          <w:sz w:val="24"/>
+          <w:szCs w:val="24"/>
+          <w:lang w:eastAsia="fr-FR"/>
+        </w:rPr>
+        <w:t>🔥</w:t>
+      </w:r>
+      <w:r>
+        <w:rPr>
+          <w:rFonts w:ascii="Times New Roman" w:eastAsia="Times New Roman" w:hAnsi="Times New Roman" w:cs="Times New Roman"/>
+          <w:sz w:val="24"/>
+          <w:szCs w:val="24"/>
+          <w:lang w:eastAsia="fr-FR"/>
+        </w:rPr>
+        <w:t xml:space="preserve"> on va te créer une </w:t>
+      </w:r>
+      <w:r>
+        <w:rPr>
+          <w:rFonts w:ascii="Times New Roman" w:eastAsia="Times New Roman" w:hAnsi="Times New Roman" w:cs="Times New Roman"/>
+          <w:b/>
+          <w:bCs/>
+          <w:sz w:val="24"/>
+          <w:szCs w:val="24"/>
+          <w:lang w:eastAsia="fr-FR"/>
+        </w:rPr>
+        <w:t xml:space="preserve">présence </w:t>
+      </w:r>
+      <w:proofErr w:type="spellStart"/>
+      <w:r>
+        <w:rPr>
+          <w:rFonts w:ascii="Times New Roman" w:eastAsia="Times New Roman" w:hAnsi="Times New Roman" w:cs="Times New Roman"/>
+          <w:b/>
+          <w:bCs/>
+          <w:sz w:val="24"/>
+          <w:szCs w:val="24"/>
+          <w:lang w:eastAsia="fr-FR"/>
+        </w:rPr>
+        <w:t>Instagram</w:t>
+      </w:r>
+      <w:proofErr w:type="spellEnd"/>
+      <w:r>
+        <w:rPr>
+          <w:rFonts w:ascii="Times New Roman" w:eastAsia="Times New Roman" w:hAnsi="Times New Roman" w:cs="Times New Roman"/>
+          <w:b/>
+          <w:bCs/>
+          <w:sz w:val="24"/>
+          <w:szCs w:val="24"/>
+          <w:lang w:eastAsia="fr-FR"/>
+        </w:rPr>
+        <w:t xml:space="preserve"> professionnelle pour </w:t>
+      </w:r>
+      <w:proofErr w:type="spellStart"/>
+      <w:r>
+        <w:rPr>
+          <w:rFonts w:ascii="Times New Roman" w:eastAsia="Times New Roman" w:hAnsi="Times New Roman" w:cs="Times New Roman"/>
+          <w:b/>
+          <w:bCs/>
+          <w:sz w:val="24"/>
+          <w:szCs w:val="24"/>
+          <w:lang w:eastAsia="fr-FR"/>
+        </w:rPr>
+        <w:t>DigiCréa</w:t>
+      </w:r>
+      <w:proofErr w:type="spellEnd"/>
+      <w:r>
+        <w:rPr>
+          <w:rFonts w:ascii="Times New Roman" w:eastAsia="Times New Roman" w:hAnsi="Times New Roman" w:cs="Times New Roman"/>
+          <w:b/>
+          <w:bCs/>
+          <w:sz w:val="24"/>
+          <w:szCs w:val="24"/>
+          <w:lang w:eastAsia="fr-FR"/>
+        </w:rPr>
+        <w:t>-Studio</w:t>
+      </w:r>
+      <w:r>
+        <w:rPr>
+          <w:rFonts w:ascii="Times New Roman" w:eastAsia="Times New Roman" w:hAnsi="Times New Roman" w:cs="Times New Roman"/>
+          <w:sz w:val="24"/>
+          <w:szCs w:val="24"/>
+          <w:lang w:eastAsia="fr-FR"/>
+        </w:rPr>
+        <w:t xml:space="preserve">, parfaitement adaptée à ton futur compte </w:t>
+      </w:r>
+      <w:proofErr w:type="spellStart"/>
+      <w:r>
+        <w:rPr>
+          <w:rFonts w:ascii="Times New Roman" w:eastAsia="Times New Roman" w:hAnsi="Times New Roman" w:cs="Times New Roman"/>
+          <w:sz w:val="24"/>
+          <w:szCs w:val="24"/>
+          <w:lang w:eastAsia="fr-FR"/>
+        </w:rPr>
+        <w:t>Flutterwave</w:t>
+      </w:r>
+      <w:proofErr w:type="spellEnd"/>
+      <w:r>
+        <w:rPr>
+          <w:rFonts w:ascii="Times New Roman" w:eastAsia="Times New Roman" w:hAnsi="Times New Roman" w:cs="Times New Roman"/>
+          <w:sz w:val="24"/>
+          <w:szCs w:val="24"/>
+          <w:lang w:eastAsia="fr-FR"/>
+        </w:rPr>
+        <w:t xml:space="preserve"> </w:t>
+      </w:r>
+      <w:r>
+        <w:rPr>
+          <w:rFonts w:ascii="Segoe UI Symbol" w:eastAsia="Times New Roman" w:hAnsi="Segoe UI Symbol" w:cs="Segoe UI Symbol"/>
+          <w:sz w:val="24"/>
+          <w:szCs w:val="24"/>
+          <w:lang w:eastAsia="fr-FR"/>
+        </w:rPr>
+        <w:t>💳</w:t>
+      </w:r>
+    </w:p>
+    <w:p>
+      <w:pPr>
+        <w:spacing w:after="0" w:line="240" w:lineRule="auto"/>
+        <w:rPr>
+          <w:rFonts w:ascii="Times New Roman" w:eastAsia="Times New Roman" w:hAnsi="Times New Roman" w:cs="Times New Roman"/>
+          <w:sz w:val="24"/>
+          <w:szCs w:val="24"/>
+          <w:lang w:eastAsia="fr-FR"/>
+        </w:rPr>
+      </w:pPr>
+      <w:r>
+        <w:rPr>
+          <w:rFonts w:ascii="Times New Roman" w:eastAsia="Times New Roman" w:hAnsi="Times New Roman" w:cs="Times New Roman"/>
+          <w:sz w:val="24"/>
+          <w:szCs w:val="24"/>
+          <w:lang w:eastAsia="fr-FR"/>
+        </w:rPr>
+        <w:pict>
+          <v:rect id="_x0000_i1041" style="width:0;height:1.5pt" o:hralign="center" o:hrstd="t" o:hr="t" fillcolor="#a0a0a0" stroked="f"/>
+        </w:pict>
+      </w:r>
+    </w:p>
+    <w:p>
+      <w:pPr>
+        <w:spacing w:before="100" w:beforeAutospacing="1" w:after="100" w:afterAutospacing="1" w:line="240" w:lineRule="auto"/>
+        <w:outlineLvl w:val="1"/>
+        <w:rPr>
+          <w:rFonts w:ascii="Times New Roman" w:eastAsia="Times New Roman" w:hAnsi="Times New Roman" w:cs="Times New Roman"/>
+          <w:b/>
+          <w:bCs/>
+          <w:sz w:val="36"/>
+          <w:szCs w:val="36"/>
+          <w:lang w:eastAsia="fr-FR"/>
+        </w:rPr>
+      </w:pPr>
+      <w:r>
+        <w:rPr>
+          <w:rFonts w:ascii="Segoe UI Symbol" w:eastAsia="Times New Roman" w:hAnsi="Segoe UI Symbol" w:cs="Segoe UI Symbol"/>
+          <w:b/>
+          <w:bCs/>
+          <w:sz w:val="36"/>
+          <w:szCs w:val="36"/>
+          <w:lang w:eastAsia="fr-FR"/>
+        </w:rPr>
+        <w:t>🎨</w:t>
+      </w:r>
+      <w:r>
+        <w:rPr>
+          <w:rFonts w:ascii="Times New Roman" w:eastAsia="Times New Roman" w:hAnsi="Times New Roman" w:cs="Times New Roman"/>
+          <w:b/>
+          <w:bCs/>
+          <w:sz w:val="36"/>
+          <w:szCs w:val="36"/>
+          <w:lang w:eastAsia="fr-FR"/>
+        </w:rPr>
+        <w:t xml:space="preserve"> Étape 1 : Identité de la page</w:t>
+      </w:r>
+    </w:p>
+    <w:p>
+      <w:pPr>
+        <w:spacing w:before="100" w:beforeAutospacing="1" w:after="100" w:afterAutospacing="1" w:line="240" w:lineRule="auto"/>
+        <w:rPr>
+          <w:rFonts w:ascii="Times New Roman" w:eastAsia="Times New Roman" w:hAnsi="Times New Roman" w:cs="Times New Roman"/>
+          <w:sz w:val="24"/>
+          <w:szCs w:val="24"/>
+          <w:lang w:eastAsia="fr-FR"/>
+        </w:rPr>
+      </w:pPr>
+      <w:r>
+        <w:rPr>
+          <w:rFonts w:ascii="Times New Roman" w:eastAsia="Times New Roman" w:hAnsi="Times New Roman" w:cs="Times New Roman"/>
+          <w:b/>
+          <w:bCs/>
+          <w:sz w:val="24"/>
+          <w:szCs w:val="24"/>
+          <w:lang w:eastAsia="fr-FR"/>
+        </w:rPr>
+        <w:t>Nom du compte :</w:t>
+      </w:r>
+      <w:r>
+        <w:rPr>
+          <w:rFonts w:ascii="Times New Roman" w:eastAsia="Times New Roman" w:hAnsi="Times New Roman" w:cs="Times New Roman"/>
+          <w:sz w:val="24"/>
+          <w:szCs w:val="24"/>
+          <w:lang w:eastAsia="fr-FR"/>
+        </w:rPr>
+        <w:t xml:space="preserve"> </w:t>
+      </w:r>
+      <w:r>
+        <w:rPr>
+          <w:rFonts w:ascii="Courier New" w:eastAsia="Times New Roman" w:hAnsi="Courier New" w:cs="Courier New"/>
+          <w:sz w:val="20"/>
+          <w:szCs w:val="20"/>
+          <w:lang w:eastAsia="fr-FR"/>
+        </w:rPr>
+        <w:t>@</w:t>
+      </w:r>
+      <w:proofErr w:type="spellStart"/>
+      <w:r>
+        <w:rPr>
+          <w:rFonts w:ascii="Courier New" w:eastAsia="Times New Roman" w:hAnsi="Courier New" w:cs="Courier New"/>
+          <w:sz w:val="20"/>
+          <w:szCs w:val="20"/>
+          <w:lang w:eastAsia="fr-FR"/>
+        </w:rPr>
+        <w:t>digicreastudio</w:t>
+      </w:r>
+      <w:proofErr w:type="spellEnd"/>
+      <w:r>
+        <w:rPr>
+          <w:rFonts w:ascii="Times New Roman" w:eastAsia="Times New Roman" w:hAnsi="Times New Roman" w:cs="Times New Roman"/>
+          <w:sz w:val="24"/>
+          <w:szCs w:val="24"/>
+          <w:lang w:eastAsia="fr-FR"/>
+        </w:rPr>
+        <w:br/>
+      </w:r>
+      <w:r>
+        <w:rPr>
+          <w:rFonts w:ascii="Times New Roman" w:eastAsia="Times New Roman" w:hAnsi="Times New Roman" w:cs="Times New Roman"/>
+          <w:b/>
+          <w:bCs/>
+          <w:sz w:val="24"/>
+          <w:szCs w:val="24"/>
+          <w:lang w:eastAsia="fr-FR"/>
+        </w:rPr>
+        <w:t>Nom d’affichage :</w:t>
+      </w:r>
+      <w:r>
+        <w:rPr>
+          <w:rFonts w:ascii="Times New Roman" w:eastAsia="Times New Roman" w:hAnsi="Times New Roman" w:cs="Times New Roman"/>
+          <w:sz w:val="24"/>
+          <w:szCs w:val="24"/>
+          <w:lang w:eastAsia="fr-FR"/>
+        </w:rPr>
+        <w:t xml:space="preserve"> </w:t>
+      </w:r>
+      <w:proofErr w:type="spellStart"/>
+      <w:r>
+        <w:rPr>
+          <w:rFonts w:ascii="Times New Roman" w:eastAsia="Times New Roman" w:hAnsi="Times New Roman" w:cs="Times New Roman"/>
+          <w:sz w:val="24"/>
+          <w:szCs w:val="24"/>
+          <w:lang w:eastAsia="fr-FR"/>
+        </w:rPr>
+        <w:t>DigiCréa</w:t>
+      </w:r>
+      <w:proofErr w:type="spellEnd"/>
+      <w:r>
+        <w:rPr>
+          <w:rFonts w:ascii="Times New Roman" w:eastAsia="Times New Roman" w:hAnsi="Times New Roman" w:cs="Times New Roman"/>
+          <w:sz w:val="24"/>
+          <w:szCs w:val="24"/>
+          <w:lang w:eastAsia="fr-FR"/>
+        </w:rPr>
+        <w:t>-Studio</w:t>
+      </w:r>
+      <w:r>
+        <w:rPr>
+          <w:rFonts w:ascii="Times New Roman" w:eastAsia="Times New Roman" w:hAnsi="Times New Roman" w:cs="Times New Roman"/>
+          <w:sz w:val="24"/>
+          <w:szCs w:val="24"/>
+          <w:lang w:eastAsia="fr-FR"/>
+        </w:rPr>
+        <w:br/>
+      </w:r>
+      <w:r>
+        <w:rPr>
+          <w:rFonts w:ascii="Times New Roman" w:eastAsia="Times New Roman" w:hAnsi="Times New Roman" w:cs="Times New Roman"/>
+          <w:b/>
+          <w:bCs/>
+          <w:sz w:val="24"/>
+          <w:szCs w:val="24"/>
+          <w:lang w:eastAsia="fr-FR"/>
+        </w:rPr>
+        <w:t>Catégorie :</w:t>
+      </w:r>
+      <w:r>
+        <w:rPr>
+          <w:rFonts w:ascii="Times New Roman" w:eastAsia="Times New Roman" w:hAnsi="Times New Roman" w:cs="Times New Roman"/>
+          <w:sz w:val="24"/>
+          <w:szCs w:val="24"/>
+          <w:lang w:eastAsia="fr-FR"/>
+        </w:rPr>
+        <w:t xml:space="preserve"> Blog personnel / Communication digitale</w:t>
+      </w:r>
+      <w:r>
+        <w:rPr>
+          <w:rFonts w:ascii="Times New Roman" w:eastAsia="Times New Roman" w:hAnsi="Times New Roman" w:cs="Times New Roman"/>
+          <w:sz w:val="24"/>
+          <w:szCs w:val="24"/>
+          <w:lang w:eastAsia="fr-FR"/>
+        </w:rPr>
+        <w:br/>
+      </w:r>
+      <w:r>
+        <w:rPr>
+          <w:rFonts w:ascii="Times New Roman" w:eastAsia="Times New Roman" w:hAnsi="Times New Roman" w:cs="Times New Roman"/>
+          <w:b/>
+          <w:bCs/>
+          <w:sz w:val="24"/>
+          <w:szCs w:val="24"/>
+          <w:lang w:eastAsia="fr-FR"/>
+        </w:rPr>
+        <w:t>Photo de profil :</w:t>
+      </w:r>
+      <w:r>
+        <w:rPr>
+          <w:rFonts w:ascii="Times New Roman" w:eastAsia="Times New Roman" w:hAnsi="Times New Roman" w:cs="Times New Roman"/>
+          <w:sz w:val="24"/>
+          <w:szCs w:val="24"/>
+          <w:lang w:eastAsia="fr-FR"/>
+        </w:rPr>
+        <w:t xml:space="preserve"> un logo simple avec</w:t>
+      </w:r>
+      <w:r>
+        <w:rPr>
+          <w:rFonts w:ascii="Times New Roman" w:eastAsia="Times New Roman" w:hAnsi="Times New Roman" w:cs="Times New Roman"/>
+          <w:sz w:val="24"/>
+          <w:szCs w:val="24"/>
+          <w:lang w:eastAsia="fr-FR"/>
+        </w:rPr>
+        <w:br/>
+      </w:r>
+      <w:r>
+        <w:rPr>
+          <w:rFonts w:ascii="Segoe UI Symbol" w:eastAsia="Times New Roman" w:hAnsi="Segoe UI Symbol" w:cs="Segoe UI Symbol"/>
+          <w:sz w:val="24"/>
+          <w:szCs w:val="24"/>
+          <w:lang w:eastAsia="fr-FR"/>
+        </w:rPr>
+        <w:t>🎨</w:t>
+      </w:r>
+      <w:r>
+        <w:rPr>
+          <w:rFonts w:ascii="Times New Roman" w:eastAsia="Times New Roman" w:hAnsi="Times New Roman" w:cs="Times New Roman"/>
+          <w:sz w:val="24"/>
+          <w:szCs w:val="24"/>
+          <w:lang w:eastAsia="fr-FR"/>
+        </w:rPr>
+        <w:t xml:space="preserve"> fond </w:t>
+      </w:r>
+      <w:r>
+        <w:rPr>
+          <w:rFonts w:ascii="Times New Roman" w:eastAsia="Times New Roman" w:hAnsi="Times New Roman" w:cs="Times New Roman"/>
+          <w:b/>
+          <w:bCs/>
+          <w:sz w:val="24"/>
+          <w:szCs w:val="24"/>
+          <w:lang w:eastAsia="fr-FR"/>
+        </w:rPr>
+        <w:t>blanc ou bleu clair</w:t>
+      </w:r>
+      <w:proofErr w:type="gramStart"/>
+      <w:r>
+        <w:rPr>
+          <w:rFonts w:ascii="Times New Roman" w:eastAsia="Times New Roman" w:hAnsi="Times New Roman" w:cs="Times New Roman"/>
+          <w:sz w:val="24"/>
+          <w:szCs w:val="24"/>
+          <w:lang w:eastAsia="fr-FR"/>
+        </w:rPr>
+        <w:t>,</w:t>
+      </w:r>
+      <w:proofErr w:type="gramEnd"/>
+      <w:r>
+        <w:rPr>
+          <w:rFonts w:ascii="Times New Roman" w:eastAsia="Times New Roman" w:hAnsi="Times New Roman" w:cs="Times New Roman"/>
+          <w:sz w:val="24"/>
+          <w:szCs w:val="24"/>
+          <w:lang w:eastAsia="fr-FR"/>
+        </w:rPr>
+        <w:br/>
+        <w:t xml:space="preserve">texte </w:t>
+      </w:r>
+      <w:r>
+        <w:rPr>
+          <w:rFonts w:ascii="Times New Roman" w:eastAsia="Times New Roman" w:hAnsi="Times New Roman" w:cs="Times New Roman"/>
+          <w:b/>
+          <w:bCs/>
+          <w:sz w:val="24"/>
+          <w:szCs w:val="24"/>
+          <w:lang w:eastAsia="fr-FR"/>
+        </w:rPr>
+        <w:t>"</w:t>
+      </w:r>
+      <w:proofErr w:type="spellStart"/>
+      <w:r>
+        <w:rPr>
+          <w:rFonts w:ascii="Times New Roman" w:eastAsia="Times New Roman" w:hAnsi="Times New Roman" w:cs="Times New Roman"/>
+          <w:b/>
+          <w:bCs/>
+          <w:sz w:val="24"/>
+          <w:szCs w:val="24"/>
+          <w:lang w:eastAsia="fr-FR"/>
+        </w:rPr>
+        <w:t>DigiCréa</w:t>
+      </w:r>
+      <w:proofErr w:type="spellEnd"/>
+      <w:r>
+        <w:rPr>
+          <w:rFonts w:ascii="Times New Roman" w:eastAsia="Times New Roman" w:hAnsi="Times New Roman" w:cs="Times New Roman"/>
+          <w:b/>
+          <w:bCs/>
+          <w:sz w:val="24"/>
+          <w:szCs w:val="24"/>
+          <w:lang w:eastAsia="fr-FR"/>
+        </w:rPr>
+        <w:t>-Studio"</w:t>
+      </w:r>
+      <w:r>
+        <w:rPr>
+          <w:rFonts w:ascii="Times New Roman" w:eastAsia="Times New Roman" w:hAnsi="Times New Roman" w:cs="Times New Roman"/>
+          <w:sz w:val="24"/>
+          <w:szCs w:val="24"/>
+          <w:lang w:eastAsia="fr-FR"/>
+        </w:rPr>
+        <w:t xml:space="preserve"> en </w:t>
+      </w:r>
+      <w:r>
+        <w:rPr>
+          <w:rFonts w:ascii="Times New Roman" w:eastAsia="Times New Roman" w:hAnsi="Times New Roman" w:cs="Times New Roman"/>
+          <w:b/>
+          <w:bCs/>
+          <w:sz w:val="24"/>
+          <w:szCs w:val="24"/>
+          <w:lang w:eastAsia="fr-FR"/>
+        </w:rPr>
+        <w:t>bleu et orange</w:t>
+      </w:r>
+      <w:r>
+        <w:rPr>
+          <w:rFonts w:ascii="Times New Roman" w:eastAsia="Times New Roman" w:hAnsi="Times New Roman" w:cs="Times New Roman"/>
+          <w:sz w:val="24"/>
+          <w:szCs w:val="24"/>
+          <w:lang w:eastAsia="fr-FR"/>
+        </w:rPr>
+        <w:br/>
+        <w:t>(style moderne, arrondi).</w:t>
+      </w:r>
+    </w:p>
+    <w:p>
+      <w:pPr>
+        <w:spacing w:beforeAutospacing="1" w:after="100" w:afterAutospacing="1" w:line="240" w:lineRule="auto"/>
+        <w:rPr>
+          <w:rFonts w:ascii="Times New Roman" w:eastAsia="Times New Roman" w:hAnsi="Times New Roman" w:cs="Times New Roman"/>
+          <w:sz w:val="24"/>
+          <w:szCs w:val="24"/>
+          <w:lang w:eastAsia="fr-FR"/>
+        </w:rPr>
+      </w:pPr>
+      <w:r>
+        <w:rPr>
+          <w:rFonts w:ascii="Segoe UI Symbol" w:eastAsia="Times New Roman" w:hAnsi="Segoe UI Symbol" w:cs="Segoe UI Symbol"/>
+          <w:sz w:val="24"/>
+          <w:szCs w:val="24"/>
+          <w:lang w:eastAsia="fr-FR"/>
+        </w:rPr>
+        <w:t>💡</w:t>
+      </w:r>
+      <w:r>
+        <w:rPr>
+          <w:rFonts w:ascii="Times New Roman" w:eastAsia="Times New Roman" w:hAnsi="Times New Roman" w:cs="Times New Roman"/>
+          <w:sz w:val="24"/>
+          <w:szCs w:val="24"/>
+          <w:lang w:eastAsia="fr-FR"/>
+        </w:rPr>
+        <w:t xml:space="preserve"> Je peux te générer ce logo si tu veux — veux-tu que je le fasse maintenant ?</w:t>
+      </w:r>
+    </w:p>
+    <w:p>
+      <w:pPr>
+        <w:spacing w:after="0" w:line="240" w:lineRule="auto"/>
+        <w:rPr>
+          <w:rFonts w:ascii="Times New Roman" w:eastAsia="Times New Roman" w:hAnsi="Times New Roman" w:cs="Times New Roman"/>
+          <w:sz w:val="24"/>
+          <w:szCs w:val="24"/>
+          <w:lang w:eastAsia="fr-FR"/>
+        </w:rPr>
+      </w:pPr>
+      <w:r>
+        <w:rPr>
+          <w:rFonts w:ascii="Times New Roman" w:eastAsia="Times New Roman" w:hAnsi="Times New Roman" w:cs="Times New Roman"/>
+          <w:sz w:val="24"/>
+          <w:szCs w:val="24"/>
+          <w:lang w:eastAsia="fr-FR"/>
+        </w:rPr>
+        <w:pict>
+          <v:rect id="_x0000_i1042" style="width:0;height:1.5pt" o:hralign="center" o:hrstd="t" o:hr="t" fillcolor="#a0a0a0" stroked="f"/>
+        </w:pict>
+      </w:r>
+    </w:p>
+    <w:p>
+      <w:pPr>
+        <w:spacing w:before="100" w:beforeAutospacing="1" w:after="100" w:afterAutospacing="1" w:line="240" w:lineRule="auto"/>
+        <w:outlineLvl w:val="1"/>
+        <w:rPr>
+          <w:rFonts w:ascii="Times New Roman" w:eastAsia="Times New Roman" w:hAnsi="Times New Roman" w:cs="Times New Roman"/>
+          <w:b/>
+          <w:bCs/>
+          <w:sz w:val="36"/>
+          <w:szCs w:val="36"/>
+          <w:lang w:eastAsia="fr-FR"/>
+        </w:rPr>
+      </w:pPr>
+      <w:r>
+        <w:rPr>
+          <w:rFonts w:ascii="Times New Roman" w:eastAsia="Times New Roman" w:hAnsi="Times New Roman" w:cs="Times New Roman"/>
+          <w:b/>
+          <w:bCs/>
+          <w:sz w:val="36"/>
+          <w:szCs w:val="36"/>
+          <w:lang w:eastAsia="fr-FR"/>
+        </w:rPr>
+        <w:t xml:space="preserve">🧠 Étape 2 : Bio </w:t>
+      </w:r>
+      <w:proofErr w:type="spellStart"/>
+      <w:r>
+        <w:rPr>
+          <w:rFonts w:ascii="Times New Roman" w:eastAsia="Times New Roman" w:hAnsi="Times New Roman" w:cs="Times New Roman"/>
+          <w:b/>
+          <w:bCs/>
+          <w:sz w:val="36"/>
+          <w:szCs w:val="36"/>
+          <w:lang w:eastAsia="fr-FR"/>
+        </w:rPr>
+        <w:t>Instagram</w:t>
+      </w:r>
+      <w:proofErr w:type="spellEnd"/>
+      <w:r>
+        <w:rPr>
+          <w:rFonts w:ascii="Times New Roman" w:eastAsia="Times New Roman" w:hAnsi="Times New Roman" w:cs="Times New Roman"/>
+          <w:b/>
+          <w:bCs/>
+          <w:sz w:val="36"/>
+          <w:szCs w:val="36"/>
+          <w:lang w:eastAsia="fr-FR"/>
+        </w:rPr>
+        <w:t xml:space="preserve"> pro</w:t>
+      </w:r>
+    </w:p>
+    <w:p>
+      <w:pPr>
+        <w:spacing w:before="100" w:beforeAutospacing="1" w:after="100" w:afterAutospacing="1" w:line="240" w:lineRule="auto"/>
+        <w:rPr>
+          <w:rFonts w:ascii="Times New Roman" w:eastAsia="Times New Roman" w:hAnsi="Times New Roman" w:cs="Times New Roman"/>
+          <w:sz w:val="24"/>
+          <w:szCs w:val="24"/>
+          <w:lang w:eastAsia="fr-FR"/>
+        </w:rPr>
+      </w:pPr>
+      <w:r>
+        <w:rPr>
+          <w:rFonts w:ascii="Segoe UI Symbol" w:eastAsia="Times New Roman" w:hAnsi="Segoe UI Symbol" w:cs="Segoe UI Symbol"/>
+          <w:sz w:val="24"/>
+          <w:szCs w:val="24"/>
+          <w:lang w:eastAsia="fr-FR"/>
+        </w:rPr>
+        <w:t>👉</w:t>
+      </w:r>
+      <w:r>
+        <w:rPr>
+          <w:rFonts w:ascii="Times New Roman" w:eastAsia="Times New Roman" w:hAnsi="Times New Roman" w:cs="Times New Roman"/>
+          <w:sz w:val="24"/>
+          <w:szCs w:val="24"/>
+          <w:lang w:eastAsia="fr-FR"/>
+        </w:rPr>
+        <w:t xml:space="preserve"> </w:t>
+      </w:r>
+      <w:r>
+        <w:rPr>
+          <w:rFonts w:ascii="Times New Roman" w:eastAsia="Times New Roman" w:hAnsi="Times New Roman" w:cs="Times New Roman"/>
+          <w:b/>
+          <w:bCs/>
+          <w:sz w:val="24"/>
+          <w:szCs w:val="24"/>
+          <w:lang w:eastAsia="fr-FR"/>
+        </w:rPr>
+        <w:t>Bio à copier-coller :</w:t>
+      </w:r>
+    </w:p>
+    <w:p>
+      <w:pPr>
+        <w:spacing w:beforeAutospacing="1" w:after="100" w:afterAutospacing="1" w:line="240" w:lineRule="auto"/>
+        <w:rPr>
+          <w:rFonts w:ascii="Times New Roman" w:eastAsia="Times New Roman" w:hAnsi="Times New Roman" w:cs="Times New Roman"/>
+          <w:sz w:val="24"/>
+          <w:szCs w:val="24"/>
+          <w:lang w:eastAsia="fr-FR"/>
+        </w:rPr>
+      </w:pPr>
+      <w:r>
+        <w:rPr>
+          <w:rFonts w:ascii="Segoe UI Symbol" w:eastAsia="Times New Roman" w:hAnsi="Segoe UI Symbol" w:cs="Segoe UI Symbol"/>
+          <w:sz w:val="24"/>
+          <w:szCs w:val="24"/>
+          <w:lang w:eastAsia="fr-FR"/>
+        </w:rPr>
+        <w:t>🚀</w:t>
+      </w:r>
+      <w:r>
+        <w:rPr>
+          <w:rFonts w:ascii="Times New Roman" w:eastAsia="Times New Roman" w:hAnsi="Times New Roman" w:cs="Times New Roman"/>
+          <w:sz w:val="24"/>
+          <w:szCs w:val="24"/>
+          <w:lang w:eastAsia="fr-FR"/>
+        </w:rPr>
+        <w:t xml:space="preserve"> Communication Digitale &amp; Création Visuelle</w:t>
+      </w:r>
+      <w:r>
+        <w:rPr>
+          <w:rFonts w:ascii="Times New Roman" w:eastAsia="Times New Roman" w:hAnsi="Times New Roman" w:cs="Times New Roman"/>
+          <w:sz w:val="24"/>
+          <w:szCs w:val="24"/>
+          <w:lang w:eastAsia="fr-FR"/>
+        </w:rPr>
+        <w:br/>
+      </w:r>
+      <w:r>
+        <w:rPr>
+          <w:rFonts w:ascii="Segoe UI Symbol" w:eastAsia="Times New Roman" w:hAnsi="Segoe UI Symbol" w:cs="Segoe UI Symbol"/>
+          <w:sz w:val="24"/>
+          <w:szCs w:val="24"/>
+          <w:lang w:eastAsia="fr-FR"/>
+        </w:rPr>
+        <w:t>💡</w:t>
+      </w:r>
+      <w:r>
+        <w:rPr>
+          <w:rFonts w:ascii="Times New Roman" w:eastAsia="Times New Roman" w:hAnsi="Times New Roman" w:cs="Times New Roman"/>
+          <w:sz w:val="24"/>
+          <w:szCs w:val="24"/>
+          <w:lang w:eastAsia="fr-FR"/>
+        </w:rPr>
+        <w:t xml:space="preserve"> Astuces — Stratégie — Outils Web</w:t>
+      </w:r>
+      <w:r>
+        <w:rPr>
+          <w:rFonts w:ascii="Times New Roman" w:eastAsia="Times New Roman" w:hAnsi="Times New Roman" w:cs="Times New Roman"/>
+          <w:sz w:val="24"/>
+          <w:szCs w:val="24"/>
+          <w:lang w:eastAsia="fr-FR"/>
+        </w:rPr>
+        <w:br/>
+      </w:r>
+      <w:r>
+        <w:rPr>
+          <w:rFonts w:ascii="Segoe UI Symbol" w:eastAsia="Times New Roman" w:hAnsi="Segoe UI Symbol" w:cs="Segoe UI Symbol"/>
+          <w:sz w:val="24"/>
+          <w:szCs w:val="24"/>
+          <w:lang w:eastAsia="fr-FR"/>
+        </w:rPr>
+        <w:t>✍</w:t>
+      </w:r>
+      <w:r>
+        <w:rPr>
+          <w:rFonts w:ascii="Times New Roman" w:eastAsia="Times New Roman" w:hAnsi="Times New Roman" w:cs="Times New Roman"/>
+          <w:sz w:val="24"/>
+          <w:szCs w:val="24"/>
+          <w:lang w:eastAsia="fr-FR"/>
+        </w:rPr>
+        <w:t xml:space="preserve">️ By </w:t>
+      </w:r>
+      <w:proofErr w:type="spellStart"/>
+      <w:r>
+        <w:rPr>
+          <w:rFonts w:ascii="Times New Roman" w:eastAsia="Times New Roman" w:hAnsi="Times New Roman" w:cs="Times New Roman"/>
+          <w:sz w:val="24"/>
+          <w:szCs w:val="24"/>
+          <w:lang w:eastAsia="fr-FR"/>
+        </w:rPr>
+        <w:t>Fatou</w:t>
+      </w:r>
+      <w:proofErr w:type="spellEnd"/>
+      <w:r>
+        <w:rPr>
+          <w:rFonts w:ascii="Times New Roman" w:eastAsia="Times New Roman" w:hAnsi="Times New Roman" w:cs="Times New Roman"/>
+          <w:sz w:val="24"/>
+          <w:szCs w:val="24"/>
+          <w:lang w:eastAsia="fr-FR"/>
+        </w:rPr>
+        <w:t xml:space="preserve"> Gueye</w:t>
+      </w:r>
+      <w:r>
+        <w:rPr>
+          <w:rFonts w:ascii="Times New Roman" w:eastAsia="Times New Roman" w:hAnsi="Times New Roman" w:cs="Times New Roman"/>
+          <w:sz w:val="24"/>
+          <w:szCs w:val="24"/>
+          <w:lang w:eastAsia="fr-FR"/>
+        </w:rPr>
+        <w:br/>
+      </w:r>
+      <w:r>
+        <w:rPr>
+          <w:rFonts w:ascii="Segoe UI Symbol" w:eastAsia="Times New Roman" w:hAnsi="Segoe UI Symbol" w:cs="Segoe UI Symbol"/>
+          <w:sz w:val="24"/>
+          <w:szCs w:val="24"/>
+          <w:lang w:eastAsia="fr-FR"/>
+        </w:rPr>
+        <w:t>🌐</w:t>
+      </w:r>
+      <w:r>
+        <w:rPr>
+          <w:rFonts w:ascii="Times New Roman" w:eastAsia="Times New Roman" w:hAnsi="Times New Roman" w:cs="Times New Roman"/>
+          <w:sz w:val="24"/>
+          <w:szCs w:val="24"/>
+          <w:lang w:eastAsia="fr-FR"/>
+        </w:rPr>
+        <w:t xml:space="preserve"> </w:t>
+      </w:r>
+      <w:hyperlink r:id="rId5" w:tgtFrame="_new" w:history="1">
+        <w:r>
+          <w:rPr>
+            <w:rFonts w:ascii="Times New Roman" w:eastAsia="Times New Roman" w:hAnsi="Times New Roman" w:cs="Times New Roman"/>
+            <w:color w:val="0000FF"/>
+            <w:sz w:val="24"/>
+            <w:szCs w:val="24"/>
+            <w:u w:val="single"/>
+            <w:lang w:eastAsia="fr-FR"/>
+          </w:rPr>
+          <w:t>www.digicrea-studio.vercel.app</w:t>
+        </w:r>
+      </w:hyperlink>
+      <w:r>
+        <w:rPr>
+          <w:rFonts w:ascii="Times New Roman" w:eastAsia="Times New Roman" w:hAnsi="Times New Roman" w:cs="Times New Roman"/>
+          <w:sz w:val="24"/>
+          <w:szCs w:val="24"/>
+          <w:lang w:eastAsia="fr-FR"/>
+        </w:rPr>
+        <w:t xml:space="preserve"> </w:t>
+      </w:r>
+      <w:r>
+        <w:rPr>
+          <w:rFonts w:ascii="Times New Roman" w:eastAsia="Times New Roman" w:hAnsi="Times New Roman" w:cs="Times New Roman"/>
+          <w:i/>
+          <w:iCs/>
+          <w:sz w:val="24"/>
+          <w:szCs w:val="24"/>
+          <w:lang w:eastAsia="fr-FR"/>
+        </w:rPr>
+        <w:t xml:space="preserve">(ou ton futur lien </w:t>
+      </w:r>
+      <w:proofErr w:type="spellStart"/>
+      <w:r>
+        <w:rPr>
+          <w:rFonts w:ascii="Times New Roman" w:eastAsia="Times New Roman" w:hAnsi="Times New Roman" w:cs="Times New Roman"/>
+          <w:i/>
+          <w:iCs/>
+          <w:sz w:val="24"/>
+          <w:szCs w:val="24"/>
+          <w:lang w:eastAsia="fr-FR"/>
+        </w:rPr>
+        <w:t>Flutterwave</w:t>
+      </w:r>
+      <w:proofErr w:type="spellEnd"/>
+      <w:r>
+        <w:rPr>
+          <w:rFonts w:ascii="Times New Roman" w:eastAsia="Times New Roman" w:hAnsi="Times New Roman" w:cs="Times New Roman"/>
+          <w:i/>
+          <w:iCs/>
+          <w:sz w:val="24"/>
+          <w:szCs w:val="24"/>
+          <w:lang w:eastAsia="fr-FR"/>
+        </w:rPr>
+        <w:t>)</w:t>
+      </w:r>
+    </w:p>
+    <w:p>
+      <w:pPr>
+        <w:spacing w:before="100" w:beforeAutospacing="1" w:after="100" w:afterAutospacing="1" w:line="240" w:lineRule="auto"/>
+        <w:rPr>
+          <w:rFonts w:ascii="Times New Roman" w:eastAsia="Times New Roman" w:hAnsi="Times New Roman" w:cs="Times New Roman"/>
+          <w:sz w:val="24"/>
+          <w:szCs w:val="24"/>
+          <w:lang w:eastAsia="fr-FR"/>
+        </w:rPr>
+      </w:pPr>
+      <w:r>
+        <w:rPr>
+          <w:rFonts w:ascii="Times New Roman" w:eastAsia="Times New Roman" w:hAnsi="Times New Roman" w:cs="Times New Roman"/>
+          <w:b/>
+          <w:bCs/>
+          <w:sz w:val="24"/>
+          <w:szCs w:val="24"/>
+          <w:lang w:eastAsia="fr-FR"/>
+        </w:rPr>
+        <w:t>Lien en bio :</w:t>
+      </w:r>
+    </w:p>
+    <w:p>
+      <w:pPr>
+        <w:spacing w:beforeAutospacing="1" w:after="100" w:afterAutospacing="1" w:line="240" w:lineRule="auto"/>
+        <w:rPr>
+          <w:rFonts w:ascii="Times New Roman" w:eastAsia="Times New Roman" w:hAnsi="Times New Roman" w:cs="Times New Roman"/>
+          <w:sz w:val="24"/>
+          <w:szCs w:val="24"/>
+          <w:lang w:eastAsia="fr-FR"/>
+        </w:rPr>
+      </w:pPr>
+      <w:r>
+        <w:rPr>
+          <w:rFonts w:ascii="Segoe UI Symbol" w:eastAsia="Times New Roman" w:hAnsi="Segoe UI Symbol" w:cs="Segoe UI Symbol"/>
+          <w:sz w:val="24"/>
+          <w:szCs w:val="24"/>
+          <w:lang w:eastAsia="fr-FR"/>
+        </w:rPr>
+        <w:t>🔗</w:t>
+      </w:r>
+      <w:r>
+        <w:rPr>
+          <w:rFonts w:ascii="Times New Roman" w:eastAsia="Times New Roman" w:hAnsi="Times New Roman" w:cs="Times New Roman"/>
+          <w:sz w:val="24"/>
+          <w:szCs w:val="24"/>
+          <w:lang w:eastAsia="fr-FR"/>
+        </w:rPr>
+        <w:t xml:space="preserve"> </w:t>
+      </w:r>
+      <w:r>
+        <w:rPr>
+          <w:rFonts w:ascii="Courier New" w:eastAsia="Times New Roman" w:hAnsi="Courier New" w:cs="Courier New"/>
+          <w:sz w:val="20"/>
+          <w:szCs w:val="20"/>
+          <w:lang w:eastAsia="fr-FR"/>
+        </w:rPr>
+        <w:t>https://linktr.ee/digicreastudio</w:t>
+      </w:r>
+      <w:r>
+        <w:rPr>
+          <w:rFonts w:ascii="Times New Roman" w:eastAsia="Times New Roman" w:hAnsi="Times New Roman" w:cs="Times New Roman"/>
+          <w:sz w:val="24"/>
+          <w:szCs w:val="24"/>
+          <w:lang w:eastAsia="fr-FR"/>
+        </w:rPr>
+        <w:t xml:space="preserve"> </w:t>
+      </w:r>
+      <w:r>
+        <w:rPr>
+          <w:rFonts w:ascii="Times New Roman" w:eastAsia="Times New Roman" w:hAnsi="Times New Roman" w:cs="Times New Roman"/>
+          <w:i/>
+          <w:iCs/>
+          <w:sz w:val="24"/>
+          <w:szCs w:val="24"/>
+          <w:lang w:eastAsia="fr-FR"/>
+        </w:rPr>
+        <w:t>(tu pourras y ajouter tes liens d’articles, contact, etc.)</w:t>
+      </w:r>
+    </w:p>
+    <w:p>
+      <w:pPr>
+        <w:spacing w:after="0" w:line="240" w:lineRule="auto"/>
+        <w:rPr>
+          <w:rFonts w:ascii="Times New Roman" w:eastAsia="Times New Roman" w:hAnsi="Times New Roman" w:cs="Times New Roman"/>
+          <w:sz w:val="24"/>
+          <w:szCs w:val="24"/>
+          <w:lang w:eastAsia="fr-FR"/>
+        </w:rPr>
+      </w:pPr>
+      <w:r>
+        <w:rPr>
+          <w:rFonts w:ascii="Times New Roman" w:eastAsia="Times New Roman" w:hAnsi="Times New Roman" w:cs="Times New Roman"/>
+          <w:sz w:val="24"/>
+          <w:szCs w:val="24"/>
+          <w:lang w:eastAsia="fr-FR"/>
+        </w:rPr>
+        <w:pict>
+          <v:rect id="_x0000_i1043" style="width:0;height:1.5pt" o:hralign="center" o:hrstd="t" o:hr="t" fillcolor="#a0a0a0" stroked="f"/>
+        </w:pict>
+      </w:r>
+    </w:p>
+    <w:p>
+      <w:pPr>
+        <w:spacing w:before="100" w:beforeAutospacing="1" w:after="100" w:afterAutospacing="1" w:line="240" w:lineRule="auto"/>
+        <w:outlineLvl w:val="1"/>
+        <w:rPr>
+          <w:rFonts w:ascii="Times New Roman" w:eastAsia="Times New Roman" w:hAnsi="Times New Roman" w:cs="Times New Roman"/>
+          <w:b/>
+          <w:bCs/>
+          <w:sz w:val="36"/>
+          <w:szCs w:val="36"/>
+          <w:lang w:eastAsia="fr-FR"/>
+        </w:rPr>
+      </w:pPr>
+      <w:r>
+        <w:rPr>
+          <w:rFonts w:ascii="Times New Roman" w:eastAsia="Times New Roman" w:hAnsi="Times New Roman" w:cs="Times New Roman"/>
+          <w:b/>
+          <w:bCs/>
+          <w:sz w:val="36"/>
+          <w:szCs w:val="36"/>
+          <w:lang w:eastAsia="fr-FR"/>
+        </w:rPr>
+        <w:t xml:space="preserve">🧩 Étape 3 : 3 premiers </w:t>
+      </w:r>
+      <w:proofErr w:type="spellStart"/>
+      <w:r>
+        <w:rPr>
+          <w:rFonts w:ascii="Times New Roman" w:eastAsia="Times New Roman" w:hAnsi="Times New Roman" w:cs="Times New Roman"/>
+          <w:b/>
+          <w:bCs/>
+          <w:sz w:val="36"/>
+          <w:szCs w:val="36"/>
+          <w:lang w:eastAsia="fr-FR"/>
+        </w:rPr>
+        <w:t>posts</w:t>
+      </w:r>
+      <w:proofErr w:type="spellEnd"/>
+      <w:r>
+        <w:rPr>
+          <w:rFonts w:ascii="Times New Roman" w:eastAsia="Times New Roman" w:hAnsi="Times New Roman" w:cs="Times New Roman"/>
+          <w:b/>
+          <w:bCs/>
+          <w:sz w:val="36"/>
+          <w:szCs w:val="36"/>
+          <w:lang w:eastAsia="fr-FR"/>
+        </w:rPr>
+        <w:t xml:space="preserve"> pour lancer ton </w:t>
+      </w:r>
+      <w:proofErr w:type="spellStart"/>
+      <w:r>
+        <w:rPr>
+          <w:rFonts w:ascii="Times New Roman" w:eastAsia="Times New Roman" w:hAnsi="Times New Roman" w:cs="Times New Roman"/>
+          <w:b/>
+          <w:bCs/>
+          <w:sz w:val="36"/>
+          <w:szCs w:val="36"/>
+          <w:lang w:eastAsia="fr-FR"/>
+        </w:rPr>
+        <w:t>feed</w:t>
+      </w:r>
+      <w:proofErr w:type="spellEnd"/>
+    </w:p>
+    <w:p>
+      <w:pPr>
+        <w:spacing w:before="100" w:beforeAutospacing="1" w:after="100" w:afterAutospacing="1" w:line="240" w:lineRule="auto"/>
+        <w:outlineLvl w:val="2"/>
+        <w:rPr>
+          <w:rFonts w:ascii="Times New Roman" w:eastAsia="Times New Roman" w:hAnsi="Times New Roman" w:cs="Times New Roman"/>
+          <w:b/>
+          <w:bCs/>
+          <w:sz w:val="27"/>
+          <w:szCs w:val="27"/>
+          <w:lang w:eastAsia="fr-FR"/>
+        </w:rPr>
+      </w:pPr>
+      <w:r>
+        <w:rPr>
+          <w:rFonts w:ascii="Segoe UI Symbol" w:eastAsia="Times New Roman" w:hAnsi="Segoe UI Symbol" w:cs="Segoe UI Symbol"/>
+          <w:b/>
+          <w:bCs/>
+          <w:sz w:val="27"/>
+          <w:szCs w:val="27"/>
+          <w:lang w:eastAsia="fr-FR"/>
+        </w:rPr>
+        <w:t>🖼</w:t>
+      </w:r>
+      <w:r>
+        <w:rPr>
+          <w:rFonts w:ascii="Times New Roman" w:eastAsia="Times New Roman" w:hAnsi="Times New Roman" w:cs="Times New Roman"/>
+          <w:b/>
+          <w:bCs/>
+          <w:sz w:val="27"/>
+          <w:szCs w:val="27"/>
+          <w:lang w:eastAsia="fr-FR"/>
+        </w:rPr>
+        <w:t>️ Post 1 – Présentation</w:t>
+      </w:r>
+    </w:p>
+    <w:p>
+      <w:pPr>
+        <w:spacing w:before="100" w:beforeAutospacing="1" w:after="100" w:afterAutospacing="1" w:line="240" w:lineRule="auto"/>
+        <w:rPr>
+          <w:rFonts w:ascii="Times New Roman" w:eastAsia="Times New Roman" w:hAnsi="Times New Roman" w:cs="Times New Roman"/>
+          <w:sz w:val="24"/>
+          <w:szCs w:val="24"/>
+          <w:lang w:eastAsia="fr-FR"/>
+        </w:rPr>
+      </w:pPr>
+      <w:r>
+        <w:rPr>
+          <w:rFonts w:ascii="Times New Roman" w:eastAsia="Times New Roman" w:hAnsi="Times New Roman" w:cs="Times New Roman"/>
+          <w:b/>
+          <w:bCs/>
+          <w:sz w:val="24"/>
+          <w:szCs w:val="24"/>
+          <w:lang w:eastAsia="fr-FR"/>
+        </w:rPr>
+        <w:t>Texte :</w:t>
+      </w:r>
+    </w:p>
+    <w:p>
+      <w:pPr>
+        <w:spacing w:beforeAutospacing="1" w:after="100" w:afterAutospacing="1" w:line="240" w:lineRule="auto"/>
+        <w:rPr>
+          <w:rFonts w:ascii="Times New Roman" w:eastAsia="Times New Roman" w:hAnsi="Times New Roman" w:cs="Times New Roman"/>
+          <w:sz w:val="24"/>
+          <w:szCs w:val="24"/>
+          <w:lang w:eastAsia="fr-FR"/>
+        </w:rPr>
+      </w:pPr>
+      <w:r>
+        <w:rPr>
+          <w:rFonts w:ascii="Times New Roman" w:eastAsia="Times New Roman" w:hAnsi="Times New Roman" w:cs="Times New Roman"/>
+          <w:sz w:val="24"/>
+          <w:szCs w:val="24"/>
+          <w:lang w:eastAsia="fr-FR"/>
+        </w:rPr>
+        <w:t xml:space="preserve">Salut </w:t>
+      </w:r>
+      <w:r>
+        <w:rPr>
+          <w:rFonts w:ascii="Segoe UI Symbol" w:eastAsia="Times New Roman" w:hAnsi="Segoe UI Symbol" w:cs="Segoe UI Symbol"/>
+          <w:sz w:val="24"/>
+          <w:szCs w:val="24"/>
+          <w:lang w:eastAsia="fr-FR"/>
+        </w:rPr>
+        <w:t>👋</w:t>
+      </w:r>
+      <w:r>
+        <w:rPr>
+          <w:rFonts w:ascii="Times New Roman" w:eastAsia="Times New Roman" w:hAnsi="Times New Roman" w:cs="Times New Roman"/>
+          <w:sz w:val="24"/>
+          <w:szCs w:val="24"/>
+          <w:lang w:eastAsia="fr-FR"/>
+        </w:rPr>
+        <w:t xml:space="preserve"> je suis </w:t>
+      </w:r>
+      <w:proofErr w:type="spellStart"/>
+      <w:r>
+        <w:rPr>
+          <w:rFonts w:ascii="Times New Roman" w:eastAsia="Times New Roman" w:hAnsi="Times New Roman" w:cs="Times New Roman"/>
+          <w:sz w:val="24"/>
+          <w:szCs w:val="24"/>
+          <w:lang w:eastAsia="fr-FR"/>
+        </w:rPr>
+        <w:t>Fatou</w:t>
+      </w:r>
+      <w:proofErr w:type="spellEnd"/>
+      <w:r>
+        <w:rPr>
+          <w:rFonts w:ascii="Times New Roman" w:eastAsia="Times New Roman" w:hAnsi="Times New Roman" w:cs="Times New Roman"/>
+          <w:sz w:val="24"/>
+          <w:szCs w:val="24"/>
+          <w:lang w:eastAsia="fr-FR"/>
+        </w:rPr>
+        <w:t xml:space="preserve">, créatrice de </w:t>
+      </w:r>
+      <w:proofErr w:type="spellStart"/>
+      <w:r>
+        <w:rPr>
+          <w:rFonts w:ascii="Times New Roman" w:eastAsia="Times New Roman" w:hAnsi="Times New Roman" w:cs="Times New Roman"/>
+          <w:sz w:val="24"/>
+          <w:szCs w:val="24"/>
+          <w:lang w:eastAsia="fr-FR"/>
+        </w:rPr>
+        <w:t>DigiCréa</w:t>
+      </w:r>
+      <w:proofErr w:type="spellEnd"/>
+      <w:r>
+        <w:rPr>
+          <w:rFonts w:ascii="Times New Roman" w:eastAsia="Times New Roman" w:hAnsi="Times New Roman" w:cs="Times New Roman"/>
+          <w:sz w:val="24"/>
+          <w:szCs w:val="24"/>
+          <w:lang w:eastAsia="fr-FR"/>
+        </w:rPr>
+        <w:t xml:space="preserve">-Studio </w:t>
+      </w:r>
+      <w:r>
+        <w:rPr>
+          <w:rFonts w:ascii="Segoe UI Symbol" w:eastAsia="Times New Roman" w:hAnsi="Segoe UI Symbol" w:cs="Segoe UI Symbol"/>
+          <w:sz w:val="24"/>
+          <w:szCs w:val="24"/>
+          <w:lang w:eastAsia="fr-FR"/>
+        </w:rPr>
+        <w:t>✨</w:t>
+      </w:r>
+      <w:r>
+        <w:rPr>
+          <w:rFonts w:ascii="Times New Roman" w:eastAsia="Times New Roman" w:hAnsi="Times New Roman" w:cs="Times New Roman"/>
+          <w:sz w:val="24"/>
+          <w:szCs w:val="24"/>
+          <w:lang w:eastAsia="fr-FR"/>
+        </w:rPr>
+        <w:br/>
+        <w:t xml:space="preserve">Ici, je partage mes conseils, mes inspirations et mes outils préférés pour t’aider à </w:t>
+      </w:r>
+      <w:r>
+        <w:rPr>
+          <w:rFonts w:ascii="Times New Roman" w:eastAsia="Times New Roman" w:hAnsi="Times New Roman" w:cs="Times New Roman"/>
+          <w:b/>
+          <w:bCs/>
+          <w:sz w:val="24"/>
+          <w:szCs w:val="24"/>
+          <w:lang w:eastAsia="fr-FR"/>
+        </w:rPr>
+        <w:t>briller dans la communication digitale</w:t>
+      </w:r>
+      <w:r>
+        <w:rPr>
+          <w:rFonts w:ascii="Times New Roman" w:eastAsia="Times New Roman" w:hAnsi="Times New Roman" w:cs="Times New Roman"/>
+          <w:sz w:val="24"/>
+          <w:szCs w:val="24"/>
+          <w:lang w:eastAsia="fr-FR"/>
+        </w:rPr>
+        <w:t xml:space="preserve"> </w:t>
+      </w:r>
+      <w:r>
+        <w:rPr>
+          <w:rFonts w:ascii="Segoe UI Symbol" w:eastAsia="Times New Roman" w:hAnsi="Segoe UI Symbol" w:cs="Segoe UI Symbol"/>
+          <w:sz w:val="24"/>
+          <w:szCs w:val="24"/>
+          <w:lang w:eastAsia="fr-FR"/>
+        </w:rPr>
+        <w:t>🚀</w:t>
+      </w:r>
+      <w:r>
+        <w:rPr>
+          <w:rFonts w:ascii="Times New Roman" w:eastAsia="Times New Roman" w:hAnsi="Times New Roman" w:cs="Times New Roman"/>
+          <w:sz w:val="24"/>
+          <w:szCs w:val="24"/>
+          <w:lang w:eastAsia="fr-FR"/>
+        </w:rPr>
+        <w:br/>
+      </w:r>
+      <w:r>
+        <w:rPr>
+          <w:rFonts w:ascii="Times New Roman" w:eastAsia="Times New Roman" w:hAnsi="Times New Roman" w:cs="Times New Roman"/>
+          <w:sz w:val="24"/>
+          <w:szCs w:val="24"/>
+          <w:lang w:eastAsia="fr-FR"/>
+        </w:rPr>
+        <w:lastRenderedPageBreak/>
+        <w:t xml:space="preserve">Suis-moi pour apprendre à créer, publier et réussir en ligne </w:t>
+      </w:r>
+      <w:r>
+        <w:rPr>
+          <w:rFonts w:ascii="Segoe UI Symbol" w:eastAsia="Times New Roman" w:hAnsi="Segoe UI Symbol" w:cs="Segoe UI Symbol"/>
+          <w:sz w:val="24"/>
+          <w:szCs w:val="24"/>
+          <w:lang w:eastAsia="fr-FR"/>
+        </w:rPr>
+        <w:t>💡</w:t>
+      </w:r>
+      <w:r>
+        <w:rPr>
+          <w:rFonts w:ascii="Times New Roman" w:eastAsia="Times New Roman" w:hAnsi="Times New Roman" w:cs="Times New Roman"/>
+          <w:sz w:val="24"/>
+          <w:szCs w:val="24"/>
+          <w:lang w:eastAsia="fr-FR"/>
+        </w:rPr>
+        <w:br/>
+        <w:t>#</w:t>
+      </w:r>
+      <w:proofErr w:type="spellStart"/>
+      <w:r>
+        <w:rPr>
+          <w:rFonts w:ascii="Times New Roman" w:eastAsia="Times New Roman" w:hAnsi="Times New Roman" w:cs="Times New Roman"/>
+          <w:sz w:val="24"/>
+          <w:szCs w:val="24"/>
+          <w:lang w:eastAsia="fr-FR"/>
+        </w:rPr>
+        <w:t>CommunicationDigitale</w:t>
+      </w:r>
+      <w:proofErr w:type="spellEnd"/>
+      <w:r>
+        <w:rPr>
+          <w:rFonts w:ascii="Times New Roman" w:eastAsia="Times New Roman" w:hAnsi="Times New Roman" w:cs="Times New Roman"/>
+          <w:sz w:val="24"/>
+          <w:szCs w:val="24"/>
+          <w:lang w:eastAsia="fr-FR"/>
+        </w:rPr>
+        <w:t xml:space="preserve"> #</w:t>
+      </w:r>
+      <w:proofErr w:type="spellStart"/>
+      <w:r>
+        <w:rPr>
+          <w:rFonts w:ascii="Times New Roman" w:eastAsia="Times New Roman" w:hAnsi="Times New Roman" w:cs="Times New Roman"/>
+          <w:sz w:val="24"/>
+          <w:szCs w:val="24"/>
+          <w:lang w:eastAsia="fr-FR"/>
+        </w:rPr>
+        <w:t>WebMarketing</w:t>
+      </w:r>
+      <w:proofErr w:type="spellEnd"/>
+      <w:r>
+        <w:rPr>
+          <w:rFonts w:ascii="Times New Roman" w:eastAsia="Times New Roman" w:hAnsi="Times New Roman" w:cs="Times New Roman"/>
+          <w:sz w:val="24"/>
+          <w:szCs w:val="24"/>
+          <w:lang w:eastAsia="fr-FR"/>
+        </w:rPr>
+        <w:t xml:space="preserve"> #</w:t>
+      </w:r>
+      <w:proofErr w:type="spellStart"/>
+      <w:r>
+        <w:rPr>
+          <w:rFonts w:ascii="Times New Roman" w:eastAsia="Times New Roman" w:hAnsi="Times New Roman" w:cs="Times New Roman"/>
+          <w:sz w:val="24"/>
+          <w:szCs w:val="24"/>
+          <w:lang w:eastAsia="fr-FR"/>
+        </w:rPr>
+        <w:t>DigiCreaStudio</w:t>
+      </w:r>
+      <w:proofErr w:type="spellEnd"/>
+    </w:p>
+    <w:p>
+      <w:pPr>
+        <w:spacing w:before="100" w:beforeAutospacing="1" w:after="100" w:afterAutospacing="1" w:line="240" w:lineRule="auto"/>
+        <w:rPr>
+          <w:rFonts w:ascii="Times New Roman" w:eastAsia="Times New Roman" w:hAnsi="Times New Roman" w:cs="Times New Roman"/>
+          <w:sz w:val="24"/>
+          <w:szCs w:val="24"/>
+          <w:lang w:eastAsia="fr-FR"/>
+        </w:rPr>
+      </w:pPr>
+      <w:r>
+        <w:rPr>
+          <w:rFonts w:ascii="Times New Roman" w:eastAsia="Times New Roman" w:hAnsi="Times New Roman" w:cs="Times New Roman"/>
+          <w:b/>
+          <w:bCs/>
+          <w:sz w:val="24"/>
+          <w:szCs w:val="24"/>
+          <w:lang w:eastAsia="fr-FR"/>
+        </w:rPr>
+        <w:t xml:space="preserve">Visuel </w:t>
+      </w:r>
+      <w:proofErr w:type="spellStart"/>
+      <w:r>
+        <w:rPr>
+          <w:rFonts w:ascii="Times New Roman" w:eastAsia="Times New Roman" w:hAnsi="Times New Roman" w:cs="Times New Roman"/>
+          <w:b/>
+          <w:bCs/>
+          <w:sz w:val="24"/>
+          <w:szCs w:val="24"/>
+          <w:lang w:eastAsia="fr-FR"/>
+        </w:rPr>
+        <w:t>Canva</w:t>
+      </w:r>
+      <w:proofErr w:type="spellEnd"/>
+      <w:r>
+        <w:rPr>
+          <w:rFonts w:ascii="Times New Roman" w:eastAsia="Times New Roman" w:hAnsi="Times New Roman" w:cs="Times New Roman"/>
+          <w:b/>
+          <w:bCs/>
+          <w:sz w:val="24"/>
+          <w:szCs w:val="24"/>
+          <w:lang w:eastAsia="fr-FR"/>
+        </w:rPr>
+        <w:t xml:space="preserve"> :</w:t>
+      </w:r>
+    </w:p>
+    <w:p>
+      <w:pPr>
+        <w:spacing w:beforeAutospacing="1" w:after="100" w:afterAutospacing="1" w:line="240" w:lineRule="auto"/>
+        <w:rPr>
+          <w:rFonts w:ascii="Times New Roman" w:eastAsia="Times New Roman" w:hAnsi="Times New Roman" w:cs="Times New Roman"/>
+          <w:sz w:val="24"/>
+          <w:szCs w:val="24"/>
+          <w:lang w:eastAsia="fr-FR"/>
+        </w:rPr>
+      </w:pPr>
+      <w:r>
+        <w:rPr>
+          <w:rFonts w:ascii="Times New Roman" w:eastAsia="Times New Roman" w:hAnsi="Times New Roman" w:cs="Times New Roman"/>
+          <w:sz w:val="24"/>
+          <w:szCs w:val="24"/>
+          <w:lang w:eastAsia="fr-FR"/>
+        </w:rPr>
+        <w:t xml:space="preserve">Fond dégradé bleu/orange, photo ou avatar, texte </w:t>
+      </w:r>
+      <w:proofErr w:type="gramStart"/>
+      <w:r>
+        <w:rPr>
+          <w:rFonts w:ascii="Times New Roman" w:eastAsia="Times New Roman" w:hAnsi="Times New Roman" w:cs="Times New Roman"/>
+          <w:sz w:val="24"/>
+          <w:szCs w:val="24"/>
+          <w:lang w:eastAsia="fr-FR"/>
+        </w:rPr>
+        <w:t>:</w:t>
+      </w:r>
+      <w:proofErr w:type="gramEnd"/>
+      <w:r>
+        <w:rPr>
+          <w:rFonts w:ascii="Times New Roman" w:eastAsia="Times New Roman" w:hAnsi="Times New Roman" w:cs="Times New Roman"/>
+          <w:sz w:val="24"/>
+          <w:szCs w:val="24"/>
+          <w:lang w:eastAsia="fr-FR"/>
+        </w:rPr>
+        <w:br/>
+        <w:t xml:space="preserve">“Bienvenue sur </w:t>
+      </w:r>
+      <w:proofErr w:type="spellStart"/>
+      <w:r>
+        <w:rPr>
+          <w:rFonts w:ascii="Times New Roman" w:eastAsia="Times New Roman" w:hAnsi="Times New Roman" w:cs="Times New Roman"/>
+          <w:sz w:val="24"/>
+          <w:szCs w:val="24"/>
+          <w:lang w:eastAsia="fr-FR"/>
+        </w:rPr>
+        <w:t>DigiCréa</w:t>
+      </w:r>
+      <w:proofErr w:type="spellEnd"/>
+      <w:r>
+        <w:rPr>
+          <w:rFonts w:ascii="Times New Roman" w:eastAsia="Times New Roman" w:hAnsi="Times New Roman" w:cs="Times New Roman"/>
+          <w:sz w:val="24"/>
+          <w:szCs w:val="24"/>
+          <w:lang w:eastAsia="fr-FR"/>
+        </w:rPr>
+        <w:t xml:space="preserve">-Studio </w:t>
+      </w:r>
+      <w:r>
+        <w:rPr>
+          <w:rFonts w:ascii="Segoe UI Symbol" w:eastAsia="Times New Roman" w:hAnsi="Segoe UI Symbol" w:cs="Segoe UI Symbol"/>
+          <w:sz w:val="24"/>
+          <w:szCs w:val="24"/>
+          <w:lang w:eastAsia="fr-FR"/>
+        </w:rPr>
+        <w:t>💡</w:t>
+      </w:r>
+      <w:r>
+        <w:rPr>
+          <w:rFonts w:ascii="Times New Roman" w:eastAsia="Times New Roman" w:hAnsi="Times New Roman" w:cs="Times New Roman"/>
+          <w:sz w:val="24"/>
+          <w:szCs w:val="24"/>
+          <w:lang w:eastAsia="fr-FR"/>
+        </w:rPr>
+        <w:t>”</w:t>
+      </w:r>
+    </w:p>
+    <w:p>
+      <w:pPr>
+        <w:spacing w:after="0" w:line="240" w:lineRule="auto"/>
+        <w:rPr>
+          <w:rFonts w:ascii="Times New Roman" w:eastAsia="Times New Roman" w:hAnsi="Times New Roman" w:cs="Times New Roman"/>
+          <w:sz w:val="24"/>
+          <w:szCs w:val="24"/>
+          <w:lang w:eastAsia="fr-FR"/>
+        </w:rPr>
+      </w:pPr>
+      <w:r>
+        <w:rPr>
+          <w:rFonts w:ascii="Times New Roman" w:eastAsia="Times New Roman" w:hAnsi="Times New Roman" w:cs="Times New Roman"/>
+          <w:sz w:val="24"/>
+          <w:szCs w:val="24"/>
+          <w:lang w:eastAsia="fr-FR"/>
+        </w:rPr>
+        <w:pict>
+          <v:rect id="_x0000_i1044" style="width:0;height:1.5pt" o:hralign="center" o:hrstd="t" o:hr="t" fillcolor="#a0a0a0" stroked="f"/>
+        </w:pict>
+      </w:r>
+    </w:p>
+    <w:p>
+      <w:pPr>
+        <w:spacing w:before="100" w:beforeAutospacing="1" w:after="100" w:afterAutospacing="1" w:line="240" w:lineRule="auto"/>
+        <w:outlineLvl w:val="2"/>
+        <w:rPr>
+          <w:rFonts w:ascii="Times New Roman" w:eastAsia="Times New Roman" w:hAnsi="Times New Roman" w:cs="Times New Roman"/>
+          <w:b/>
+          <w:bCs/>
+          <w:sz w:val="27"/>
+          <w:szCs w:val="27"/>
+          <w:lang w:eastAsia="fr-FR"/>
+        </w:rPr>
+      </w:pPr>
+      <w:r>
+        <w:rPr>
+          <w:rFonts w:ascii="Segoe UI Symbol" w:eastAsia="Times New Roman" w:hAnsi="Segoe UI Symbol" w:cs="Segoe UI Symbol"/>
+          <w:b/>
+          <w:bCs/>
+          <w:sz w:val="27"/>
+          <w:szCs w:val="27"/>
+          <w:lang w:eastAsia="fr-FR"/>
+        </w:rPr>
+        <w:t>🖼</w:t>
+      </w:r>
+      <w:r>
+        <w:rPr>
+          <w:rFonts w:ascii="Times New Roman" w:eastAsia="Times New Roman" w:hAnsi="Times New Roman" w:cs="Times New Roman"/>
+          <w:b/>
+          <w:bCs/>
+          <w:sz w:val="27"/>
+          <w:szCs w:val="27"/>
+          <w:lang w:eastAsia="fr-FR"/>
+        </w:rPr>
+        <w:t>️ Post 2 – Astuce du jour</w:t>
+      </w:r>
+    </w:p>
+    <w:p>
+      <w:pPr>
+        <w:spacing w:before="100" w:beforeAutospacing="1" w:after="100" w:afterAutospacing="1" w:line="240" w:lineRule="auto"/>
+        <w:rPr>
+          <w:rFonts w:ascii="Times New Roman" w:eastAsia="Times New Roman" w:hAnsi="Times New Roman" w:cs="Times New Roman"/>
+          <w:sz w:val="24"/>
+          <w:szCs w:val="24"/>
+          <w:lang w:eastAsia="fr-FR"/>
+        </w:rPr>
+      </w:pPr>
+      <w:r>
+        <w:rPr>
+          <w:rFonts w:ascii="Times New Roman" w:eastAsia="Times New Roman" w:hAnsi="Times New Roman" w:cs="Times New Roman"/>
+          <w:b/>
+          <w:bCs/>
+          <w:sz w:val="24"/>
+          <w:szCs w:val="24"/>
+          <w:lang w:eastAsia="fr-FR"/>
+        </w:rPr>
+        <w:t>Texte :</w:t>
+      </w:r>
+    </w:p>
+    <w:p>
+      <w:pPr>
+        <w:spacing w:beforeAutospacing="1" w:after="100" w:afterAutospacing="1" w:line="240" w:lineRule="auto"/>
+        <w:rPr>
+          <w:rFonts w:ascii="Times New Roman" w:eastAsia="Times New Roman" w:hAnsi="Times New Roman" w:cs="Times New Roman"/>
+          <w:sz w:val="24"/>
+          <w:szCs w:val="24"/>
+          <w:lang w:eastAsia="fr-FR"/>
+        </w:rPr>
+      </w:pPr>
+      <w:r>
+        <w:rPr>
+          <w:rFonts w:ascii="Segoe UI Symbol" w:eastAsia="Times New Roman" w:hAnsi="Segoe UI Symbol" w:cs="Segoe UI Symbol"/>
+          <w:sz w:val="24"/>
+          <w:szCs w:val="24"/>
+          <w:lang w:eastAsia="fr-FR"/>
+        </w:rPr>
+        <w:t>🎯</w:t>
+      </w:r>
+      <w:r>
+        <w:rPr>
+          <w:rFonts w:ascii="Times New Roman" w:eastAsia="Times New Roman" w:hAnsi="Times New Roman" w:cs="Times New Roman"/>
+          <w:sz w:val="24"/>
+          <w:szCs w:val="24"/>
+          <w:lang w:eastAsia="fr-FR"/>
+        </w:rPr>
+        <w:t xml:space="preserve"> Astuce du jour : Planifie tes </w:t>
+      </w:r>
+      <w:proofErr w:type="spellStart"/>
+      <w:r>
+        <w:rPr>
+          <w:rFonts w:ascii="Times New Roman" w:eastAsia="Times New Roman" w:hAnsi="Times New Roman" w:cs="Times New Roman"/>
+          <w:sz w:val="24"/>
+          <w:szCs w:val="24"/>
+          <w:lang w:eastAsia="fr-FR"/>
+        </w:rPr>
+        <w:t>posts</w:t>
+      </w:r>
+      <w:proofErr w:type="spellEnd"/>
+      <w:r>
+        <w:rPr>
+          <w:rFonts w:ascii="Times New Roman" w:eastAsia="Times New Roman" w:hAnsi="Times New Roman" w:cs="Times New Roman"/>
+          <w:sz w:val="24"/>
+          <w:szCs w:val="24"/>
+          <w:lang w:eastAsia="fr-FR"/>
+        </w:rPr>
+        <w:t xml:space="preserve"> avec </w:t>
+      </w:r>
+      <w:proofErr w:type="spellStart"/>
+      <w:r>
+        <w:rPr>
+          <w:rFonts w:ascii="Times New Roman" w:eastAsia="Times New Roman" w:hAnsi="Times New Roman" w:cs="Times New Roman"/>
+          <w:b/>
+          <w:bCs/>
+          <w:sz w:val="24"/>
+          <w:szCs w:val="24"/>
+          <w:lang w:eastAsia="fr-FR"/>
+        </w:rPr>
+        <w:t>Canva</w:t>
+      </w:r>
+      <w:proofErr w:type="spellEnd"/>
+      <w:r>
+        <w:rPr>
+          <w:rFonts w:ascii="Times New Roman" w:eastAsia="Times New Roman" w:hAnsi="Times New Roman" w:cs="Times New Roman"/>
+          <w:b/>
+          <w:bCs/>
+          <w:sz w:val="24"/>
+          <w:szCs w:val="24"/>
+          <w:lang w:eastAsia="fr-FR"/>
+        </w:rPr>
+        <w:t xml:space="preserve"> + Meta Business Suite</w:t>
+      </w:r>
+      <w:r>
+        <w:rPr>
+          <w:rFonts w:ascii="Times New Roman" w:eastAsia="Times New Roman" w:hAnsi="Times New Roman" w:cs="Times New Roman"/>
+          <w:sz w:val="24"/>
+          <w:szCs w:val="24"/>
+          <w:lang w:eastAsia="fr-FR"/>
+        </w:rPr>
+        <w:br/>
+      </w:r>
+      <w:r>
+        <w:rPr>
+          <w:rFonts w:ascii="Segoe UI Symbol" w:eastAsia="Times New Roman" w:hAnsi="Segoe UI Symbol" w:cs="Segoe UI Symbol"/>
+          <w:sz w:val="24"/>
+          <w:szCs w:val="24"/>
+          <w:lang w:eastAsia="fr-FR"/>
+        </w:rPr>
+        <w:t>👉</w:t>
+      </w:r>
+      <w:r>
+        <w:rPr>
+          <w:rFonts w:ascii="Times New Roman" w:eastAsia="Times New Roman" w:hAnsi="Times New Roman" w:cs="Times New Roman"/>
+          <w:sz w:val="24"/>
+          <w:szCs w:val="24"/>
+          <w:lang w:eastAsia="fr-FR"/>
+        </w:rPr>
+        <w:t xml:space="preserve"> Gagne du temps et garde une présence constante !</w:t>
+      </w:r>
+      <w:r>
+        <w:rPr>
+          <w:rFonts w:ascii="Times New Roman" w:eastAsia="Times New Roman" w:hAnsi="Times New Roman" w:cs="Times New Roman"/>
+          <w:sz w:val="24"/>
+          <w:szCs w:val="24"/>
+          <w:lang w:eastAsia="fr-FR"/>
+        </w:rPr>
+        <w:br/>
+        <w:t>#</w:t>
+      </w:r>
+      <w:proofErr w:type="spellStart"/>
+      <w:r>
+        <w:rPr>
+          <w:rFonts w:ascii="Times New Roman" w:eastAsia="Times New Roman" w:hAnsi="Times New Roman" w:cs="Times New Roman"/>
+          <w:sz w:val="24"/>
+          <w:szCs w:val="24"/>
+          <w:lang w:eastAsia="fr-FR"/>
+        </w:rPr>
+        <w:t>Canva</w:t>
+      </w:r>
+      <w:proofErr w:type="spellEnd"/>
+      <w:r>
+        <w:rPr>
+          <w:rFonts w:ascii="Times New Roman" w:eastAsia="Times New Roman" w:hAnsi="Times New Roman" w:cs="Times New Roman"/>
+          <w:sz w:val="24"/>
+          <w:szCs w:val="24"/>
+          <w:lang w:eastAsia="fr-FR"/>
+        </w:rPr>
+        <w:t xml:space="preserve"> #</w:t>
+      </w:r>
+      <w:proofErr w:type="spellStart"/>
+      <w:r>
+        <w:rPr>
+          <w:rFonts w:ascii="Times New Roman" w:eastAsia="Times New Roman" w:hAnsi="Times New Roman" w:cs="Times New Roman"/>
+          <w:sz w:val="24"/>
+          <w:szCs w:val="24"/>
+          <w:lang w:eastAsia="fr-FR"/>
+        </w:rPr>
+        <w:t>MarketingDigital</w:t>
+      </w:r>
+      <w:proofErr w:type="spellEnd"/>
+      <w:r>
+        <w:rPr>
+          <w:rFonts w:ascii="Times New Roman" w:eastAsia="Times New Roman" w:hAnsi="Times New Roman" w:cs="Times New Roman"/>
+          <w:sz w:val="24"/>
+          <w:szCs w:val="24"/>
+          <w:lang w:eastAsia="fr-FR"/>
+        </w:rPr>
+        <w:t xml:space="preserve"> #</w:t>
+      </w:r>
+      <w:proofErr w:type="spellStart"/>
+      <w:r>
+        <w:rPr>
+          <w:rFonts w:ascii="Times New Roman" w:eastAsia="Times New Roman" w:hAnsi="Times New Roman" w:cs="Times New Roman"/>
+          <w:sz w:val="24"/>
+          <w:szCs w:val="24"/>
+          <w:lang w:eastAsia="fr-FR"/>
+        </w:rPr>
+        <w:t>AstuceComm</w:t>
+      </w:r>
+      <w:proofErr w:type="spellEnd"/>
+    </w:p>
+    <w:p>
+      <w:pPr>
+        <w:spacing w:before="100" w:beforeAutospacing="1" w:after="100" w:afterAutospacing="1" w:line="240" w:lineRule="auto"/>
+        <w:rPr>
+          <w:rFonts w:ascii="Times New Roman" w:eastAsia="Times New Roman" w:hAnsi="Times New Roman" w:cs="Times New Roman"/>
+          <w:sz w:val="24"/>
+          <w:szCs w:val="24"/>
+          <w:lang w:eastAsia="fr-FR"/>
+        </w:rPr>
+      </w:pPr>
+      <w:r>
+        <w:rPr>
+          <w:rFonts w:ascii="Times New Roman" w:eastAsia="Times New Roman" w:hAnsi="Times New Roman" w:cs="Times New Roman"/>
+          <w:b/>
+          <w:bCs/>
+          <w:sz w:val="24"/>
+          <w:szCs w:val="24"/>
+          <w:lang w:eastAsia="fr-FR"/>
+        </w:rPr>
+        <w:t xml:space="preserve">Visuel </w:t>
+      </w:r>
+      <w:proofErr w:type="spellStart"/>
+      <w:r>
+        <w:rPr>
+          <w:rFonts w:ascii="Times New Roman" w:eastAsia="Times New Roman" w:hAnsi="Times New Roman" w:cs="Times New Roman"/>
+          <w:b/>
+          <w:bCs/>
+          <w:sz w:val="24"/>
+          <w:szCs w:val="24"/>
+          <w:lang w:eastAsia="fr-FR"/>
+        </w:rPr>
+        <w:t>Canva</w:t>
+      </w:r>
+      <w:proofErr w:type="spellEnd"/>
+      <w:r>
+        <w:rPr>
+          <w:rFonts w:ascii="Times New Roman" w:eastAsia="Times New Roman" w:hAnsi="Times New Roman" w:cs="Times New Roman"/>
+          <w:b/>
+          <w:bCs/>
+          <w:sz w:val="24"/>
+          <w:szCs w:val="24"/>
+          <w:lang w:eastAsia="fr-FR"/>
+        </w:rPr>
+        <w:t xml:space="preserve"> :</w:t>
+      </w:r>
+    </w:p>
+    <w:p>
+      <w:pPr>
+        <w:spacing w:beforeAutospacing="1" w:after="100" w:afterAutospacing="1" w:line="240" w:lineRule="auto"/>
+        <w:rPr>
+          <w:rFonts w:ascii="Times New Roman" w:eastAsia="Times New Roman" w:hAnsi="Times New Roman" w:cs="Times New Roman"/>
+          <w:sz w:val="24"/>
+          <w:szCs w:val="24"/>
+          <w:lang w:eastAsia="fr-FR"/>
+        </w:rPr>
+      </w:pPr>
+      <w:r>
+        <w:rPr>
+          <w:rFonts w:ascii="Times New Roman" w:eastAsia="Times New Roman" w:hAnsi="Times New Roman" w:cs="Times New Roman"/>
+          <w:sz w:val="24"/>
+          <w:szCs w:val="24"/>
+          <w:lang w:eastAsia="fr-FR"/>
+        </w:rPr>
+        <w:t xml:space="preserve">Icône calendrier + logo </w:t>
+      </w:r>
+      <w:proofErr w:type="spellStart"/>
+      <w:r>
+        <w:rPr>
+          <w:rFonts w:ascii="Times New Roman" w:eastAsia="Times New Roman" w:hAnsi="Times New Roman" w:cs="Times New Roman"/>
+          <w:sz w:val="24"/>
+          <w:szCs w:val="24"/>
+          <w:lang w:eastAsia="fr-FR"/>
+        </w:rPr>
+        <w:t>Canva</w:t>
+      </w:r>
+      <w:proofErr w:type="spellEnd"/>
+      <w:r>
+        <w:rPr>
+          <w:rFonts w:ascii="Times New Roman" w:eastAsia="Times New Roman" w:hAnsi="Times New Roman" w:cs="Times New Roman"/>
+          <w:sz w:val="24"/>
+          <w:szCs w:val="24"/>
+          <w:lang w:eastAsia="fr-FR"/>
+        </w:rPr>
+        <w:t>, fond bleu clair.</w:t>
+      </w:r>
+    </w:p>
+    <w:p>
+      <w:pPr>
+        <w:spacing w:after="0" w:line="240" w:lineRule="auto"/>
+        <w:rPr>
+          <w:rFonts w:ascii="Times New Roman" w:eastAsia="Times New Roman" w:hAnsi="Times New Roman" w:cs="Times New Roman"/>
+          <w:sz w:val="24"/>
+          <w:szCs w:val="24"/>
+          <w:lang w:eastAsia="fr-FR"/>
+        </w:rPr>
+      </w:pPr>
+      <w:r>
+        <w:rPr>
+          <w:rFonts w:ascii="Times New Roman" w:eastAsia="Times New Roman" w:hAnsi="Times New Roman" w:cs="Times New Roman"/>
+          <w:sz w:val="24"/>
+          <w:szCs w:val="24"/>
+          <w:lang w:eastAsia="fr-FR"/>
+        </w:rPr>
+        <w:pict>
+          <v:rect id="_x0000_i1045" style="width:0;height:1.5pt" o:hralign="center" o:hrstd="t" o:hr="t" fillcolor="#a0a0a0" stroked="f"/>
+        </w:pict>
+      </w:r>
+    </w:p>
+    <w:p>
+      <w:pPr>
+        <w:spacing w:before="100" w:beforeAutospacing="1" w:after="100" w:afterAutospacing="1" w:line="240" w:lineRule="auto"/>
+        <w:outlineLvl w:val="2"/>
+        <w:rPr>
+          <w:rFonts w:ascii="Times New Roman" w:eastAsia="Times New Roman" w:hAnsi="Times New Roman" w:cs="Times New Roman"/>
+          <w:b/>
+          <w:bCs/>
+          <w:sz w:val="27"/>
+          <w:szCs w:val="27"/>
+          <w:lang w:eastAsia="fr-FR"/>
+        </w:rPr>
+      </w:pPr>
+      <w:r>
+        <w:rPr>
+          <w:rFonts w:ascii="Segoe UI Symbol" w:eastAsia="Times New Roman" w:hAnsi="Segoe UI Symbol" w:cs="Segoe UI Symbol"/>
+          <w:b/>
+          <w:bCs/>
+          <w:sz w:val="27"/>
+          <w:szCs w:val="27"/>
+          <w:lang w:eastAsia="fr-FR"/>
+        </w:rPr>
+        <w:t>🖼</w:t>
+      </w:r>
+      <w:r>
+        <w:rPr>
+          <w:rFonts w:ascii="Times New Roman" w:eastAsia="Times New Roman" w:hAnsi="Times New Roman" w:cs="Times New Roman"/>
+          <w:b/>
+          <w:bCs/>
+          <w:sz w:val="27"/>
+          <w:szCs w:val="27"/>
+          <w:lang w:eastAsia="fr-FR"/>
+        </w:rPr>
+        <w:t>️ Post 3 – Inspiration</w:t>
+      </w:r>
+    </w:p>
+    <w:p>
+      <w:pPr>
+        <w:spacing w:before="100" w:beforeAutospacing="1" w:after="100" w:afterAutospacing="1" w:line="240" w:lineRule="auto"/>
+        <w:rPr>
+          <w:rFonts w:ascii="Times New Roman" w:eastAsia="Times New Roman" w:hAnsi="Times New Roman" w:cs="Times New Roman"/>
+          <w:sz w:val="24"/>
+          <w:szCs w:val="24"/>
+          <w:lang w:eastAsia="fr-FR"/>
+        </w:rPr>
+      </w:pPr>
+      <w:r>
+        <w:rPr>
+          <w:rFonts w:ascii="Times New Roman" w:eastAsia="Times New Roman" w:hAnsi="Times New Roman" w:cs="Times New Roman"/>
+          <w:b/>
+          <w:bCs/>
+          <w:sz w:val="24"/>
+          <w:szCs w:val="24"/>
+          <w:lang w:eastAsia="fr-FR"/>
+        </w:rPr>
+        <w:t>Texte :</w:t>
+      </w:r>
+    </w:p>
+    <w:p>
+      <w:pPr>
+        <w:spacing w:beforeAutospacing="1" w:after="100" w:afterAutospacing="1" w:line="240" w:lineRule="auto"/>
+        <w:rPr>
+          <w:rFonts w:ascii="Times New Roman" w:eastAsia="Times New Roman" w:hAnsi="Times New Roman" w:cs="Times New Roman"/>
+          <w:sz w:val="24"/>
+          <w:szCs w:val="24"/>
+          <w:lang w:eastAsia="fr-FR"/>
+        </w:rPr>
+      </w:pPr>
+      <w:r>
+        <w:rPr>
+          <w:rFonts w:ascii="Times New Roman" w:eastAsia="Times New Roman" w:hAnsi="Times New Roman" w:cs="Times New Roman"/>
+          <w:sz w:val="24"/>
+          <w:szCs w:val="24"/>
+          <w:lang w:eastAsia="fr-FR"/>
+        </w:rPr>
+        <w:t xml:space="preserve">“Créer, c’est donner une part de soi au monde.” </w:t>
+      </w:r>
+      <w:r>
+        <w:rPr>
+          <w:rFonts w:ascii="Segoe UI Symbol" w:eastAsia="Times New Roman" w:hAnsi="Segoe UI Symbol" w:cs="Segoe UI Symbol"/>
+          <w:sz w:val="24"/>
+          <w:szCs w:val="24"/>
+          <w:lang w:eastAsia="fr-FR"/>
+        </w:rPr>
+        <w:t>✨</w:t>
+      </w:r>
+      <w:r>
+        <w:rPr>
+          <w:rFonts w:ascii="Times New Roman" w:eastAsia="Times New Roman" w:hAnsi="Times New Roman" w:cs="Times New Roman"/>
+          <w:sz w:val="24"/>
+          <w:szCs w:val="24"/>
+          <w:lang w:eastAsia="fr-FR"/>
+        </w:rPr>
+        <w:br/>
+        <w:t xml:space="preserve">Crois en tes idées, même petites, elles peuvent briller </w:t>
+      </w:r>
+      <w:r>
+        <w:rPr>
+          <w:rFonts w:ascii="Segoe UI Symbol" w:eastAsia="Times New Roman" w:hAnsi="Segoe UI Symbol" w:cs="Segoe UI Symbol"/>
+          <w:sz w:val="24"/>
+          <w:szCs w:val="24"/>
+          <w:lang w:eastAsia="fr-FR"/>
+        </w:rPr>
+        <w:t>💫</w:t>
+      </w:r>
+      <w:r>
+        <w:rPr>
+          <w:rFonts w:ascii="Times New Roman" w:eastAsia="Times New Roman" w:hAnsi="Times New Roman" w:cs="Times New Roman"/>
+          <w:sz w:val="24"/>
+          <w:szCs w:val="24"/>
+          <w:lang w:eastAsia="fr-FR"/>
+        </w:rPr>
+        <w:br/>
+        <w:t>#Motivation #</w:t>
+      </w:r>
+      <w:proofErr w:type="spellStart"/>
+      <w:r>
+        <w:rPr>
+          <w:rFonts w:ascii="Times New Roman" w:eastAsia="Times New Roman" w:hAnsi="Times New Roman" w:cs="Times New Roman"/>
+          <w:sz w:val="24"/>
+          <w:szCs w:val="24"/>
+          <w:lang w:eastAsia="fr-FR"/>
+        </w:rPr>
+        <w:t>DigiCreaStudio</w:t>
+      </w:r>
+      <w:proofErr w:type="spellEnd"/>
+      <w:r>
+        <w:rPr>
+          <w:rFonts w:ascii="Times New Roman" w:eastAsia="Times New Roman" w:hAnsi="Times New Roman" w:cs="Times New Roman"/>
+          <w:sz w:val="24"/>
+          <w:szCs w:val="24"/>
+          <w:lang w:eastAsia="fr-FR"/>
+        </w:rPr>
+        <w:t xml:space="preserve"> #Inspiration</w:t>
+      </w:r>
+    </w:p>
+    <w:p>
+      <w:pPr>
+        <w:spacing w:before="100" w:beforeAutospacing="1" w:after="100" w:afterAutospacing="1" w:line="240" w:lineRule="auto"/>
+        <w:rPr>
+          <w:rFonts w:ascii="Times New Roman" w:eastAsia="Times New Roman" w:hAnsi="Times New Roman" w:cs="Times New Roman"/>
+          <w:sz w:val="24"/>
+          <w:szCs w:val="24"/>
+          <w:lang w:eastAsia="fr-FR"/>
+        </w:rPr>
+      </w:pPr>
+      <w:r>
+        <w:rPr>
+          <w:rFonts w:ascii="Times New Roman" w:eastAsia="Times New Roman" w:hAnsi="Times New Roman" w:cs="Times New Roman"/>
+          <w:b/>
+          <w:bCs/>
+          <w:sz w:val="24"/>
+          <w:szCs w:val="24"/>
+          <w:lang w:eastAsia="fr-FR"/>
+        </w:rPr>
+        <w:t xml:space="preserve">Visuel </w:t>
+      </w:r>
+      <w:proofErr w:type="spellStart"/>
+      <w:r>
+        <w:rPr>
+          <w:rFonts w:ascii="Times New Roman" w:eastAsia="Times New Roman" w:hAnsi="Times New Roman" w:cs="Times New Roman"/>
+          <w:b/>
+          <w:bCs/>
+          <w:sz w:val="24"/>
+          <w:szCs w:val="24"/>
+          <w:lang w:eastAsia="fr-FR"/>
+        </w:rPr>
+        <w:t>Canva</w:t>
+      </w:r>
+      <w:proofErr w:type="spellEnd"/>
+      <w:r>
+        <w:rPr>
+          <w:rFonts w:ascii="Times New Roman" w:eastAsia="Times New Roman" w:hAnsi="Times New Roman" w:cs="Times New Roman"/>
+          <w:b/>
+          <w:bCs/>
+          <w:sz w:val="24"/>
+          <w:szCs w:val="24"/>
+          <w:lang w:eastAsia="fr-FR"/>
+        </w:rPr>
+        <w:t xml:space="preserve"> :</w:t>
+      </w:r>
+    </w:p>
+    <w:p>
+      <w:pPr>
+        <w:spacing w:beforeAutospacing="1" w:after="100" w:afterAutospacing="1" w:line="240" w:lineRule="auto"/>
+        <w:rPr>
+          <w:rFonts w:ascii="Times New Roman" w:eastAsia="Times New Roman" w:hAnsi="Times New Roman" w:cs="Times New Roman"/>
+          <w:sz w:val="24"/>
+          <w:szCs w:val="24"/>
+          <w:lang w:eastAsia="fr-FR"/>
+        </w:rPr>
+      </w:pPr>
+      <w:r>
+        <w:rPr>
+          <w:rFonts w:ascii="Times New Roman" w:eastAsia="Times New Roman" w:hAnsi="Times New Roman" w:cs="Times New Roman"/>
+          <w:sz w:val="24"/>
+          <w:szCs w:val="24"/>
+          <w:lang w:eastAsia="fr-FR"/>
+        </w:rPr>
+        <w:t>Citation en typo moderne sur fond orange pastel.</w:t>
+      </w:r>
+    </w:p>
+    <w:p>
+      <w:pPr>
+        <w:spacing w:after="0" w:line="240" w:lineRule="auto"/>
+        <w:rPr>
+          <w:rFonts w:ascii="Times New Roman" w:eastAsia="Times New Roman" w:hAnsi="Times New Roman" w:cs="Times New Roman"/>
+          <w:sz w:val="24"/>
+          <w:szCs w:val="24"/>
+          <w:lang w:eastAsia="fr-FR"/>
+        </w:rPr>
+      </w:pPr>
+      <w:r>
+        <w:rPr>
+          <w:rFonts w:ascii="Times New Roman" w:eastAsia="Times New Roman" w:hAnsi="Times New Roman" w:cs="Times New Roman"/>
+          <w:sz w:val="24"/>
+          <w:szCs w:val="24"/>
+          <w:lang w:eastAsia="fr-FR"/>
+        </w:rPr>
+        <w:pict>
+          <v:rect id="_x0000_i1046" style="width:0;height:1.5pt" o:hralign="center" o:hrstd="t" o:hr="t" fillcolor="#a0a0a0" stroked="f"/>
+        </w:pict>
+      </w:r>
+    </w:p>
+    <w:p>
+      <w:pPr>
+        <w:spacing w:before="100" w:beforeAutospacing="1" w:after="100" w:afterAutospacing="1" w:line="240" w:lineRule="auto"/>
+        <w:outlineLvl w:val="1"/>
+        <w:rPr>
+          <w:rFonts w:ascii="Times New Roman" w:eastAsia="Times New Roman" w:hAnsi="Times New Roman" w:cs="Times New Roman"/>
+          <w:b/>
+          <w:bCs/>
+          <w:sz w:val="36"/>
+          <w:szCs w:val="36"/>
+          <w:lang w:val="en-US" w:eastAsia="fr-FR"/>
+        </w:rPr>
+      </w:pPr>
+      <w:r>
+        <w:rPr>
+          <w:rFonts w:ascii="Segoe UI Symbol" w:eastAsia="Times New Roman" w:hAnsi="Segoe UI Symbol" w:cs="Segoe UI Symbol"/>
+          <w:b/>
+          <w:bCs/>
+          <w:sz w:val="36"/>
+          <w:szCs w:val="36"/>
+          <w:lang w:eastAsia="fr-FR"/>
+        </w:rPr>
+        <w:t>💬</w:t>
+      </w:r>
+      <w:r>
+        <w:rPr>
+          <w:rFonts w:ascii="Times New Roman" w:eastAsia="Times New Roman" w:hAnsi="Times New Roman" w:cs="Times New Roman"/>
+          <w:b/>
+          <w:bCs/>
+          <w:sz w:val="36"/>
+          <w:szCs w:val="36"/>
+          <w:lang w:val="en-US" w:eastAsia="fr-FR"/>
+        </w:rPr>
+        <w:t xml:space="preserve"> </w:t>
+      </w:r>
+      <w:proofErr w:type="spellStart"/>
+      <w:r>
+        <w:rPr>
+          <w:rFonts w:ascii="Times New Roman" w:eastAsia="Times New Roman" w:hAnsi="Times New Roman" w:cs="Times New Roman"/>
+          <w:b/>
+          <w:bCs/>
+          <w:sz w:val="36"/>
+          <w:szCs w:val="36"/>
+          <w:lang w:val="en-US" w:eastAsia="fr-FR"/>
+        </w:rPr>
+        <w:t>Étape</w:t>
+      </w:r>
+      <w:proofErr w:type="spellEnd"/>
+      <w:r>
+        <w:rPr>
+          <w:rFonts w:ascii="Times New Roman" w:eastAsia="Times New Roman" w:hAnsi="Times New Roman" w:cs="Times New Roman"/>
+          <w:b/>
+          <w:bCs/>
+          <w:sz w:val="36"/>
+          <w:szCs w:val="36"/>
+          <w:lang w:val="en-US" w:eastAsia="fr-FR"/>
+        </w:rPr>
+        <w:t xml:space="preserve"> 4 : Story Highlights</w:t>
+      </w:r>
+    </w:p>
+    <w:p>
+      <w:pPr>
+        <w:spacing w:before="100" w:beforeAutospacing="1" w:after="100" w:afterAutospacing="1" w:line="240" w:lineRule="auto"/>
+        <w:rPr>
+          <w:rFonts w:ascii="Times New Roman" w:eastAsia="Times New Roman" w:hAnsi="Times New Roman" w:cs="Times New Roman"/>
+          <w:sz w:val="24"/>
+          <w:szCs w:val="24"/>
+          <w:lang w:val="en-US" w:eastAsia="fr-FR"/>
+        </w:rPr>
+      </w:pPr>
+      <w:proofErr w:type="spellStart"/>
+      <w:r>
+        <w:rPr>
+          <w:rFonts w:ascii="Times New Roman" w:eastAsia="Times New Roman" w:hAnsi="Times New Roman" w:cs="Times New Roman"/>
+          <w:sz w:val="24"/>
+          <w:szCs w:val="24"/>
+          <w:lang w:val="en-US" w:eastAsia="fr-FR"/>
+        </w:rPr>
+        <w:t>Crée</w:t>
+      </w:r>
+      <w:proofErr w:type="spellEnd"/>
+      <w:r>
+        <w:rPr>
+          <w:rFonts w:ascii="Times New Roman" w:eastAsia="Times New Roman" w:hAnsi="Times New Roman" w:cs="Times New Roman"/>
+          <w:sz w:val="24"/>
+          <w:szCs w:val="24"/>
+          <w:lang w:val="en-US" w:eastAsia="fr-FR"/>
+        </w:rPr>
+        <w:t xml:space="preserve"> 4 </w:t>
+      </w:r>
+      <w:proofErr w:type="gramStart"/>
+      <w:r>
+        <w:rPr>
+          <w:rFonts w:ascii="Times New Roman" w:eastAsia="Times New Roman" w:hAnsi="Times New Roman" w:cs="Times New Roman"/>
+          <w:sz w:val="24"/>
+          <w:szCs w:val="24"/>
+          <w:lang w:val="en-US" w:eastAsia="fr-FR"/>
+        </w:rPr>
+        <w:t>pastilles :</w:t>
+      </w:r>
+      <w:proofErr w:type="gramEnd"/>
+    </w:p>
+    <w:p>
+      <w:pPr>
+        <w:numPr>
+          <w:ilvl w:val="0"/>
+          <w:numId w:val="17"/>
+        </w:numPr>
+        <w:spacing w:before="100" w:beforeAutospacing="1" w:after="100" w:afterAutospacing="1" w:line="240" w:lineRule="auto"/>
+        <w:rPr>
+          <w:rFonts w:ascii="Times New Roman" w:eastAsia="Times New Roman" w:hAnsi="Times New Roman" w:cs="Times New Roman"/>
+          <w:sz w:val="24"/>
+          <w:szCs w:val="24"/>
+          <w:lang w:eastAsia="fr-FR"/>
+        </w:rPr>
+      </w:pPr>
+      <w:r>
+        <w:rPr>
+          <w:rFonts w:ascii="Segoe UI Symbol" w:eastAsia="Times New Roman" w:hAnsi="Segoe UI Symbol" w:cs="Segoe UI Symbol"/>
+          <w:sz w:val="24"/>
+          <w:szCs w:val="24"/>
+          <w:lang w:eastAsia="fr-FR"/>
+        </w:rPr>
+        <w:t>🌟</w:t>
+      </w:r>
+      <w:r>
+        <w:rPr>
+          <w:rFonts w:ascii="Times New Roman" w:eastAsia="Times New Roman" w:hAnsi="Times New Roman" w:cs="Times New Roman"/>
+          <w:sz w:val="24"/>
+          <w:szCs w:val="24"/>
+          <w:lang w:eastAsia="fr-FR"/>
+        </w:rPr>
+        <w:t xml:space="preserve"> Astuces</w:t>
+      </w:r>
+    </w:p>
+    <w:p>
+      <w:pPr>
+        <w:numPr>
+          <w:ilvl w:val="0"/>
+          <w:numId w:val="17"/>
+        </w:numPr>
+        <w:spacing w:before="100" w:beforeAutospacing="1" w:after="100" w:afterAutospacing="1" w:line="240" w:lineRule="auto"/>
+        <w:rPr>
+          <w:rFonts w:ascii="Times New Roman" w:eastAsia="Times New Roman" w:hAnsi="Times New Roman" w:cs="Times New Roman"/>
+          <w:sz w:val="24"/>
+          <w:szCs w:val="24"/>
+          <w:lang w:eastAsia="fr-FR"/>
+        </w:rPr>
+      </w:pPr>
+      <w:r>
+        <w:rPr>
+          <w:rFonts w:ascii="Segoe UI Symbol" w:eastAsia="Times New Roman" w:hAnsi="Segoe UI Symbol" w:cs="Segoe UI Symbol"/>
+          <w:sz w:val="24"/>
+          <w:szCs w:val="24"/>
+          <w:lang w:eastAsia="fr-FR"/>
+        </w:rPr>
+        <w:t>💻</w:t>
+      </w:r>
+      <w:r>
+        <w:rPr>
+          <w:rFonts w:ascii="Times New Roman" w:eastAsia="Times New Roman" w:hAnsi="Times New Roman" w:cs="Times New Roman"/>
+          <w:sz w:val="24"/>
+          <w:szCs w:val="24"/>
+          <w:lang w:eastAsia="fr-FR"/>
+        </w:rPr>
+        <w:t xml:space="preserve"> Outils</w:t>
+      </w:r>
+    </w:p>
+    <w:p>
+      <w:pPr>
+        <w:numPr>
+          <w:ilvl w:val="0"/>
+          <w:numId w:val="17"/>
+        </w:numPr>
+        <w:spacing w:before="100" w:beforeAutospacing="1" w:after="100" w:afterAutospacing="1" w:line="240" w:lineRule="auto"/>
+        <w:rPr>
+          <w:rFonts w:ascii="Times New Roman" w:eastAsia="Times New Roman" w:hAnsi="Times New Roman" w:cs="Times New Roman"/>
+          <w:sz w:val="24"/>
+          <w:szCs w:val="24"/>
+          <w:lang w:eastAsia="fr-FR"/>
+        </w:rPr>
+      </w:pPr>
+      <w:r>
+        <w:rPr>
+          <w:rFonts w:ascii="Segoe UI Symbol" w:eastAsia="Times New Roman" w:hAnsi="Segoe UI Symbol" w:cs="Segoe UI Symbol"/>
+          <w:sz w:val="24"/>
+          <w:szCs w:val="24"/>
+          <w:lang w:eastAsia="fr-FR"/>
+        </w:rPr>
+        <w:t>🎨</w:t>
+      </w:r>
+      <w:r>
+        <w:rPr>
+          <w:rFonts w:ascii="Times New Roman" w:eastAsia="Times New Roman" w:hAnsi="Times New Roman" w:cs="Times New Roman"/>
+          <w:sz w:val="24"/>
+          <w:szCs w:val="24"/>
+          <w:lang w:eastAsia="fr-FR"/>
+        </w:rPr>
+        <w:t xml:space="preserve"> Design</w:t>
+      </w:r>
+    </w:p>
+    <w:p>
+      <w:pPr>
+        <w:numPr>
+          <w:ilvl w:val="0"/>
+          <w:numId w:val="17"/>
+        </w:numPr>
+        <w:spacing w:before="100" w:beforeAutospacing="1" w:after="100" w:afterAutospacing="1" w:line="240" w:lineRule="auto"/>
+        <w:rPr>
+          <w:rFonts w:ascii="Times New Roman" w:eastAsia="Times New Roman" w:hAnsi="Times New Roman" w:cs="Times New Roman"/>
+          <w:sz w:val="24"/>
+          <w:szCs w:val="24"/>
+          <w:lang w:eastAsia="fr-FR"/>
+        </w:rPr>
+      </w:pPr>
+      <w:r>
+        <w:rPr>
+          <w:rFonts w:ascii="Segoe UI Symbol" w:eastAsia="Times New Roman" w:hAnsi="Segoe UI Symbol" w:cs="Segoe UI Symbol"/>
+          <w:sz w:val="24"/>
+          <w:szCs w:val="24"/>
+          <w:lang w:eastAsia="fr-FR"/>
+        </w:rPr>
+        <w:t>🚀</w:t>
+      </w:r>
+      <w:r>
+        <w:rPr>
+          <w:rFonts w:ascii="Times New Roman" w:eastAsia="Times New Roman" w:hAnsi="Times New Roman" w:cs="Times New Roman"/>
+          <w:sz w:val="24"/>
+          <w:szCs w:val="24"/>
+          <w:lang w:eastAsia="fr-FR"/>
+        </w:rPr>
+        <w:t xml:space="preserve"> Stratégie</w:t>
+      </w:r>
+    </w:p>
+    <w:p>
+      <w:pPr>
+        <w:spacing w:after="0" w:line="240" w:lineRule="auto"/>
+        <w:rPr>
+          <w:rFonts w:ascii="Times New Roman" w:eastAsia="Times New Roman" w:hAnsi="Times New Roman" w:cs="Times New Roman"/>
+          <w:sz w:val="24"/>
+          <w:szCs w:val="24"/>
+          <w:lang w:eastAsia="fr-FR"/>
+        </w:rPr>
+      </w:pPr>
+      <w:r>
+        <w:rPr>
+          <w:rFonts w:ascii="Times New Roman" w:eastAsia="Times New Roman" w:hAnsi="Times New Roman" w:cs="Times New Roman"/>
+          <w:sz w:val="24"/>
+          <w:szCs w:val="24"/>
+          <w:lang w:eastAsia="fr-FR"/>
+        </w:rPr>
+        <w:lastRenderedPageBreak/>
+        <w:pict>
+          <v:rect id="_x0000_i1047" style="width:0;height:1.5pt" o:hralign="center" o:hrstd="t" o:hr="t" fillcolor="#a0a0a0" stroked="f"/>
+        </w:pict>
+      </w:r>
+    </w:p>
+    <w:p>
+      <w:pPr>
+        <w:spacing w:before="100" w:beforeAutospacing="1" w:after="100" w:afterAutospacing="1" w:line="240" w:lineRule="auto"/>
+        <w:outlineLvl w:val="1"/>
+        <w:rPr>
+          <w:rFonts w:ascii="Times New Roman" w:eastAsia="Times New Roman" w:hAnsi="Times New Roman" w:cs="Times New Roman"/>
+          <w:b/>
+          <w:bCs/>
+          <w:sz w:val="36"/>
+          <w:szCs w:val="36"/>
+          <w:lang w:eastAsia="fr-FR"/>
+        </w:rPr>
+      </w:pPr>
+      <w:r>
+        <w:rPr>
+          <w:rFonts w:ascii="Segoe UI Symbol" w:eastAsia="Times New Roman" w:hAnsi="Segoe UI Symbol" w:cs="Segoe UI Symbol"/>
+          <w:b/>
+          <w:bCs/>
+          <w:sz w:val="36"/>
+          <w:szCs w:val="36"/>
+          <w:lang w:eastAsia="fr-FR"/>
+        </w:rPr>
+        <w:t>⚙️</w:t>
+      </w:r>
+      <w:r>
+        <w:rPr>
+          <w:rFonts w:ascii="Times New Roman" w:eastAsia="Times New Roman" w:hAnsi="Times New Roman" w:cs="Times New Roman"/>
+          <w:b/>
+          <w:bCs/>
+          <w:sz w:val="36"/>
+          <w:szCs w:val="36"/>
+          <w:lang w:eastAsia="fr-FR"/>
+        </w:rPr>
+        <w:t xml:space="preserve"> Étape 5 : Contact et crédibilité</w:t>
+      </w:r>
+    </w:p>
+    <w:p>
+      <w:pPr>
+        <w:numPr>
+          <w:ilvl w:val="0"/>
+          <w:numId w:val="18"/>
+        </w:numPr>
+        <w:spacing w:before="100" w:beforeAutospacing="1" w:after="100" w:afterAutospacing="1" w:line="240" w:lineRule="auto"/>
+        <w:rPr>
+          <w:rFonts w:ascii="Times New Roman" w:eastAsia="Times New Roman" w:hAnsi="Times New Roman" w:cs="Times New Roman"/>
+          <w:sz w:val="24"/>
+          <w:szCs w:val="24"/>
+          <w:lang w:eastAsia="fr-FR"/>
+        </w:rPr>
+      </w:pPr>
+      <w:r>
+        <w:rPr>
+          <w:rFonts w:ascii="Times New Roman" w:eastAsia="Times New Roman" w:hAnsi="Times New Roman" w:cs="Times New Roman"/>
+          <w:sz w:val="24"/>
+          <w:szCs w:val="24"/>
+          <w:lang w:eastAsia="fr-FR"/>
+        </w:rPr>
+        <w:t xml:space="preserve">Ajoute ton </w:t>
+      </w:r>
+      <w:r>
+        <w:rPr>
+          <w:rFonts w:ascii="Times New Roman" w:eastAsia="Times New Roman" w:hAnsi="Times New Roman" w:cs="Times New Roman"/>
+          <w:b/>
+          <w:bCs/>
+          <w:sz w:val="24"/>
+          <w:szCs w:val="24"/>
+          <w:lang w:eastAsia="fr-FR"/>
+        </w:rPr>
+        <w:t>email pro</w:t>
+      </w:r>
+      <w:r>
+        <w:rPr>
+          <w:rFonts w:ascii="Times New Roman" w:eastAsia="Times New Roman" w:hAnsi="Times New Roman" w:cs="Times New Roman"/>
+          <w:sz w:val="24"/>
+          <w:szCs w:val="24"/>
+          <w:lang w:eastAsia="fr-FR"/>
+        </w:rPr>
+        <w:t xml:space="preserve"> : </w:t>
+      </w:r>
+      <w:r>
+        <w:rPr>
+          <w:rFonts w:ascii="Courier New" w:eastAsia="Times New Roman" w:hAnsi="Courier New" w:cs="Courier New"/>
+          <w:sz w:val="20"/>
+          <w:szCs w:val="20"/>
+          <w:lang w:eastAsia="fr-FR"/>
+        </w:rPr>
+        <w:t>digicreastudio@gmail.com</w:t>
+      </w:r>
+    </w:p>
+    <w:p>
+      <w:pPr>
+        <w:numPr>
+          <w:ilvl w:val="0"/>
+          <w:numId w:val="18"/>
+        </w:numPr>
+        <w:spacing w:before="100" w:beforeAutospacing="1" w:after="100" w:afterAutospacing="1" w:line="240" w:lineRule="auto"/>
+        <w:rPr>
+          <w:rFonts w:ascii="Times New Roman" w:eastAsia="Times New Roman" w:hAnsi="Times New Roman" w:cs="Times New Roman"/>
+          <w:sz w:val="24"/>
+          <w:szCs w:val="24"/>
+          <w:lang w:eastAsia="fr-FR"/>
+        </w:rPr>
+      </w:pPr>
+      <w:r>
+        <w:rPr>
+          <w:rFonts w:ascii="Times New Roman" w:eastAsia="Times New Roman" w:hAnsi="Times New Roman" w:cs="Times New Roman"/>
+          <w:sz w:val="24"/>
+          <w:szCs w:val="24"/>
+          <w:lang w:eastAsia="fr-FR"/>
+        </w:rPr>
+        <w:t xml:space="preserve">Active le </w:t>
+      </w:r>
+      <w:r>
+        <w:rPr>
+          <w:rFonts w:ascii="Times New Roman" w:eastAsia="Times New Roman" w:hAnsi="Times New Roman" w:cs="Times New Roman"/>
+          <w:b/>
+          <w:bCs/>
+          <w:sz w:val="24"/>
+          <w:szCs w:val="24"/>
+          <w:lang w:eastAsia="fr-FR"/>
+        </w:rPr>
+        <w:t>bouton “Contact”</w:t>
+      </w:r>
+      <w:r>
+        <w:rPr>
+          <w:rFonts w:ascii="Times New Roman" w:eastAsia="Times New Roman" w:hAnsi="Times New Roman" w:cs="Times New Roman"/>
+          <w:sz w:val="24"/>
+          <w:szCs w:val="24"/>
+          <w:lang w:eastAsia="fr-FR"/>
+        </w:rPr>
+        <w:t xml:space="preserve"> pour recevoir des messages</w:t>
+      </w:r>
+    </w:p>
+    <w:p>
+      <w:pPr>
+        <w:numPr>
+          <w:ilvl w:val="0"/>
+          <w:numId w:val="18"/>
+        </w:numPr>
+        <w:spacing w:before="100" w:beforeAutospacing="1" w:after="100" w:afterAutospacing="1" w:line="240" w:lineRule="auto"/>
+        <w:rPr>
+          <w:rFonts w:ascii="Times New Roman" w:eastAsia="Times New Roman" w:hAnsi="Times New Roman" w:cs="Times New Roman"/>
+          <w:sz w:val="24"/>
+          <w:szCs w:val="24"/>
+          <w:lang w:eastAsia="fr-FR"/>
+        </w:rPr>
+      </w:pPr>
+      <w:r>
+        <w:rPr>
+          <w:rFonts w:ascii="Times New Roman" w:eastAsia="Times New Roman" w:hAnsi="Times New Roman" w:cs="Times New Roman"/>
+          <w:sz w:val="24"/>
+          <w:szCs w:val="24"/>
+          <w:lang w:eastAsia="fr-FR"/>
+        </w:rPr>
+        <w:t xml:space="preserve">Poste une </w:t>
+      </w:r>
+      <w:r>
+        <w:rPr>
+          <w:rFonts w:ascii="Times New Roman" w:eastAsia="Times New Roman" w:hAnsi="Times New Roman" w:cs="Times New Roman"/>
+          <w:b/>
+          <w:bCs/>
+          <w:sz w:val="24"/>
+          <w:szCs w:val="24"/>
+          <w:lang w:eastAsia="fr-FR"/>
+        </w:rPr>
+        <w:t>story de bienvenue</w:t>
+      </w:r>
+      <w:r>
+        <w:rPr>
+          <w:rFonts w:ascii="Times New Roman" w:eastAsia="Times New Roman" w:hAnsi="Times New Roman" w:cs="Times New Roman"/>
+          <w:sz w:val="24"/>
+          <w:szCs w:val="24"/>
+          <w:lang w:eastAsia="fr-FR"/>
+        </w:rPr>
+        <w:t xml:space="preserve"> </w:t>
+      </w:r>
+      <w:proofErr w:type="gramStart"/>
+      <w:r>
+        <w:rPr>
+          <w:rFonts w:ascii="Times New Roman" w:eastAsia="Times New Roman" w:hAnsi="Times New Roman" w:cs="Times New Roman"/>
+          <w:sz w:val="24"/>
+          <w:szCs w:val="24"/>
+          <w:lang w:eastAsia="fr-FR"/>
+        </w:rPr>
+        <w:t>:</w:t>
+      </w:r>
+      <w:proofErr w:type="gramEnd"/>
+      <w:r>
+        <w:rPr>
+          <w:rFonts w:ascii="Times New Roman" w:eastAsia="Times New Roman" w:hAnsi="Times New Roman" w:cs="Times New Roman"/>
+          <w:sz w:val="24"/>
+          <w:szCs w:val="24"/>
+          <w:lang w:eastAsia="fr-FR"/>
+        </w:rPr>
+        <w:br/>
+        <w:t xml:space="preserve">“Bienvenue </w:t>
+      </w:r>
+      <w:r>
+        <w:rPr>
+          <w:rFonts w:ascii="Segoe UI Symbol" w:eastAsia="Times New Roman" w:hAnsi="Segoe UI Symbol" w:cs="Segoe UI Symbol"/>
+          <w:sz w:val="24"/>
+          <w:szCs w:val="24"/>
+          <w:lang w:eastAsia="fr-FR"/>
+        </w:rPr>
+        <w:t>💡</w:t>
+      </w:r>
+      <w:r>
+        <w:rPr>
+          <w:rFonts w:ascii="Times New Roman" w:eastAsia="Times New Roman" w:hAnsi="Times New Roman" w:cs="Times New Roman"/>
+          <w:sz w:val="24"/>
+          <w:szCs w:val="24"/>
+          <w:lang w:eastAsia="fr-FR"/>
+        </w:rPr>
+        <w:t xml:space="preserve"> sur </w:t>
+      </w:r>
+      <w:proofErr w:type="spellStart"/>
+      <w:r>
+        <w:rPr>
+          <w:rFonts w:ascii="Times New Roman" w:eastAsia="Times New Roman" w:hAnsi="Times New Roman" w:cs="Times New Roman"/>
+          <w:sz w:val="24"/>
+          <w:szCs w:val="24"/>
+          <w:lang w:eastAsia="fr-FR"/>
+        </w:rPr>
+        <w:t>DigiCréa</w:t>
+      </w:r>
+      <w:proofErr w:type="spellEnd"/>
+      <w:r>
+        <w:rPr>
+          <w:rFonts w:ascii="Times New Roman" w:eastAsia="Times New Roman" w:hAnsi="Times New Roman" w:cs="Times New Roman"/>
+          <w:sz w:val="24"/>
+          <w:szCs w:val="24"/>
+          <w:lang w:eastAsia="fr-FR"/>
+        </w:rPr>
+        <w:t xml:space="preserve">-Studio, ton espace d’inspiration digitale </w:t>
+      </w:r>
+      <w:r>
+        <w:rPr>
+          <w:rFonts w:ascii="Segoe UI Symbol" w:eastAsia="Times New Roman" w:hAnsi="Segoe UI Symbol" w:cs="Segoe UI Symbol"/>
+          <w:sz w:val="24"/>
+          <w:szCs w:val="24"/>
+          <w:lang w:eastAsia="fr-FR"/>
+        </w:rPr>
+        <w:t>✨</w:t>
+      </w:r>
+      <w:r>
+        <w:rPr>
+          <w:rFonts w:ascii="Times New Roman" w:eastAsia="Times New Roman" w:hAnsi="Times New Roman" w:cs="Times New Roman"/>
+          <w:sz w:val="24"/>
+          <w:szCs w:val="24"/>
+          <w:lang w:eastAsia="fr-FR"/>
+        </w:rPr>
+        <w:t>”</w:t>
+      </w:r>
+    </w:p>
+    <w:p>
+      <w:pPr>
+        <w:spacing w:before="100" w:beforeAutospacing="1" w:after="100" w:afterAutospacing="1" w:line="240" w:lineRule="auto"/>
+        <w:rPr>
+          <w:rFonts w:ascii="Times New Roman" w:eastAsia="Times New Roman" w:hAnsi="Times New Roman" w:cs="Times New Roman"/>
+          <w:sz w:val="24"/>
+          <w:szCs w:val="24"/>
+          <w:lang w:eastAsia="fr-FR"/>
+        </w:rPr>
+      </w:pPr>
+      <w:r>
+        <w:rPr>
+          <w:rFonts w:ascii="Times New Roman" w:eastAsia="Times New Roman" w:hAnsi="Times New Roman" w:cs="Times New Roman"/>
+          <w:sz w:val="24"/>
+          <w:szCs w:val="24"/>
+          <w:lang w:eastAsia="fr-FR"/>
+        </w:rPr>
+        <w:t>Je ne peux pas extraire directement la police utilisée à partir de l’image générée, mais je peux te proposer une équivalence très proche du style du logo que j’ai créé.</w:t>
+      </w:r>
+      <w:r>
+        <w:rPr>
+          <w:rFonts w:ascii="Times New Roman" w:eastAsia="Times New Roman" w:hAnsi="Times New Roman" w:cs="Times New Roman"/>
+          <w:sz w:val="24"/>
+          <w:szCs w:val="24"/>
+          <w:lang w:eastAsia="fr-FR"/>
+        </w:rPr>
+        <w:br/>
+      </w:r>
+      <w:r>
+        <w:rPr>
+          <w:rFonts w:ascii="Segoe UI Symbol" w:eastAsia="Times New Roman" w:hAnsi="Segoe UI Symbol" w:cs="Segoe UI Symbol"/>
+          <w:sz w:val="24"/>
+          <w:szCs w:val="24"/>
+          <w:lang w:eastAsia="fr-FR"/>
+        </w:rPr>
+        <w:t>👉</w:t>
+      </w:r>
+      <w:r>
+        <w:rPr>
+          <w:rFonts w:ascii="Times New Roman" w:eastAsia="Times New Roman" w:hAnsi="Times New Roman" w:cs="Times New Roman"/>
+          <w:sz w:val="24"/>
+          <w:szCs w:val="24"/>
+          <w:lang w:eastAsia="fr-FR"/>
+        </w:rPr>
+        <w:t xml:space="preserve"> Les polices qui correspondent le mieux au rendu du logo </w:t>
+      </w:r>
+      <w:proofErr w:type="spellStart"/>
+      <w:r>
+        <w:rPr>
+          <w:rFonts w:ascii="Times New Roman" w:eastAsia="Times New Roman" w:hAnsi="Times New Roman" w:cs="Times New Roman"/>
+          <w:b/>
+          <w:bCs/>
+          <w:sz w:val="24"/>
+          <w:szCs w:val="24"/>
+          <w:lang w:eastAsia="fr-FR"/>
+        </w:rPr>
+        <w:t>DigiCréa</w:t>
+      </w:r>
+      <w:proofErr w:type="spellEnd"/>
+      <w:r>
+        <w:rPr>
+          <w:rFonts w:ascii="Times New Roman" w:eastAsia="Times New Roman" w:hAnsi="Times New Roman" w:cs="Times New Roman"/>
+          <w:b/>
+          <w:bCs/>
+          <w:sz w:val="24"/>
+          <w:szCs w:val="24"/>
+          <w:lang w:eastAsia="fr-FR"/>
+        </w:rPr>
+        <w:t>-Studio</w:t>
+      </w:r>
+      <w:r>
+        <w:rPr>
+          <w:rFonts w:ascii="Times New Roman" w:eastAsia="Times New Roman" w:hAnsi="Times New Roman" w:cs="Times New Roman"/>
+          <w:sz w:val="24"/>
+          <w:szCs w:val="24"/>
+          <w:lang w:eastAsia="fr-FR"/>
+        </w:rPr>
+        <w:t xml:space="preserve"> sont :</w:t>
+      </w:r>
+    </w:p>
+    <w:p>
+      <w:pPr>
+        <w:numPr>
+          <w:ilvl w:val="0"/>
+          <w:numId w:val="19"/>
+        </w:numPr>
+        <w:spacing w:before="100" w:beforeAutospacing="1" w:after="100" w:afterAutospacing="1" w:line="240" w:lineRule="auto"/>
+        <w:rPr>
+          <w:rFonts w:ascii="Times New Roman" w:eastAsia="Times New Roman" w:hAnsi="Times New Roman" w:cs="Times New Roman"/>
+          <w:sz w:val="24"/>
+          <w:szCs w:val="24"/>
+          <w:lang w:eastAsia="fr-FR"/>
+        </w:rPr>
+      </w:pPr>
+      <w:proofErr w:type="spellStart"/>
+      <w:r>
+        <w:rPr>
+          <w:rFonts w:ascii="Times New Roman" w:eastAsia="Times New Roman" w:hAnsi="Times New Roman" w:cs="Times New Roman"/>
+          <w:b/>
+          <w:bCs/>
+          <w:sz w:val="24"/>
+          <w:szCs w:val="24"/>
+          <w:lang w:eastAsia="fr-FR"/>
+        </w:rPr>
+        <w:t>Poppins</w:t>
+      </w:r>
+      <w:proofErr w:type="spellEnd"/>
+      <w:r>
+        <w:rPr>
+          <w:rFonts w:ascii="Times New Roman" w:eastAsia="Times New Roman" w:hAnsi="Times New Roman" w:cs="Times New Roman"/>
+          <w:sz w:val="24"/>
+          <w:szCs w:val="24"/>
+          <w:lang w:eastAsia="fr-FR"/>
+        </w:rPr>
+        <w:t xml:space="preserve"> – moderne, ronde et claire (souvent utilisée pour le mot </w:t>
+      </w:r>
+      <w:r>
+        <w:rPr>
+          <w:rFonts w:ascii="Times New Roman" w:eastAsia="Times New Roman" w:hAnsi="Times New Roman" w:cs="Times New Roman"/>
+          <w:i/>
+          <w:iCs/>
+          <w:sz w:val="24"/>
+          <w:szCs w:val="24"/>
+          <w:lang w:eastAsia="fr-FR"/>
+        </w:rPr>
+        <w:t>Studio</w:t>
+      </w:r>
+      <w:r>
+        <w:rPr>
+          <w:rFonts w:ascii="Times New Roman" w:eastAsia="Times New Roman" w:hAnsi="Times New Roman" w:cs="Times New Roman"/>
+          <w:sz w:val="24"/>
+          <w:szCs w:val="24"/>
+          <w:lang w:eastAsia="fr-FR"/>
+        </w:rPr>
+        <w:t>).</w:t>
+      </w:r>
+    </w:p>
+    <w:p>
+      <w:pPr>
+        <w:numPr>
+          <w:ilvl w:val="0"/>
+          <w:numId w:val="19"/>
+        </w:numPr>
+        <w:spacing w:before="100" w:beforeAutospacing="1" w:after="100" w:afterAutospacing="1" w:line="240" w:lineRule="auto"/>
+        <w:rPr>
+          <w:rFonts w:ascii="Times New Roman" w:eastAsia="Times New Roman" w:hAnsi="Times New Roman" w:cs="Times New Roman"/>
+          <w:sz w:val="24"/>
+          <w:szCs w:val="24"/>
+          <w:lang w:eastAsia="fr-FR"/>
+        </w:rPr>
+      </w:pPr>
+      <w:r>
+        <w:rPr>
+          <w:rFonts w:ascii="Times New Roman" w:eastAsia="Times New Roman" w:hAnsi="Times New Roman" w:cs="Times New Roman"/>
+          <w:b/>
+          <w:bCs/>
+          <w:sz w:val="24"/>
+          <w:szCs w:val="24"/>
+          <w:lang w:eastAsia="fr-FR"/>
+        </w:rPr>
+        <w:t>Montserrat</w:t>
+      </w:r>
+      <w:r>
+        <w:rPr>
+          <w:rFonts w:ascii="Times New Roman" w:eastAsia="Times New Roman" w:hAnsi="Times New Roman" w:cs="Times New Roman"/>
+          <w:sz w:val="24"/>
+          <w:szCs w:val="24"/>
+          <w:lang w:eastAsia="fr-FR"/>
+        </w:rPr>
+        <w:t xml:space="preserve"> – géométrique et élégante, idéale pour </w:t>
+      </w:r>
+      <w:proofErr w:type="spellStart"/>
+      <w:r>
+        <w:rPr>
+          <w:rFonts w:ascii="Times New Roman" w:eastAsia="Times New Roman" w:hAnsi="Times New Roman" w:cs="Times New Roman"/>
+          <w:i/>
+          <w:iCs/>
+          <w:sz w:val="24"/>
+          <w:szCs w:val="24"/>
+          <w:lang w:eastAsia="fr-FR"/>
+        </w:rPr>
+        <w:t>DigiCréa</w:t>
+      </w:r>
+      <w:proofErr w:type="spellEnd"/>
+      <w:r>
+        <w:rPr>
+          <w:rFonts w:ascii="Times New Roman" w:eastAsia="Times New Roman" w:hAnsi="Times New Roman" w:cs="Times New Roman"/>
+          <w:sz w:val="24"/>
+          <w:szCs w:val="24"/>
+          <w:lang w:eastAsia="fr-FR"/>
+        </w:rPr>
+        <w:t>.</w:t>
+      </w:r>
+    </w:p>
+    <w:p>
+      <w:pPr>
+        <w:numPr>
+          <w:ilvl w:val="0"/>
+          <w:numId w:val="19"/>
+        </w:numPr>
+        <w:spacing w:before="100" w:beforeAutospacing="1" w:after="100" w:afterAutospacing="1" w:line="240" w:lineRule="auto"/>
+        <w:rPr>
+          <w:rFonts w:ascii="Times New Roman" w:eastAsia="Times New Roman" w:hAnsi="Times New Roman" w:cs="Times New Roman"/>
+          <w:sz w:val="24"/>
+          <w:szCs w:val="24"/>
+          <w:lang w:eastAsia="fr-FR"/>
+        </w:rPr>
+      </w:pPr>
+      <w:proofErr w:type="spellStart"/>
+      <w:r>
+        <w:rPr>
+          <w:rFonts w:ascii="Times New Roman" w:eastAsia="Times New Roman" w:hAnsi="Times New Roman" w:cs="Times New Roman"/>
+          <w:b/>
+          <w:bCs/>
+          <w:sz w:val="24"/>
+          <w:szCs w:val="24"/>
+          <w:lang w:eastAsia="fr-FR"/>
+        </w:rPr>
+        <w:t>Raleway</w:t>
+      </w:r>
+      <w:proofErr w:type="spellEnd"/>
+      <w:r>
+        <w:rPr>
+          <w:rFonts w:ascii="Times New Roman" w:eastAsia="Times New Roman" w:hAnsi="Times New Roman" w:cs="Times New Roman"/>
+          <w:sz w:val="24"/>
+          <w:szCs w:val="24"/>
+          <w:lang w:eastAsia="fr-FR"/>
+        </w:rPr>
+        <w:t xml:space="preserve"> – un peu plus fine, élégante pour un effet créatif et digital.</w:t>
+      </w:r>
+    </w:p>
+    <w:p>
+      <w:pPr>
+        <w:spacing w:before="100" w:beforeAutospacing="1" w:after="100" w:afterAutospacing="1" w:line="240" w:lineRule="auto"/>
+        <w:rPr>
+          <w:rFonts w:ascii="Times New Roman" w:eastAsia="Times New Roman" w:hAnsi="Times New Roman" w:cs="Times New Roman"/>
+          <w:sz w:val="24"/>
+          <w:szCs w:val="24"/>
+          <w:lang w:eastAsia="fr-FR"/>
+        </w:rPr>
+      </w:pPr>
+      <w:r>
+        <w:rPr>
+          <w:rFonts w:ascii="Times New Roman" w:eastAsia="Times New Roman" w:hAnsi="Times New Roman" w:cs="Times New Roman"/>
+          <w:sz w:val="24"/>
+          <w:szCs w:val="24"/>
+          <w:lang w:eastAsia="fr-FR"/>
+        </w:rPr>
+        <w:t xml:space="preserve">Si tu veux, je peux te dire </w:t>
+      </w:r>
+      <w:r>
+        <w:rPr>
+          <w:rFonts w:ascii="Times New Roman" w:eastAsia="Times New Roman" w:hAnsi="Times New Roman" w:cs="Times New Roman"/>
+          <w:b/>
+          <w:bCs/>
+          <w:sz w:val="24"/>
+          <w:szCs w:val="24"/>
+          <w:lang w:eastAsia="fr-FR"/>
+        </w:rPr>
+        <w:t>exactement quelle combinaison de polices</w:t>
+      </w:r>
+      <w:r>
+        <w:rPr>
+          <w:rFonts w:ascii="Times New Roman" w:eastAsia="Times New Roman" w:hAnsi="Times New Roman" w:cs="Times New Roman"/>
+          <w:sz w:val="24"/>
+          <w:szCs w:val="24"/>
+          <w:lang w:eastAsia="fr-FR"/>
+        </w:rPr>
+        <w:t xml:space="preserve"> et </w:t>
+      </w:r>
+      <w:r>
+        <w:rPr>
+          <w:rFonts w:ascii="Times New Roman" w:eastAsia="Times New Roman" w:hAnsi="Times New Roman" w:cs="Times New Roman"/>
+          <w:b/>
+          <w:bCs/>
+          <w:sz w:val="24"/>
+          <w:szCs w:val="24"/>
+          <w:lang w:eastAsia="fr-FR"/>
+        </w:rPr>
+        <w:t>quelles couleurs hexadécimales</w:t>
+      </w:r>
+      <w:r>
+        <w:rPr>
+          <w:rFonts w:ascii="Times New Roman" w:eastAsia="Times New Roman" w:hAnsi="Times New Roman" w:cs="Times New Roman"/>
+          <w:sz w:val="24"/>
+          <w:szCs w:val="24"/>
+          <w:lang w:eastAsia="fr-FR"/>
+        </w:rPr>
+        <w:t xml:space="preserve"> utiliser pour recréer ton logo sur </w:t>
+      </w:r>
+      <w:proofErr w:type="spellStart"/>
+      <w:r>
+        <w:rPr>
+          <w:rFonts w:ascii="Times New Roman" w:eastAsia="Times New Roman" w:hAnsi="Times New Roman" w:cs="Times New Roman"/>
+          <w:b/>
+          <w:bCs/>
+          <w:sz w:val="24"/>
+          <w:szCs w:val="24"/>
+          <w:lang w:eastAsia="fr-FR"/>
+        </w:rPr>
+        <w:t>Canva</w:t>
+      </w:r>
+      <w:proofErr w:type="spellEnd"/>
+      <w:r>
+        <w:rPr>
+          <w:rFonts w:ascii="Times New Roman" w:eastAsia="Times New Roman" w:hAnsi="Times New Roman" w:cs="Times New Roman"/>
+          <w:b/>
+          <w:bCs/>
+          <w:sz w:val="24"/>
+          <w:szCs w:val="24"/>
+          <w:lang w:eastAsia="fr-FR"/>
+        </w:rPr>
+        <w:t xml:space="preserve"> ou </w:t>
+      </w:r>
+      <w:proofErr w:type="spellStart"/>
+      <w:r>
+        <w:rPr>
+          <w:rFonts w:ascii="Times New Roman" w:eastAsia="Times New Roman" w:hAnsi="Times New Roman" w:cs="Times New Roman"/>
+          <w:b/>
+          <w:bCs/>
+          <w:sz w:val="24"/>
+          <w:szCs w:val="24"/>
+          <w:lang w:eastAsia="fr-FR"/>
+        </w:rPr>
+        <w:t>Figma</w:t>
+      </w:r>
+      <w:proofErr w:type="spellEnd"/>
+      <w:r>
+        <w:rPr>
+          <w:rFonts w:ascii="Times New Roman" w:eastAsia="Times New Roman" w:hAnsi="Times New Roman" w:cs="Times New Roman"/>
+          <w:sz w:val="24"/>
+          <w:szCs w:val="24"/>
+          <w:lang w:eastAsia="fr-FR"/>
+        </w:rPr>
+        <w:t xml:space="preserve"> — veux-tu que je te le fasse ?</w:t>
+      </w:r>
+    </w:p>
+    <w:p>
+      <w:pPr>
+        <w:spacing w:before="100" w:beforeAutospacing="1" w:after="100" w:afterAutospacing="1" w:line="240" w:lineRule="auto"/>
+        <w:outlineLvl w:val="4"/>
+        <w:rPr>
+          <w:rFonts w:ascii="Times New Roman" w:eastAsia="Times New Roman" w:hAnsi="Times New Roman" w:cs="Times New Roman"/>
+          <w:b/>
+          <w:bCs/>
+          <w:sz w:val="20"/>
+          <w:szCs w:val="20"/>
+          <w:lang w:eastAsia="fr-FR"/>
+        </w:rPr>
+      </w:pPr>
+      <w:r>
+        <w:rPr>
+          <w:rFonts w:ascii="Times New Roman" w:eastAsia="Times New Roman" w:hAnsi="Times New Roman" w:cs="Times New Roman"/>
+          <w:b/>
+          <w:bCs/>
+          <w:sz w:val="20"/>
+          <w:szCs w:val="20"/>
+          <w:lang w:eastAsia="fr-FR"/>
+        </w:rPr>
+        <w:t>Vous avez dit :</w:t>
+      </w:r>
+    </w:p>
+    <w:p>
+      <w:pPr>
+        <w:spacing w:after="0" w:line="240" w:lineRule="auto"/>
+        <w:rPr>
+          <w:rFonts w:ascii="Times New Roman" w:eastAsia="Times New Roman" w:hAnsi="Times New Roman" w:cs="Times New Roman"/>
+          <w:sz w:val="24"/>
+          <w:szCs w:val="24"/>
+          <w:lang w:eastAsia="fr-FR"/>
+        </w:rPr>
+      </w:pPr>
+      <w:r>
+        <w:rPr>
+          <w:rFonts w:ascii="Times New Roman" w:eastAsia="Times New Roman" w:hAnsi="Times New Roman" w:cs="Times New Roman"/>
+          <w:sz w:val="24"/>
+          <w:szCs w:val="24"/>
+          <w:lang w:eastAsia="fr-FR"/>
+        </w:rPr>
+        <w:t>oui</w:t>
+      </w:r>
+    </w:p>
+    <w:p>
+      <w:pPr>
+        <w:spacing w:before="100" w:beforeAutospacing="1" w:after="100" w:afterAutospacing="1" w:line="240" w:lineRule="auto"/>
+        <w:outlineLvl w:val="5"/>
+        <w:rPr>
+          <w:rFonts w:ascii="Times New Roman" w:eastAsia="Times New Roman" w:hAnsi="Times New Roman" w:cs="Times New Roman"/>
+          <w:b/>
+          <w:bCs/>
+          <w:sz w:val="15"/>
+          <w:szCs w:val="15"/>
+          <w:lang w:eastAsia="fr-FR"/>
+        </w:rPr>
+      </w:pPr>
+      <w:proofErr w:type="spellStart"/>
+      <w:r>
+        <w:rPr>
+          <w:rFonts w:ascii="Times New Roman" w:eastAsia="Times New Roman" w:hAnsi="Times New Roman" w:cs="Times New Roman"/>
+          <w:b/>
+          <w:bCs/>
+          <w:sz w:val="15"/>
+          <w:szCs w:val="15"/>
+          <w:lang w:eastAsia="fr-FR"/>
+        </w:rPr>
+        <w:t>ChatGPT</w:t>
+      </w:r>
+      <w:proofErr w:type="spellEnd"/>
+      <w:r>
+        <w:rPr>
+          <w:rFonts w:ascii="Times New Roman" w:eastAsia="Times New Roman" w:hAnsi="Times New Roman" w:cs="Times New Roman"/>
+          <w:b/>
+          <w:bCs/>
+          <w:sz w:val="15"/>
+          <w:szCs w:val="15"/>
+          <w:lang w:eastAsia="fr-FR"/>
+        </w:rPr>
+        <w:t xml:space="preserve"> a dit :</w:t>
+      </w:r>
+    </w:p>
+    <w:p>
+      <w:pPr>
+        <w:spacing w:before="100" w:beforeAutospacing="1" w:after="100" w:afterAutospacing="1" w:line="240" w:lineRule="auto"/>
+        <w:rPr>
+          <w:rFonts w:ascii="Times New Roman" w:eastAsia="Times New Roman" w:hAnsi="Times New Roman" w:cs="Times New Roman"/>
+          <w:sz w:val="24"/>
+          <w:szCs w:val="24"/>
+          <w:lang w:eastAsia="fr-FR"/>
+        </w:rPr>
+      </w:pPr>
+      <w:r>
+        <w:rPr>
+          <w:rFonts w:ascii="Times New Roman" w:eastAsia="Times New Roman" w:hAnsi="Times New Roman" w:cs="Times New Roman"/>
+          <w:sz w:val="24"/>
+          <w:szCs w:val="24"/>
+          <w:lang w:eastAsia="fr-FR"/>
+        </w:rPr>
+        <w:t xml:space="preserve">Parfait </w:t>
+      </w:r>
+      <w:r>
+        <w:rPr>
+          <w:rFonts w:ascii="Segoe UI Symbol" w:eastAsia="Times New Roman" w:hAnsi="Segoe UI Symbol" w:cs="Segoe UI Symbol"/>
+          <w:sz w:val="24"/>
+          <w:szCs w:val="24"/>
+          <w:lang w:eastAsia="fr-FR"/>
+        </w:rPr>
+        <w:t>🎨</w:t>
+      </w:r>
+      <w:r>
+        <w:rPr>
+          <w:rFonts w:ascii="Times New Roman" w:eastAsia="Times New Roman" w:hAnsi="Times New Roman" w:cs="Times New Roman"/>
+          <w:sz w:val="24"/>
+          <w:szCs w:val="24"/>
+          <w:lang w:eastAsia="fr-FR"/>
+        </w:rPr>
+        <w:t xml:space="preserve"> ! Voici une </w:t>
+      </w:r>
+      <w:r>
+        <w:rPr>
+          <w:rFonts w:ascii="Times New Roman" w:eastAsia="Times New Roman" w:hAnsi="Times New Roman" w:cs="Times New Roman"/>
+          <w:b/>
+          <w:bCs/>
+          <w:sz w:val="24"/>
+          <w:szCs w:val="24"/>
+          <w:lang w:eastAsia="fr-FR"/>
+        </w:rPr>
+        <w:t xml:space="preserve">reconstitution complète du style du logo </w:t>
+      </w:r>
+      <w:proofErr w:type="spellStart"/>
+      <w:r>
+        <w:rPr>
+          <w:rFonts w:ascii="Times New Roman" w:eastAsia="Times New Roman" w:hAnsi="Times New Roman" w:cs="Times New Roman"/>
+          <w:b/>
+          <w:bCs/>
+          <w:sz w:val="24"/>
+          <w:szCs w:val="24"/>
+          <w:lang w:eastAsia="fr-FR"/>
+        </w:rPr>
+        <w:t>DigiCréa</w:t>
+      </w:r>
+      <w:proofErr w:type="spellEnd"/>
+      <w:r>
+        <w:rPr>
+          <w:rFonts w:ascii="Times New Roman" w:eastAsia="Times New Roman" w:hAnsi="Times New Roman" w:cs="Times New Roman"/>
+          <w:b/>
+          <w:bCs/>
+          <w:sz w:val="24"/>
+          <w:szCs w:val="24"/>
+          <w:lang w:eastAsia="fr-FR"/>
+        </w:rPr>
+        <w:t>-Studio</w:t>
+      </w:r>
+      <w:r>
+        <w:rPr>
+          <w:rFonts w:ascii="Times New Roman" w:eastAsia="Times New Roman" w:hAnsi="Times New Roman" w:cs="Times New Roman"/>
+          <w:sz w:val="24"/>
+          <w:szCs w:val="24"/>
+          <w:lang w:eastAsia="fr-FR"/>
+        </w:rPr>
+        <w:t xml:space="preserve"> que tu peux refaire facilement sur </w:t>
+      </w:r>
+      <w:proofErr w:type="spellStart"/>
+      <w:r>
+        <w:rPr>
+          <w:rFonts w:ascii="Times New Roman" w:eastAsia="Times New Roman" w:hAnsi="Times New Roman" w:cs="Times New Roman"/>
+          <w:b/>
+          <w:bCs/>
+          <w:sz w:val="24"/>
+          <w:szCs w:val="24"/>
+          <w:lang w:eastAsia="fr-FR"/>
+        </w:rPr>
+        <w:t>Canva</w:t>
+      </w:r>
+      <w:proofErr w:type="spellEnd"/>
+      <w:r>
+        <w:rPr>
+          <w:rFonts w:ascii="Times New Roman" w:eastAsia="Times New Roman" w:hAnsi="Times New Roman" w:cs="Times New Roman"/>
+          <w:sz w:val="24"/>
+          <w:szCs w:val="24"/>
+          <w:lang w:eastAsia="fr-FR"/>
+        </w:rPr>
+        <w:t xml:space="preserve"> ou </w:t>
+      </w:r>
+      <w:proofErr w:type="spellStart"/>
+      <w:r>
+        <w:rPr>
+          <w:rFonts w:ascii="Times New Roman" w:eastAsia="Times New Roman" w:hAnsi="Times New Roman" w:cs="Times New Roman"/>
+          <w:b/>
+          <w:bCs/>
+          <w:sz w:val="24"/>
+          <w:szCs w:val="24"/>
+          <w:lang w:eastAsia="fr-FR"/>
+        </w:rPr>
+        <w:t>Figma</w:t>
+      </w:r>
+      <w:proofErr w:type="spellEnd"/>
+      <w:r>
+        <w:rPr>
+          <w:rFonts w:ascii="Times New Roman" w:eastAsia="Times New Roman" w:hAnsi="Times New Roman" w:cs="Times New Roman"/>
+          <w:sz w:val="24"/>
+          <w:szCs w:val="24"/>
+          <w:lang w:eastAsia="fr-FR"/>
+        </w:rPr>
+        <w:t xml:space="preserve"> </w:t>
+      </w:r>
+      <w:r>
+        <w:rPr>
+          <w:rFonts w:ascii="Segoe UI Symbol" w:eastAsia="Times New Roman" w:hAnsi="Segoe UI Symbol" w:cs="Segoe UI Symbol"/>
+          <w:sz w:val="24"/>
+          <w:szCs w:val="24"/>
+          <w:lang w:eastAsia="fr-FR"/>
+        </w:rPr>
+        <w:t>👇</w:t>
+      </w:r>
+    </w:p>
+    <w:p>
+      <w:pPr>
+        <w:spacing w:after="0" w:line="240" w:lineRule="auto"/>
+        <w:rPr>
+          <w:rFonts w:ascii="Times New Roman" w:eastAsia="Times New Roman" w:hAnsi="Times New Roman" w:cs="Times New Roman"/>
+          <w:sz w:val="24"/>
+          <w:szCs w:val="24"/>
+          <w:lang w:eastAsia="fr-FR"/>
+        </w:rPr>
+      </w:pPr>
+      <w:r>
+        <w:rPr>
+          <w:rFonts w:ascii="Times New Roman" w:eastAsia="Times New Roman" w:hAnsi="Times New Roman" w:cs="Times New Roman"/>
+          <w:sz w:val="24"/>
+          <w:szCs w:val="24"/>
+          <w:lang w:eastAsia="fr-FR"/>
+        </w:rPr>
+        <w:pict>
+          <v:rect id="_x0000_i1048" style="width:0;height:1.5pt" o:hralign="center" o:hrstd="t" o:hr="t" fillcolor="#a0a0a0" stroked="f"/>
+        </w:pict>
+      </w:r>
+    </w:p>
+    <w:p>
+      <w:pPr>
+        <w:spacing w:before="100" w:beforeAutospacing="1" w:after="100" w:afterAutospacing="1" w:line="240" w:lineRule="auto"/>
+        <w:outlineLvl w:val="2"/>
+        <w:rPr>
+          <w:rFonts w:ascii="Times New Roman" w:eastAsia="Times New Roman" w:hAnsi="Times New Roman" w:cs="Times New Roman"/>
+          <w:b/>
+          <w:bCs/>
+          <w:sz w:val="27"/>
+          <w:szCs w:val="27"/>
+          <w:lang w:eastAsia="fr-FR"/>
+        </w:rPr>
+      </w:pPr>
+      <w:r>
+        <w:rPr>
+          <w:rFonts w:ascii="Segoe UI Symbol" w:eastAsia="Times New Roman" w:hAnsi="Segoe UI Symbol" w:cs="Segoe UI Symbol"/>
+          <w:b/>
+          <w:bCs/>
+          <w:sz w:val="27"/>
+          <w:szCs w:val="27"/>
+          <w:lang w:eastAsia="fr-FR"/>
+        </w:rPr>
+        <w:t>🎨</w:t>
+      </w:r>
+      <w:r>
+        <w:rPr>
+          <w:rFonts w:ascii="Times New Roman" w:eastAsia="Times New Roman" w:hAnsi="Times New Roman" w:cs="Times New Roman"/>
+          <w:b/>
+          <w:bCs/>
+          <w:sz w:val="27"/>
+          <w:szCs w:val="27"/>
+          <w:lang w:eastAsia="fr-FR"/>
+        </w:rPr>
+        <w:t xml:space="preserve"> 1. Typographie</w:t>
+      </w:r>
+    </w:p>
+    <w:p>
+      <w:pPr>
+        <w:numPr>
+          <w:ilvl w:val="0"/>
+          <w:numId w:val="20"/>
+        </w:numPr>
+        <w:spacing w:before="100" w:beforeAutospacing="1" w:after="100" w:afterAutospacing="1" w:line="240" w:lineRule="auto"/>
+        <w:rPr>
+          <w:rFonts w:ascii="Times New Roman" w:eastAsia="Times New Roman" w:hAnsi="Times New Roman" w:cs="Times New Roman"/>
+          <w:sz w:val="24"/>
+          <w:szCs w:val="24"/>
+          <w:lang w:eastAsia="fr-FR"/>
+        </w:rPr>
+      </w:pPr>
+      <w:r>
+        <w:rPr>
+          <w:rFonts w:ascii="Times New Roman" w:eastAsia="Times New Roman" w:hAnsi="Times New Roman" w:cs="Times New Roman"/>
+          <w:b/>
+          <w:bCs/>
+          <w:sz w:val="24"/>
+          <w:szCs w:val="24"/>
+          <w:lang w:eastAsia="fr-FR"/>
+        </w:rPr>
+        <w:t>“</w:t>
+      </w:r>
+      <w:proofErr w:type="spellStart"/>
+      <w:r>
+        <w:rPr>
+          <w:rFonts w:ascii="Times New Roman" w:eastAsia="Times New Roman" w:hAnsi="Times New Roman" w:cs="Times New Roman"/>
+          <w:b/>
+          <w:bCs/>
+          <w:sz w:val="24"/>
+          <w:szCs w:val="24"/>
+          <w:lang w:eastAsia="fr-FR"/>
+        </w:rPr>
+        <w:t>DigiCréa</w:t>
+      </w:r>
+      <w:proofErr w:type="spellEnd"/>
+      <w:r>
+        <w:rPr>
+          <w:rFonts w:ascii="Times New Roman" w:eastAsia="Times New Roman" w:hAnsi="Times New Roman" w:cs="Times New Roman"/>
+          <w:b/>
+          <w:bCs/>
+          <w:sz w:val="24"/>
+          <w:szCs w:val="24"/>
+          <w:lang w:eastAsia="fr-FR"/>
+        </w:rPr>
+        <w:t>” →</w:t>
+      </w:r>
+      <w:r>
+        <w:rPr>
+          <w:rFonts w:ascii="Times New Roman" w:eastAsia="Times New Roman" w:hAnsi="Times New Roman" w:cs="Times New Roman"/>
+          <w:sz w:val="24"/>
+          <w:szCs w:val="24"/>
+          <w:lang w:eastAsia="fr-FR"/>
+        </w:rPr>
+        <w:t xml:space="preserve"> </w:t>
+      </w:r>
+      <w:r>
+        <w:rPr>
+          <w:rFonts w:ascii="Courier New" w:eastAsia="Times New Roman" w:hAnsi="Courier New" w:cs="Courier New"/>
+          <w:sz w:val="20"/>
+          <w:szCs w:val="20"/>
+          <w:lang w:eastAsia="fr-FR"/>
+        </w:rPr>
+        <w:t xml:space="preserve">Montserrat </w:t>
+      </w:r>
+      <w:proofErr w:type="spellStart"/>
+      <w:r>
+        <w:rPr>
+          <w:rFonts w:ascii="Courier New" w:eastAsia="Times New Roman" w:hAnsi="Courier New" w:cs="Courier New"/>
+          <w:sz w:val="20"/>
+          <w:szCs w:val="20"/>
+          <w:lang w:eastAsia="fr-FR"/>
+        </w:rPr>
+        <w:t>ExtraBold</w:t>
+      </w:r>
+      <w:proofErr w:type="spellEnd"/>
+    </w:p>
+    <w:p>
+      <w:pPr>
+        <w:numPr>
+          <w:ilvl w:val="1"/>
+          <w:numId w:val="20"/>
+        </w:numPr>
+        <w:spacing w:before="100" w:beforeAutospacing="1" w:after="100" w:afterAutospacing="1" w:line="240" w:lineRule="auto"/>
+        <w:rPr>
+          <w:rFonts w:ascii="Times New Roman" w:eastAsia="Times New Roman" w:hAnsi="Times New Roman" w:cs="Times New Roman"/>
+          <w:sz w:val="24"/>
+          <w:szCs w:val="24"/>
+          <w:lang w:eastAsia="fr-FR"/>
+        </w:rPr>
+      </w:pPr>
+      <w:r>
+        <w:rPr>
+          <w:rFonts w:ascii="Times New Roman" w:eastAsia="Times New Roman" w:hAnsi="Times New Roman" w:cs="Times New Roman"/>
+          <w:sz w:val="24"/>
+          <w:szCs w:val="24"/>
+          <w:lang w:eastAsia="fr-FR"/>
+        </w:rPr>
+        <w:t xml:space="preserve">Couleur : </w:t>
+      </w:r>
+      <w:r>
+        <w:rPr>
+          <w:rFonts w:ascii="Courier New" w:eastAsia="Times New Roman" w:hAnsi="Courier New" w:cs="Courier New"/>
+          <w:sz w:val="20"/>
+          <w:szCs w:val="20"/>
+          <w:lang w:eastAsia="fr-FR"/>
+        </w:rPr>
+        <w:t>#1E1E1E</w:t>
+      </w:r>
+      <w:r>
+        <w:rPr>
+          <w:rFonts w:ascii="Times New Roman" w:eastAsia="Times New Roman" w:hAnsi="Times New Roman" w:cs="Times New Roman"/>
+          <w:sz w:val="24"/>
+          <w:szCs w:val="24"/>
+          <w:lang w:eastAsia="fr-FR"/>
+        </w:rPr>
+        <w:t xml:space="preserve"> (noir légèrement adouci)</w:t>
+      </w:r>
+    </w:p>
+    <w:p>
+      <w:pPr>
+        <w:numPr>
+          <w:ilvl w:val="1"/>
+          <w:numId w:val="20"/>
+        </w:numPr>
+        <w:spacing w:before="100" w:beforeAutospacing="1" w:after="100" w:afterAutospacing="1" w:line="240" w:lineRule="auto"/>
+        <w:rPr>
+          <w:rFonts w:ascii="Times New Roman" w:eastAsia="Times New Roman" w:hAnsi="Times New Roman" w:cs="Times New Roman"/>
+          <w:sz w:val="24"/>
+          <w:szCs w:val="24"/>
+          <w:lang w:eastAsia="fr-FR"/>
+        </w:rPr>
+      </w:pPr>
+      <w:r>
+        <w:rPr>
+          <w:rFonts w:ascii="Times New Roman" w:eastAsia="Times New Roman" w:hAnsi="Times New Roman" w:cs="Times New Roman"/>
+          <w:sz w:val="24"/>
+          <w:szCs w:val="24"/>
+          <w:lang w:eastAsia="fr-FR"/>
+        </w:rPr>
+        <w:t>Taille : Grande, majuscules conseillées</w:t>
+      </w:r>
+    </w:p>
+    <w:p>
+      <w:pPr>
+        <w:numPr>
+          <w:ilvl w:val="0"/>
+          <w:numId w:val="20"/>
+        </w:numPr>
+        <w:spacing w:before="100" w:beforeAutospacing="1" w:after="100" w:afterAutospacing="1" w:line="240" w:lineRule="auto"/>
+        <w:rPr>
+          <w:rFonts w:ascii="Times New Roman" w:eastAsia="Times New Roman" w:hAnsi="Times New Roman" w:cs="Times New Roman"/>
+          <w:sz w:val="24"/>
+          <w:szCs w:val="24"/>
+          <w:lang w:eastAsia="fr-FR"/>
+        </w:rPr>
+      </w:pPr>
+      <w:r>
+        <w:rPr>
+          <w:rFonts w:ascii="Times New Roman" w:eastAsia="Times New Roman" w:hAnsi="Times New Roman" w:cs="Times New Roman"/>
+          <w:b/>
+          <w:bCs/>
+          <w:sz w:val="24"/>
+          <w:szCs w:val="24"/>
+          <w:lang w:eastAsia="fr-FR"/>
+        </w:rPr>
+        <w:t>“Studio” →</w:t>
+      </w:r>
+      <w:r>
+        <w:rPr>
+          <w:rFonts w:ascii="Times New Roman" w:eastAsia="Times New Roman" w:hAnsi="Times New Roman" w:cs="Times New Roman"/>
+          <w:sz w:val="24"/>
+          <w:szCs w:val="24"/>
+          <w:lang w:eastAsia="fr-FR"/>
+        </w:rPr>
+        <w:t xml:space="preserve"> </w:t>
+      </w:r>
+      <w:proofErr w:type="spellStart"/>
+      <w:r>
+        <w:rPr>
+          <w:rFonts w:ascii="Courier New" w:eastAsia="Times New Roman" w:hAnsi="Courier New" w:cs="Courier New"/>
+          <w:sz w:val="20"/>
+          <w:szCs w:val="20"/>
+          <w:lang w:eastAsia="fr-FR"/>
+        </w:rPr>
+        <w:t>Poppins</w:t>
+      </w:r>
+      <w:proofErr w:type="spellEnd"/>
+      <w:r>
+        <w:rPr>
+          <w:rFonts w:ascii="Courier New" w:eastAsia="Times New Roman" w:hAnsi="Courier New" w:cs="Courier New"/>
+          <w:sz w:val="20"/>
+          <w:szCs w:val="20"/>
+          <w:lang w:eastAsia="fr-FR"/>
+        </w:rPr>
+        <w:t xml:space="preserve"> Medium</w:t>
+      </w:r>
+    </w:p>
+    <w:p>
+      <w:pPr>
+        <w:numPr>
+          <w:ilvl w:val="1"/>
+          <w:numId w:val="20"/>
+        </w:numPr>
+        <w:spacing w:before="100" w:beforeAutospacing="1" w:after="100" w:afterAutospacing="1" w:line="240" w:lineRule="auto"/>
+        <w:rPr>
+          <w:rFonts w:ascii="Times New Roman" w:eastAsia="Times New Roman" w:hAnsi="Times New Roman" w:cs="Times New Roman"/>
+          <w:sz w:val="24"/>
+          <w:szCs w:val="24"/>
+          <w:lang w:eastAsia="fr-FR"/>
+        </w:rPr>
+      </w:pPr>
+      <w:r>
+        <w:rPr>
+          <w:rFonts w:ascii="Times New Roman" w:eastAsia="Times New Roman" w:hAnsi="Times New Roman" w:cs="Times New Roman"/>
+          <w:sz w:val="24"/>
+          <w:szCs w:val="24"/>
+          <w:lang w:eastAsia="fr-FR"/>
+        </w:rPr>
+        <w:t xml:space="preserve">Couleur : </w:t>
+      </w:r>
+      <w:r>
+        <w:rPr>
+          <w:rFonts w:ascii="Courier New" w:eastAsia="Times New Roman" w:hAnsi="Courier New" w:cs="Courier New"/>
+          <w:sz w:val="20"/>
+          <w:szCs w:val="20"/>
+          <w:lang w:eastAsia="fr-FR"/>
+        </w:rPr>
+        <w:t>#FF6B00</w:t>
+      </w:r>
+      <w:r>
+        <w:rPr>
+          <w:rFonts w:ascii="Times New Roman" w:eastAsia="Times New Roman" w:hAnsi="Times New Roman" w:cs="Times New Roman"/>
+          <w:sz w:val="24"/>
+          <w:szCs w:val="24"/>
+          <w:lang w:eastAsia="fr-FR"/>
+        </w:rPr>
+        <w:t xml:space="preserve"> (orange vif, accent moderne)</w:t>
+      </w:r>
+    </w:p>
+    <w:p>
+      <w:pPr>
+        <w:numPr>
+          <w:ilvl w:val="1"/>
+          <w:numId w:val="20"/>
+        </w:numPr>
+        <w:spacing w:before="100" w:beforeAutospacing="1" w:after="100" w:afterAutospacing="1" w:line="240" w:lineRule="auto"/>
+        <w:rPr>
+          <w:rFonts w:ascii="Times New Roman" w:eastAsia="Times New Roman" w:hAnsi="Times New Roman" w:cs="Times New Roman"/>
+          <w:sz w:val="24"/>
+          <w:szCs w:val="24"/>
+          <w:lang w:eastAsia="fr-FR"/>
+        </w:rPr>
+      </w:pPr>
+      <w:r>
+        <w:rPr>
+          <w:rFonts w:ascii="Times New Roman" w:eastAsia="Times New Roman" w:hAnsi="Times New Roman" w:cs="Times New Roman"/>
+          <w:sz w:val="24"/>
+          <w:szCs w:val="24"/>
+          <w:lang w:eastAsia="fr-FR"/>
+        </w:rPr>
+        <w:t>Taille : un peu plus petite que “</w:t>
+      </w:r>
+      <w:proofErr w:type="spellStart"/>
+      <w:r>
+        <w:rPr>
+          <w:rFonts w:ascii="Times New Roman" w:eastAsia="Times New Roman" w:hAnsi="Times New Roman" w:cs="Times New Roman"/>
+          <w:sz w:val="24"/>
+          <w:szCs w:val="24"/>
+          <w:lang w:eastAsia="fr-FR"/>
+        </w:rPr>
+        <w:t>DigiCréa</w:t>
+      </w:r>
+      <w:proofErr w:type="spellEnd"/>
+      <w:r>
+        <w:rPr>
+          <w:rFonts w:ascii="Times New Roman" w:eastAsia="Times New Roman" w:hAnsi="Times New Roman" w:cs="Times New Roman"/>
+          <w:sz w:val="24"/>
+          <w:szCs w:val="24"/>
+          <w:lang w:eastAsia="fr-FR"/>
+        </w:rPr>
+        <w:t>”</w:t>
+      </w:r>
+    </w:p>
+    <w:p>
+      <w:pPr>
+        <w:spacing w:after="0" w:line="240" w:lineRule="auto"/>
+        <w:rPr>
+          <w:rFonts w:ascii="Times New Roman" w:eastAsia="Times New Roman" w:hAnsi="Times New Roman" w:cs="Times New Roman"/>
+          <w:sz w:val="24"/>
+          <w:szCs w:val="24"/>
+          <w:lang w:eastAsia="fr-FR"/>
+        </w:rPr>
+      </w:pPr>
+      <w:r>
+        <w:rPr>
+          <w:rFonts w:ascii="Times New Roman" w:eastAsia="Times New Roman" w:hAnsi="Times New Roman" w:cs="Times New Roman"/>
+          <w:sz w:val="24"/>
+          <w:szCs w:val="24"/>
+          <w:lang w:eastAsia="fr-FR"/>
+        </w:rPr>
+        <w:pict>
+          <v:rect id="_x0000_i1049" style="width:0;height:1.5pt" o:hralign="center" o:hrstd="t" o:hr="t" fillcolor="#a0a0a0" stroked="f"/>
+        </w:pict>
+      </w:r>
+    </w:p>
+    <w:p>
+      <w:pPr>
+        <w:spacing w:before="100" w:beforeAutospacing="1" w:after="100" w:afterAutospacing="1" w:line="240" w:lineRule="auto"/>
+        <w:outlineLvl w:val="2"/>
+        <w:rPr>
+          <w:rFonts w:ascii="Times New Roman" w:eastAsia="Times New Roman" w:hAnsi="Times New Roman" w:cs="Times New Roman"/>
+          <w:b/>
+          <w:bCs/>
+          <w:sz w:val="27"/>
+          <w:szCs w:val="27"/>
+          <w:lang w:eastAsia="fr-FR"/>
+        </w:rPr>
+      </w:pPr>
+      <w:r>
+        <w:rPr>
+          <w:rFonts w:ascii="Segoe UI Symbol" w:eastAsia="Times New Roman" w:hAnsi="Segoe UI Symbol" w:cs="Segoe UI Symbol"/>
+          <w:b/>
+          <w:bCs/>
+          <w:sz w:val="27"/>
+          <w:szCs w:val="27"/>
+          <w:lang w:eastAsia="fr-FR"/>
+        </w:rPr>
+        <w:t>🌈</w:t>
+      </w:r>
+      <w:r>
+        <w:rPr>
+          <w:rFonts w:ascii="Times New Roman" w:eastAsia="Times New Roman" w:hAnsi="Times New Roman" w:cs="Times New Roman"/>
+          <w:b/>
+          <w:bCs/>
+          <w:sz w:val="27"/>
+          <w:szCs w:val="27"/>
+          <w:lang w:eastAsia="fr-FR"/>
+        </w:rPr>
+        <w:t xml:space="preserve"> 2. Palette de couleurs</w:t>
+      </w:r>
+    </w:p>
+    <w:tbl>
+      <w:tblPr>
+        <w:tblW w:w="0" w:type="auto"/>
+        <w:tblCellSpacing w:w="15" w:type="dxa"/>
+        <w:tblCellMar>
+          <w:top w:w="15" w:type="dxa"/>
+          <w:left w:w="15" w:type="dxa"/>
+          <w:bottom w:w="15" w:type="dxa"/>
+          <w:right w:w="15" w:type="dxa"/>
+        </w:tblCellMar>
+        <w:tblLook w:val="04A0" w:firstRow="1" w:lastRow="0" w:firstColumn="1" w:lastColumn="0" w:noHBand="0" w:noVBand="1"/>
+      </w:tblPr>
+      <w:tblGrid>
+        <w:gridCol w:w="2634"/>
+        <w:gridCol w:w="2386"/>
+        <w:gridCol w:w="1189"/>
+      </w:tblGrid>
+      <w:tr>
+        <w:trPr>
+          <w:tblHeader/>
+          <w:tblCellSpacing w:w="15" w:type="dxa"/>
+        </w:trPr>
+        <w:tc>
+          <w:tcPr>
+            <w:tcW w:w="0" w:type="auto"/>
+            <w:vAlign w:val="center"/>
+            <w:hideMark/>
+          </w:tcPr>
+          <w:p>
+            <w:pPr>
+              <w:spacing w:after="0" w:line="240" w:lineRule="auto"/>
+              <w:jc w:val="center"/>
+              <w:rPr>
+                <w:rFonts w:ascii="Times New Roman" w:eastAsia="Times New Roman" w:hAnsi="Times New Roman" w:cs="Times New Roman"/>
+                <w:b/>
+                <w:bCs/>
+                <w:sz w:val="24"/>
+                <w:szCs w:val="24"/>
+                <w:lang w:eastAsia="fr-FR"/>
+              </w:rPr>
+            </w:pPr>
+            <w:r>
+              <w:rPr>
+                <w:rFonts w:ascii="Times New Roman" w:eastAsia="Times New Roman" w:hAnsi="Times New Roman" w:cs="Times New Roman"/>
+                <w:b/>
+                <w:bCs/>
+                <w:sz w:val="24"/>
+                <w:szCs w:val="24"/>
+                <w:lang w:eastAsia="fr-FR"/>
+              </w:rPr>
+              <w:t>Élément</w:t>
+            </w:r>
+          </w:p>
+        </w:tc>
+        <w:tc>
+          <w:tcPr>
+            <w:tcW w:w="0" w:type="auto"/>
+            <w:vAlign w:val="center"/>
+            <w:hideMark/>
+          </w:tcPr>
+          <w:p>
+            <w:pPr>
+              <w:spacing w:after="0" w:line="240" w:lineRule="auto"/>
+              <w:jc w:val="center"/>
+              <w:rPr>
+                <w:rFonts w:ascii="Times New Roman" w:eastAsia="Times New Roman" w:hAnsi="Times New Roman" w:cs="Times New Roman"/>
+                <w:b/>
+                <w:bCs/>
+                <w:sz w:val="24"/>
+                <w:szCs w:val="24"/>
+                <w:lang w:eastAsia="fr-FR"/>
+              </w:rPr>
+            </w:pPr>
+            <w:r>
+              <w:rPr>
+                <w:rFonts w:ascii="Times New Roman" w:eastAsia="Times New Roman" w:hAnsi="Times New Roman" w:cs="Times New Roman"/>
+                <w:b/>
+                <w:bCs/>
+                <w:sz w:val="24"/>
+                <w:szCs w:val="24"/>
+                <w:lang w:eastAsia="fr-FR"/>
+              </w:rPr>
+              <w:t>Couleur</w:t>
+            </w:r>
+          </w:p>
+        </w:tc>
+        <w:tc>
+          <w:tcPr>
+            <w:tcW w:w="0" w:type="auto"/>
+            <w:vAlign w:val="center"/>
+            <w:hideMark/>
+          </w:tcPr>
+          <w:p>
+            <w:pPr>
+              <w:spacing w:after="0" w:line="240" w:lineRule="auto"/>
+              <w:jc w:val="center"/>
+              <w:rPr>
+                <w:rFonts w:ascii="Times New Roman" w:eastAsia="Times New Roman" w:hAnsi="Times New Roman" w:cs="Times New Roman"/>
+                <w:b/>
+                <w:bCs/>
+                <w:sz w:val="24"/>
+                <w:szCs w:val="24"/>
+                <w:lang w:eastAsia="fr-FR"/>
+              </w:rPr>
+            </w:pPr>
+            <w:r>
+              <w:rPr>
+                <w:rFonts w:ascii="Times New Roman" w:eastAsia="Times New Roman" w:hAnsi="Times New Roman" w:cs="Times New Roman"/>
+                <w:b/>
+                <w:bCs/>
+                <w:sz w:val="24"/>
+                <w:szCs w:val="24"/>
+                <w:lang w:eastAsia="fr-FR"/>
+              </w:rPr>
+              <w:t>Code HEX</w:t>
+            </w:r>
+          </w:p>
+        </w:tc>
+      </w:tr>
+      <w:tr>
+        <w:trPr>
+          <w:tblCellSpacing w:w="15" w:type="dxa"/>
+        </w:trPr>
+        <w:tc>
+          <w:tcPr>
+            <w:tcW w:w="0" w:type="auto"/>
+            <w:vAlign w:val="center"/>
+            <w:hideMark/>
+          </w:tcPr>
+          <w:p>
+            <w:pPr>
+              <w:spacing w:after="0" w:line="240" w:lineRule="auto"/>
+              <w:rPr>
+                <w:rFonts w:ascii="Times New Roman" w:eastAsia="Times New Roman" w:hAnsi="Times New Roman" w:cs="Times New Roman"/>
+                <w:sz w:val="24"/>
+                <w:szCs w:val="24"/>
+                <w:lang w:eastAsia="fr-FR"/>
+              </w:rPr>
+            </w:pPr>
+            <w:r>
+              <w:rPr>
+                <w:rFonts w:ascii="Times New Roman" w:eastAsia="Times New Roman" w:hAnsi="Times New Roman" w:cs="Times New Roman"/>
+                <w:sz w:val="24"/>
+                <w:szCs w:val="24"/>
+                <w:lang w:eastAsia="fr-FR"/>
+              </w:rPr>
+              <w:t>Texte principal (</w:t>
+            </w:r>
+            <w:proofErr w:type="spellStart"/>
+            <w:r>
+              <w:rPr>
+                <w:rFonts w:ascii="Times New Roman" w:eastAsia="Times New Roman" w:hAnsi="Times New Roman" w:cs="Times New Roman"/>
+                <w:sz w:val="24"/>
+                <w:szCs w:val="24"/>
+                <w:lang w:eastAsia="fr-FR"/>
+              </w:rPr>
+              <w:t>DigiCréa</w:t>
+            </w:r>
+            <w:proofErr w:type="spellEnd"/>
+            <w:r>
+              <w:rPr>
+                <w:rFonts w:ascii="Times New Roman" w:eastAsia="Times New Roman" w:hAnsi="Times New Roman" w:cs="Times New Roman"/>
+                <w:sz w:val="24"/>
+                <w:szCs w:val="24"/>
+                <w:lang w:eastAsia="fr-FR"/>
+              </w:rPr>
+              <w:t>)</w:t>
+            </w:r>
+          </w:p>
+        </w:tc>
+        <w:tc>
+          <w:tcPr>
+            <w:tcW w:w="0" w:type="auto"/>
+            <w:vAlign w:val="center"/>
+            <w:hideMark/>
+          </w:tcPr>
+          <w:p>
+            <w:pPr>
+              <w:spacing w:after="0" w:line="240" w:lineRule="auto"/>
+              <w:rPr>
+                <w:rFonts w:ascii="Times New Roman" w:eastAsia="Times New Roman" w:hAnsi="Times New Roman" w:cs="Times New Roman"/>
+                <w:sz w:val="24"/>
+                <w:szCs w:val="24"/>
+                <w:lang w:eastAsia="fr-FR"/>
+              </w:rPr>
+            </w:pPr>
+            <w:r>
+              <w:rPr>
+                <w:rFonts w:ascii="Times New Roman" w:eastAsia="Times New Roman" w:hAnsi="Times New Roman" w:cs="Times New Roman"/>
+                <w:sz w:val="24"/>
+                <w:szCs w:val="24"/>
+                <w:lang w:eastAsia="fr-FR"/>
+              </w:rPr>
+              <w:t>Gris-noir</w:t>
+            </w:r>
+          </w:p>
+        </w:tc>
+        <w:tc>
+          <w:tcPr>
+            <w:tcW w:w="0" w:type="auto"/>
+            <w:vAlign w:val="center"/>
+            <w:hideMark/>
+          </w:tcPr>
+          <w:p>
+            <w:pPr>
+              <w:spacing w:after="0" w:line="240" w:lineRule="auto"/>
+              <w:rPr>
+                <w:rFonts w:ascii="Times New Roman" w:eastAsia="Times New Roman" w:hAnsi="Times New Roman" w:cs="Times New Roman"/>
+                <w:sz w:val="24"/>
+                <w:szCs w:val="24"/>
+                <w:lang w:eastAsia="fr-FR"/>
+              </w:rPr>
+            </w:pPr>
+            <w:r>
+              <w:rPr>
+                <w:rFonts w:ascii="Courier New" w:eastAsia="Times New Roman" w:hAnsi="Courier New" w:cs="Courier New"/>
+                <w:sz w:val="20"/>
+                <w:szCs w:val="20"/>
+                <w:lang w:eastAsia="fr-FR"/>
+              </w:rPr>
+              <w:t>#1E1E1E</w:t>
+            </w:r>
+          </w:p>
+        </w:tc>
+      </w:tr>
+      <w:tr>
+        <w:trPr>
+          <w:tblCellSpacing w:w="15" w:type="dxa"/>
+        </w:trPr>
+        <w:tc>
+          <w:tcPr>
+            <w:tcW w:w="0" w:type="auto"/>
+            <w:vAlign w:val="center"/>
+            <w:hideMark/>
+          </w:tcPr>
+          <w:p>
+            <w:pPr>
+              <w:spacing w:after="0" w:line="240" w:lineRule="auto"/>
+              <w:rPr>
+                <w:rFonts w:ascii="Times New Roman" w:eastAsia="Times New Roman" w:hAnsi="Times New Roman" w:cs="Times New Roman"/>
+                <w:sz w:val="24"/>
+                <w:szCs w:val="24"/>
+                <w:lang w:eastAsia="fr-FR"/>
+              </w:rPr>
+            </w:pPr>
+            <w:r>
+              <w:rPr>
+                <w:rFonts w:ascii="Times New Roman" w:eastAsia="Times New Roman" w:hAnsi="Times New Roman" w:cs="Times New Roman"/>
+                <w:sz w:val="24"/>
+                <w:szCs w:val="24"/>
+                <w:lang w:eastAsia="fr-FR"/>
+              </w:rPr>
+              <w:t>Accent (Studio / icône)</w:t>
+            </w:r>
+          </w:p>
+        </w:tc>
+        <w:tc>
+          <w:tcPr>
+            <w:tcW w:w="0" w:type="auto"/>
+            <w:vAlign w:val="center"/>
+            <w:hideMark/>
+          </w:tcPr>
+          <w:p>
+            <w:pPr>
+              <w:spacing w:after="0" w:line="240" w:lineRule="auto"/>
+              <w:rPr>
+                <w:rFonts w:ascii="Times New Roman" w:eastAsia="Times New Roman" w:hAnsi="Times New Roman" w:cs="Times New Roman"/>
+                <w:sz w:val="24"/>
+                <w:szCs w:val="24"/>
+                <w:lang w:eastAsia="fr-FR"/>
+              </w:rPr>
+            </w:pPr>
+            <w:r>
+              <w:rPr>
+                <w:rFonts w:ascii="Times New Roman" w:eastAsia="Times New Roman" w:hAnsi="Times New Roman" w:cs="Times New Roman"/>
+                <w:sz w:val="24"/>
+                <w:szCs w:val="24"/>
+                <w:lang w:eastAsia="fr-FR"/>
+              </w:rPr>
+              <w:t>Orange créatif</w:t>
+            </w:r>
+          </w:p>
+        </w:tc>
+        <w:tc>
+          <w:tcPr>
+            <w:tcW w:w="0" w:type="auto"/>
+            <w:vAlign w:val="center"/>
+            <w:hideMark/>
+          </w:tcPr>
+          <w:p>
+            <w:pPr>
+              <w:spacing w:after="0" w:line="240" w:lineRule="auto"/>
+              <w:rPr>
+                <w:rFonts w:ascii="Times New Roman" w:eastAsia="Times New Roman" w:hAnsi="Times New Roman" w:cs="Times New Roman"/>
+                <w:sz w:val="24"/>
+                <w:szCs w:val="24"/>
+                <w:lang w:eastAsia="fr-FR"/>
+              </w:rPr>
+            </w:pPr>
+            <w:r>
+              <w:rPr>
+                <w:rFonts w:ascii="Courier New" w:eastAsia="Times New Roman" w:hAnsi="Courier New" w:cs="Courier New"/>
+                <w:sz w:val="20"/>
+                <w:szCs w:val="20"/>
+                <w:lang w:eastAsia="fr-FR"/>
+              </w:rPr>
+              <w:t>#FF6B00</w:t>
+            </w:r>
+          </w:p>
+        </w:tc>
+      </w:tr>
+      <w:tr>
+        <w:trPr>
+          <w:tblCellSpacing w:w="15" w:type="dxa"/>
+        </w:trPr>
+        <w:tc>
+          <w:tcPr>
+            <w:tcW w:w="0" w:type="auto"/>
+            <w:vAlign w:val="center"/>
+            <w:hideMark/>
+          </w:tcPr>
+          <w:p>
+            <w:pPr>
+              <w:spacing w:after="0" w:line="240" w:lineRule="auto"/>
+              <w:rPr>
+                <w:rFonts w:ascii="Times New Roman" w:eastAsia="Times New Roman" w:hAnsi="Times New Roman" w:cs="Times New Roman"/>
+                <w:sz w:val="24"/>
+                <w:szCs w:val="24"/>
+                <w:lang w:eastAsia="fr-FR"/>
+              </w:rPr>
+            </w:pPr>
+            <w:r>
+              <w:rPr>
+                <w:rFonts w:ascii="Times New Roman" w:eastAsia="Times New Roman" w:hAnsi="Times New Roman" w:cs="Times New Roman"/>
+                <w:sz w:val="24"/>
+                <w:szCs w:val="24"/>
+                <w:lang w:eastAsia="fr-FR"/>
+              </w:rPr>
+              <w:lastRenderedPageBreak/>
+              <w:t>Fond</w:t>
+            </w:r>
+          </w:p>
+        </w:tc>
+        <w:tc>
+          <w:tcPr>
+            <w:tcW w:w="0" w:type="auto"/>
+            <w:vAlign w:val="center"/>
+            <w:hideMark/>
+          </w:tcPr>
+          <w:p>
+            <w:pPr>
+              <w:spacing w:after="0" w:line="240" w:lineRule="auto"/>
+              <w:rPr>
+                <w:rFonts w:ascii="Times New Roman" w:eastAsia="Times New Roman" w:hAnsi="Times New Roman" w:cs="Times New Roman"/>
+                <w:sz w:val="24"/>
+                <w:szCs w:val="24"/>
+                <w:lang w:eastAsia="fr-FR"/>
+              </w:rPr>
+            </w:pPr>
+            <w:r>
+              <w:rPr>
+                <w:rFonts w:ascii="Times New Roman" w:eastAsia="Times New Roman" w:hAnsi="Times New Roman" w:cs="Times New Roman"/>
+                <w:sz w:val="24"/>
+                <w:szCs w:val="24"/>
+                <w:lang w:eastAsia="fr-FR"/>
+              </w:rPr>
+              <w:t>Blanc pur</w:t>
+            </w:r>
+          </w:p>
+        </w:tc>
+        <w:tc>
+          <w:tcPr>
+            <w:tcW w:w="0" w:type="auto"/>
+            <w:vAlign w:val="center"/>
+            <w:hideMark/>
+          </w:tcPr>
+          <w:p>
+            <w:pPr>
+              <w:spacing w:after="0" w:line="240" w:lineRule="auto"/>
+              <w:rPr>
+                <w:rFonts w:ascii="Times New Roman" w:eastAsia="Times New Roman" w:hAnsi="Times New Roman" w:cs="Times New Roman"/>
+                <w:sz w:val="24"/>
+                <w:szCs w:val="24"/>
+                <w:lang w:eastAsia="fr-FR"/>
+              </w:rPr>
+            </w:pPr>
+            <w:r>
+              <w:rPr>
+                <w:rFonts w:ascii="Courier New" w:eastAsia="Times New Roman" w:hAnsi="Courier New" w:cs="Courier New"/>
+                <w:sz w:val="20"/>
+                <w:szCs w:val="20"/>
+                <w:lang w:eastAsia="fr-FR"/>
+              </w:rPr>
+              <w:t>#FFFFFF</w:t>
+            </w:r>
+          </w:p>
+        </w:tc>
+      </w:tr>
+      <w:tr>
+        <w:trPr>
+          <w:tblCellSpacing w:w="15" w:type="dxa"/>
+        </w:trPr>
+        <w:tc>
+          <w:tcPr>
+            <w:tcW w:w="0" w:type="auto"/>
+            <w:vAlign w:val="center"/>
+            <w:hideMark/>
+          </w:tcPr>
+          <w:p>
+            <w:pPr>
+              <w:spacing w:after="0" w:line="240" w:lineRule="auto"/>
+              <w:rPr>
+                <w:rFonts w:ascii="Times New Roman" w:eastAsia="Times New Roman" w:hAnsi="Times New Roman" w:cs="Times New Roman"/>
+                <w:sz w:val="24"/>
+                <w:szCs w:val="24"/>
+                <w:lang w:eastAsia="fr-FR"/>
+              </w:rPr>
+            </w:pPr>
+            <w:r>
+              <w:rPr>
+                <w:rFonts w:ascii="Times New Roman" w:eastAsia="Times New Roman" w:hAnsi="Times New Roman" w:cs="Times New Roman"/>
+                <w:sz w:val="24"/>
+                <w:szCs w:val="24"/>
+                <w:lang w:eastAsia="fr-FR"/>
+              </w:rPr>
+              <w:t>Option secondaire</w:t>
+            </w:r>
+          </w:p>
+        </w:tc>
+        <w:tc>
+          <w:tcPr>
+            <w:tcW w:w="0" w:type="auto"/>
+            <w:vAlign w:val="center"/>
+            <w:hideMark/>
+          </w:tcPr>
+          <w:p>
+            <w:pPr>
+              <w:spacing w:after="0" w:line="240" w:lineRule="auto"/>
+              <w:rPr>
+                <w:rFonts w:ascii="Times New Roman" w:eastAsia="Times New Roman" w:hAnsi="Times New Roman" w:cs="Times New Roman"/>
+                <w:sz w:val="24"/>
+                <w:szCs w:val="24"/>
+                <w:lang w:eastAsia="fr-FR"/>
+              </w:rPr>
+            </w:pPr>
+            <w:r>
+              <w:rPr>
+                <w:rFonts w:ascii="Times New Roman" w:eastAsia="Times New Roman" w:hAnsi="Times New Roman" w:cs="Times New Roman"/>
+                <w:sz w:val="24"/>
+                <w:szCs w:val="24"/>
+                <w:lang w:eastAsia="fr-FR"/>
+              </w:rPr>
+              <w:t>Gris clair pour contraste</w:t>
+            </w:r>
+          </w:p>
+        </w:tc>
+        <w:tc>
+          <w:tcPr>
+            <w:tcW w:w="0" w:type="auto"/>
+            <w:vAlign w:val="center"/>
+            <w:hideMark/>
+          </w:tcPr>
+          <w:p>
+            <w:pPr>
+              <w:spacing w:after="0" w:line="240" w:lineRule="auto"/>
+              <w:rPr>
+                <w:rFonts w:ascii="Times New Roman" w:eastAsia="Times New Roman" w:hAnsi="Times New Roman" w:cs="Times New Roman"/>
+                <w:sz w:val="24"/>
+                <w:szCs w:val="24"/>
+                <w:lang w:eastAsia="fr-FR"/>
+              </w:rPr>
+            </w:pPr>
+            <w:r>
+              <w:rPr>
+                <w:rFonts w:ascii="Courier New" w:eastAsia="Times New Roman" w:hAnsi="Courier New" w:cs="Courier New"/>
+                <w:sz w:val="20"/>
+                <w:szCs w:val="20"/>
+                <w:lang w:eastAsia="fr-FR"/>
+              </w:rPr>
+              <w:t>#F4F4F4</w:t>
+            </w:r>
+          </w:p>
+        </w:tc>
+      </w:tr>
+    </w:tbl>
+    <w:p>
+      <w:pPr>
+        <w:spacing w:after="0" w:line="240" w:lineRule="auto"/>
+        <w:rPr>
+          <w:rFonts w:ascii="Times New Roman" w:eastAsia="Times New Roman" w:hAnsi="Times New Roman" w:cs="Times New Roman"/>
+          <w:sz w:val="24"/>
+          <w:szCs w:val="24"/>
+          <w:lang w:eastAsia="fr-FR"/>
+        </w:rPr>
+      </w:pPr>
+      <w:r>
+        <w:rPr>
+          <w:rFonts w:ascii="Times New Roman" w:eastAsia="Times New Roman" w:hAnsi="Times New Roman" w:cs="Times New Roman"/>
+          <w:sz w:val="24"/>
+          <w:szCs w:val="24"/>
+          <w:lang w:eastAsia="fr-FR"/>
+        </w:rPr>
+        <w:pict>
+          <v:rect id="_x0000_i1050" style="width:0;height:1.5pt" o:hralign="center" o:hrstd="t" o:hr="t" fillcolor="#a0a0a0" stroked="f"/>
+        </w:pict>
+      </w:r>
+    </w:p>
+    <w:p>
+      <w:pPr>
+        <w:spacing w:before="100" w:beforeAutospacing="1" w:after="100" w:afterAutospacing="1" w:line="240" w:lineRule="auto"/>
+        <w:outlineLvl w:val="2"/>
+        <w:rPr>
+          <w:rFonts w:ascii="Times New Roman" w:eastAsia="Times New Roman" w:hAnsi="Times New Roman" w:cs="Times New Roman"/>
+          <w:b/>
+          <w:bCs/>
+          <w:sz w:val="27"/>
+          <w:szCs w:val="27"/>
+          <w:lang w:eastAsia="fr-FR"/>
+        </w:rPr>
+      </w:pPr>
+      <w:r>
+        <w:rPr>
+          <w:rFonts w:ascii="Segoe UI Symbol" w:eastAsia="Times New Roman" w:hAnsi="Segoe UI Symbol" w:cs="Segoe UI Symbol"/>
+          <w:b/>
+          <w:bCs/>
+          <w:sz w:val="27"/>
+          <w:szCs w:val="27"/>
+          <w:lang w:eastAsia="fr-FR"/>
+        </w:rPr>
+        <w:t>💡</w:t>
+      </w:r>
+      <w:r>
+        <w:rPr>
+          <w:rFonts w:ascii="Times New Roman" w:eastAsia="Times New Roman" w:hAnsi="Times New Roman" w:cs="Times New Roman"/>
+          <w:b/>
+          <w:bCs/>
+          <w:sz w:val="27"/>
+          <w:szCs w:val="27"/>
+          <w:lang w:eastAsia="fr-FR"/>
+        </w:rPr>
+        <w:t xml:space="preserve"> 3. Style graphique</w:t>
+      </w:r>
+    </w:p>
+    <w:p>
+      <w:pPr>
+        <w:numPr>
+          <w:ilvl w:val="0"/>
+          <w:numId w:val="21"/>
+        </w:numPr>
+        <w:spacing w:before="100" w:beforeAutospacing="1" w:after="100" w:afterAutospacing="1" w:line="240" w:lineRule="auto"/>
+        <w:rPr>
+          <w:rFonts w:ascii="Times New Roman" w:eastAsia="Times New Roman" w:hAnsi="Times New Roman" w:cs="Times New Roman"/>
+          <w:sz w:val="24"/>
+          <w:szCs w:val="24"/>
+          <w:lang w:eastAsia="fr-FR"/>
+        </w:rPr>
+      </w:pPr>
+      <w:r>
+        <w:rPr>
+          <w:rFonts w:ascii="Times New Roman" w:eastAsia="Times New Roman" w:hAnsi="Times New Roman" w:cs="Times New Roman"/>
+          <w:sz w:val="24"/>
+          <w:szCs w:val="24"/>
+          <w:lang w:eastAsia="fr-FR"/>
+        </w:rPr>
+        <w:t xml:space="preserve">Icône suggérée : </w:t>
+      </w:r>
+      <w:r>
+        <w:rPr>
+          <w:rFonts w:ascii="Segoe UI Symbol" w:eastAsia="Times New Roman" w:hAnsi="Segoe UI Symbol" w:cs="Segoe UI Symbol"/>
+          <w:sz w:val="24"/>
+          <w:szCs w:val="24"/>
+          <w:lang w:eastAsia="fr-FR"/>
+        </w:rPr>
+        <w:t>💡</w:t>
+      </w:r>
+      <w:r>
+        <w:rPr>
+          <w:rFonts w:ascii="Times New Roman" w:eastAsia="Times New Roman" w:hAnsi="Times New Roman" w:cs="Times New Roman"/>
+          <w:sz w:val="24"/>
+          <w:szCs w:val="24"/>
+          <w:lang w:eastAsia="fr-FR"/>
+        </w:rPr>
+        <w:t xml:space="preserve"> ou un </w:t>
+      </w:r>
+      <w:r>
+        <w:rPr>
+          <w:rFonts w:ascii="Times New Roman" w:eastAsia="Times New Roman" w:hAnsi="Times New Roman" w:cs="Times New Roman"/>
+          <w:b/>
+          <w:bCs/>
+          <w:sz w:val="24"/>
+          <w:szCs w:val="24"/>
+          <w:lang w:eastAsia="fr-FR"/>
+        </w:rPr>
+        <w:t>pictogramme de cerveau stylisé / ampoule</w:t>
+      </w:r>
+      <w:r>
+        <w:rPr>
+          <w:rFonts w:ascii="Times New Roman" w:eastAsia="Times New Roman" w:hAnsi="Times New Roman" w:cs="Times New Roman"/>
+          <w:sz w:val="24"/>
+          <w:szCs w:val="24"/>
+          <w:lang w:eastAsia="fr-FR"/>
+        </w:rPr>
+        <w:t xml:space="preserve"> pour symboliser la créativité digitale.</w:t>
+      </w:r>
+    </w:p>
+    <w:p>
+      <w:pPr>
+        <w:numPr>
+          <w:ilvl w:val="0"/>
+          <w:numId w:val="21"/>
+        </w:numPr>
+        <w:spacing w:before="100" w:beforeAutospacing="1" w:after="100" w:afterAutospacing="1" w:line="240" w:lineRule="auto"/>
+        <w:rPr>
+          <w:rFonts w:ascii="Times New Roman" w:eastAsia="Times New Roman" w:hAnsi="Times New Roman" w:cs="Times New Roman"/>
+          <w:sz w:val="24"/>
+          <w:szCs w:val="24"/>
+          <w:lang w:eastAsia="fr-FR"/>
+        </w:rPr>
+      </w:pPr>
+      <w:r>
+        <w:rPr>
+          <w:rFonts w:ascii="Times New Roman" w:eastAsia="Times New Roman" w:hAnsi="Times New Roman" w:cs="Times New Roman"/>
+          <w:sz w:val="24"/>
+          <w:szCs w:val="24"/>
+          <w:lang w:eastAsia="fr-FR"/>
+        </w:rPr>
+        <w:t>Disposition :</w:t>
+      </w:r>
+    </w:p>
+    <w:p>
+      <w:pPr>
+        <w:numPr>
+          <w:ilvl w:val="0"/>
+          <w:numId w:val="21"/>
+        </w:numPr>
+        <w:tabs>
+          <w:tab w:val="clear" w:pos="720"/>
+          <w:tab w:val="left" w:pos="916"/>
+          <w:tab w:val="left" w:pos="1832"/>
+          <w:tab w:val="left" w:pos="2748"/>
+          <w:tab w:val="left" w:pos="3664"/>
+          <w:tab w:val="left" w:pos="4580"/>
+          <w:tab w:val="left" w:pos="5496"/>
+          <w:tab w:val="left" w:pos="6412"/>
+          <w:tab w:val="left" w:pos="7328"/>
+          <w:tab w:val="left" w:pos="8244"/>
+          <w:tab w:val="left" w:pos="9160"/>
+          <w:tab w:val="left" w:pos="10076"/>
+          <w:tab w:val="left" w:pos="10992"/>
+          <w:tab w:val="left" w:pos="11908"/>
+          <w:tab w:val="left" w:pos="12824"/>
+          <w:tab w:val="left" w:pos="13740"/>
+          <w:tab w:val="left" w:pos="14656"/>
+        </w:tabs>
+        <w:spacing w:after="0" w:line="240" w:lineRule="auto"/>
+        <w:rPr>
+          <w:rFonts w:ascii="Courier New" w:eastAsia="Times New Roman" w:hAnsi="Courier New" w:cs="Courier New"/>
+          <w:sz w:val="20"/>
+          <w:szCs w:val="20"/>
+          <w:lang w:eastAsia="fr-FR"/>
+        </w:rPr>
+      </w:pPr>
+      <w:r>
+        <w:rPr>
+          <w:rFonts w:ascii="Courier New" w:eastAsia="Times New Roman" w:hAnsi="Courier New" w:cs="Courier New"/>
+          <w:sz w:val="20"/>
+          <w:szCs w:val="20"/>
+          <w:lang w:eastAsia="fr-FR"/>
+        </w:rPr>
+        <w:t xml:space="preserve">[Icône] </w:t>
+      </w:r>
+      <w:proofErr w:type="spellStart"/>
+      <w:r>
+        <w:rPr>
+          <w:rFonts w:ascii="Courier New" w:eastAsia="Times New Roman" w:hAnsi="Courier New" w:cs="Courier New"/>
+          <w:sz w:val="20"/>
+          <w:szCs w:val="20"/>
+          <w:lang w:eastAsia="fr-FR"/>
+        </w:rPr>
+        <w:t>DigiCréa</w:t>
+      </w:r>
+      <w:proofErr w:type="spellEnd"/>
+      <w:r>
+        <w:rPr>
+          <w:rFonts w:ascii="Courier New" w:eastAsia="Times New Roman" w:hAnsi="Courier New" w:cs="Courier New"/>
+          <w:sz w:val="20"/>
+          <w:szCs w:val="20"/>
+          <w:lang w:eastAsia="fr-FR"/>
+        </w:rPr>
+        <w:t>-Studio</w:t>
+      </w:r>
+    </w:p>
+    <w:p>
+      <w:pPr>
+        <w:spacing w:before="100" w:beforeAutospacing="1" w:after="100" w:afterAutospacing="1" w:line="240" w:lineRule="auto"/>
+        <w:ind w:left="720"/>
+        <w:rPr>
+          <w:rFonts w:ascii="Times New Roman" w:eastAsia="Times New Roman" w:hAnsi="Times New Roman" w:cs="Times New Roman"/>
+          <w:sz w:val="24"/>
+          <w:szCs w:val="24"/>
+          <w:lang w:eastAsia="fr-FR"/>
+        </w:rPr>
+      </w:pPr>
+      <w:r>
+        <w:rPr>
+          <w:rFonts w:ascii="Times New Roman" w:eastAsia="Times New Roman" w:hAnsi="Times New Roman" w:cs="Times New Roman"/>
+          <w:sz w:val="24"/>
+          <w:szCs w:val="24"/>
+          <w:lang w:eastAsia="fr-FR"/>
+        </w:rPr>
+        <w:t>ou</w:t>
+      </w:r>
+    </w:p>
+    <w:p>
+      <w:pPr>
+        <w:tabs>
+          <w:tab w:val="left" w:pos="916"/>
+          <w:tab w:val="left" w:pos="1832"/>
+          <w:tab w:val="left" w:pos="2748"/>
+          <w:tab w:val="left" w:pos="3664"/>
+          <w:tab w:val="left" w:pos="4580"/>
+          <w:tab w:val="left" w:pos="5496"/>
+          <w:tab w:val="left" w:pos="6412"/>
+          <w:tab w:val="left" w:pos="7328"/>
+          <w:tab w:val="left" w:pos="8244"/>
+          <w:tab w:val="left" w:pos="9160"/>
+          <w:tab w:val="left" w:pos="10076"/>
+          <w:tab w:val="left" w:pos="10992"/>
+          <w:tab w:val="left" w:pos="11908"/>
+          <w:tab w:val="left" w:pos="12824"/>
+          <w:tab w:val="left" w:pos="13740"/>
+          <w:tab w:val="left" w:pos="14656"/>
+        </w:tabs>
+        <w:spacing w:after="0" w:line="240" w:lineRule="auto"/>
+        <w:ind w:left="720"/>
+        <w:rPr>
+          <w:rFonts w:ascii="Courier New" w:eastAsia="Times New Roman" w:hAnsi="Courier New" w:cs="Courier New"/>
+          <w:sz w:val="20"/>
+          <w:szCs w:val="20"/>
+          <w:lang w:eastAsia="fr-FR"/>
+        </w:rPr>
+      </w:pPr>
+      <w:proofErr w:type="spellStart"/>
+      <w:r>
+        <w:rPr>
+          <w:rFonts w:ascii="Courier New" w:eastAsia="Times New Roman" w:hAnsi="Courier New" w:cs="Courier New"/>
+          <w:sz w:val="20"/>
+          <w:szCs w:val="20"/>
+          <w:lang w:eastAsia="fr-FR"/>
+        </w:rPr>
+        <w:t>DigiCréa</w:t>
+      </w:r>
+      <w:proofErr w:type="spellEnd"/>
+    </w:p>
+    <w:p>
+      <w:pPr>
+        <w:tabs>
+          <w:tab w:val="left" w:pos="916"/>
+          <w:tab w:val="left" w:pos="1832"/>
+          <w:tab w:val="left" w:pos="2748"/>
+          <w:tab w:val="left" w:pos="3664"/>
+          <w:tab w:val="left" w:pos="4580"/>
+          <w:tab w:val="left" w:pos="5496"/>
+          <w:tab w:val="left" w:pos="6412"/>
+          <w:tab w:val="left" w:pos="7328"/>
+          <w:tab w:val="left" w:pos="8244"/>
+          <w:tab w:val="left" w:pos="9160"/>
+          <w:tab w:val="left" w:pos="10076"/>
+          <w:tab w:val="left" w:pos="10992"/>
+          <w:tab w:val="left" w:pos="11908"/>
+          <w:tab w:val="left" w:pos="12824"/>
+          <w:tab w:val="left" w:pos="13740"/>
+          <w:tab w:val="left" w:pos="14656"/>
+        </w:tabs>
+        <w:spacing w:after="0" w:line="240" w:lineRule="auto"/>
+        <w:ind w:left="720"/>
+        <w:rPr>
+          <w:rFonts w:ascii="Courier New" w:eastAsia="Times New Roman" w:hAnsi="Courier New" w:cs="Courier New"/>
+          <w:sz w:val="20"/>
+          <w:szCs w:val="20"/>
+          <w:lang w:eastAsia="fr-FR"/>
+        </w:rPr>
+      </w:pPr>
+      <w:r>
+        <w:rPr>
+          <w:rFonts w:ascii="Courier New" w:eastAsia="Times New Roman" w:hAnsi="Courier New" w:cs="Courier New"/>
+          <w:sz w:val="20"/>
+          <w:szCs w:val="20"/>
+          <w:lang w:eastAsia="fr-FR"/>
+        </w:rPr>
+        <w:t xml:space="preserve">   Studio</w:t>
+      </w:r>
+    </w:p>
+    <w:p>
+      <w:pPr>
+        <w:spacing w:before="100" w:beforeAutospacing="1" w:after="100" w:afterAutospacing="1" w:line="240" w:lineRule="auto"/>
+        <w:ind w:left="720"/>
+        <w:rPr>
+          <w:rFonts w:ascii="Times New Roman" w:eastAsia="Times New Roman" w:hAnsi="Times New Roman" w:cs="Times New Roman"/>
+          <w:sz w:val="24"/>
+          <w:szCs w:val="24"/>
+          <w:lang w:eastAsia="fr-FR"/>
+        </w:rPr>
+      </w:pPr>
+      <w:r>
+        <w:rPr>
+          <w:rFonts w:ascii="Times New Roman" w:eastAsia="Times New Roman" w:hAnsi="Times New Roman" w:cs="Times New Roman"/>
+          <w:sz w:val="24"/>
+          <w:szCs w:val="24"/>
+          <w:lang w:eastAsia="fr-FR"/>
+        </w:rPr>
+        <w:t>selon le format horizontal ou vertical.</w:t>
+      </w:r>
+    </w:p>
+    <w:p>
+      <w:pPr>
+        <w:spacing w:after="0" w:line="240" w:lineRule="auto"/>
+        <w:rPr>
+          <w:rFonts w:ascii="Times New Roman" w:eastAsia="Times New Roman" w:hAnsi="Times New Roman" w:cs="Times New Roman"/>
+          <w:sz w:val="24"/>
+          <w:szCs w:val="24"/>
+          <w:lang w:eastAsia="fr-FR"/>
+        </w:rPr>
+      </w:pPr>
+      <w:r>
+        <w:rPr>
+          <w:rFonts w:ascii="Times New Roman" w:eastAsia="Times New Roman" w:hAnsi="Times New Roman" w:cs="Times New Roman"/>
+          <w:sz w:val="24"/>
+          <w:szCs w:val="24"/>
+          <w:lang w:eastAsia="fr-FR"/>
+        </w:rPr>
+        <w:pict>
+          <v:rect id="_x0000_i1051" style="width:0;height:1.5pt" o:hralign="center" o:hrstd="t" o:hr="t" fillcolor="#a0a0a0" stroked="f"/>
+        </w:pict>
+      </w:r>
+    </w:p>
+    <w:p>
+      <w:pPr>
+        <w:spacing w:before="100" w:beforeAutospacing="1" w:after="100" w:afterAutospacing="1" w:line="240" w:lineRule="auto"/>
+        <w:outlineLvl w:val="2"/>
+        <w:rPr>
+          <w:rFonts w:ascii="Times New Roman" w:eastAsia="Times New Roman" w:hAnsi="Times New Roman" w:cs="Times New Roman"/>
+          <w:b/>
+          <w:bCs/>
+          <w:sz w:val="27"/>
+          <w:szCs w:val="27"/>
+          <w:lang w:eastAsia="fr-FR"/>
+        </w:rPr>
+      </w:pPr>
+      <w:r>
+        <w:rPr>
+          <w:rFonts w:ascii="Segoe UI Symbol" w:eastAsia="Times New Roman" w:hAnsi="Segoe UI Symbol" w:cs="Segoe UI Symbol"/>
+          <w:b/>
+          <w:bCs/>
+          <w:sz w:val="27"/>
+          <w:szCs w:val="27"/>
+          <w:lang w:eastAsia="fr-FR"/>
+        </w:rPr>
+        <w:t>✨</w:t>
+      </w:r>
+      <w:r>
+        <w:rPr>
+          <w:rFonts w:ascii="Times New Roman" w:eastAsia="Times New Roman" w:hAnsi="Times New Roman" w:cs="Times New Roman"/>
+          <w:b/>
+          <w:bCs/>
+          <w:sz w:val="27"/>
+          <w:szCs w:val="27"/>
+          <w:lang w:eastAsia="fr-FR"/>
+        </w:rPr>
+        <w:t xml:space="preserve"> 4. Conseil pour </w:t>
+      </w:r>
+      <w:proofErr w:type="spellStart"/>
+      <w:r>
+        <w:rPr>
+          <w:rFonts w:ascii="Times New Roman" w:eastAsia="Times New Roman" w:hAnsi="Times New Roman" w:cs="Times New Roman"/>
+          <w:b/>
+          <w:bCs/>
+          <w:sz w:val="27"/>
+          <w:szCs w:val="27"/>
+          <w:lang w:eastAsia="fr-FR"/>
+        </w:rPr>
+        <w:t>Canva</w:t>
+      </w:r>
+      <w:proofErr w:type="spellEnd"/>
+    </w:p>
+    <w:p>
+      <w:pPr>
+        <w:spacing w:before="100" w:beforeAutospacing="1" w:after="100" w:afterAutospacing="1" w:line="240" w:lineRule="auto"/>
+        <w:rPr>
+          <w:rFonts w:ascii="Times New Roman" w:eastAsia="Times New Roman" w:hAnsi="Times New Roman" w:cs="Times New Roman"/>
+          <w:sz w:val="24"/>
+          <w:szCs w:val="24"/>
+          <w:lang w:eastAsia="fr-FR"/>
+        </w:rPr>
+      </w:pPr>
+      <w:r>
+        <w:rPr>
+          <w:rFonts w:ascii="Times New Roman" w:eastAsia="Times New Roman" w:hAnsi="Times New Roman" w:cs="Times New Roman"/>
+          <w:sz w:val="24"/>
+          <w:szCs w:val="24"/>
+          <w:lang w:eastAsia="fr-FR"/>
+        </w:rPr>
+        <w:t xml:space="preserve">Sur </w:t>
+      </w:r>
+      <w:proofErr w:type="spellStart"/>
+      <w:r>
+        <w:rPr>
+          <w:rFonts w:ascii="Times New Roman" w:eastAsia="Times New Roman" w:hAnsi="Times New Roman" w:cs="Times New Roman"/>
+          <w:b/>
+          <w:bCs/>
+          <w:sz w:val="24"/>
+          <w:szCs w:val="24"/>
+          <w:lang w:eastAsia="fr-FR"/>
+        </w:rPr>
+        <w:t>Canva</w:t>
+      </w:r>
+      <w:proofErr w:type="spellEnd"/>
+      <w:r>
+        <w:rPr>
+          <w:rFonts w:ascii="Times New Roman" w:eastAsia="Times New Roman" w:hAnsi="Times New Roman" w:cs="Times New Roman"/>
+          <w:sz w:val="24"/>
+          <w:szCs w:val="24"/>
+          <w:lang w:eastAsia="fr-FR"/>
+        </w:rPr>
+        <w:t xml:space="preserve"> :</w:t>
+      </w:r>
+    </w:p>
+    <w:p>
+      <w:pPr>
+        <w:numPr>
+          <w:ilvl w:val="0"/>
+          <w:numId w:val="22"/>
+        </w:numPr>
+        <w:spacing w:before="100" w:beforeAutospacing="1" w:after="100" w:afterAutospacing="1" w:line="240" w:lineRule="auto"/>
+        <w:rPr>
+          <w:rFonts w:ascii="Times New Roman" w:eastAsia="Times New Roman" w:hAnsi="Times New Roman" w:cs="Times New Roman"/>
+          <w:sz w:val="24"/>
+          <w:szCs w:val="24"/>
+          <w:lang w:eastAsia="fr-FR"/>
+        </w:rPr>
+      </w:pPr>
+      <w:r>
+        <w:rPr>
+          <w:rFonts w:ascii="Times New Roman" w:eastAsia="Times New Roman" w:hAnsi="Times New Roman" w:cs="Times New Roman"/>
+          <w:sz w:val="24"/>
+          <w:szCs w:val="24"/>
+          <w:lang w:eastAsia="fr-FR"/>
+        </w:rPr>
+        <w:t xml:space="preserve">Recherche la police </w:t>
+      </w:r>
+      <w:r>
+        <w:rPr>
+          <w:rFonts w:ascii="Times New Roman" w:eastAsia="Times New Roman" w:hAnsi="Times New Roman" w:cs="Times New Roman"/>
+          <w:b/>
+          <w:bCs/>
+          <w:sz w:val="24"/>
+          <w:szCs w:val="24"/>
+          <w:lang w:eastAsia="fr-FR"/>
+        </w:rPr>
+        <w:t>Montserrat</w:t>
+      </w:r>
+      <w:r>
+        <w:rPr>
+          <w:rFonts w:ascii="Times New Roman" w:eastAsia="Times New Roman" w:hAnsi="Times New Roman" w:cs="Times New Roman"/>
+          <w:sz w:val="24"/>
+          <w:szCs w:val="24"/>
+          <w:lang w:eastAsia="fr-FR"/>
+        </w:rPr>
+        <w:t xml:space="preserve"> et </w:t>
+      </w:r>
+      <w:proofErr w:type="spellStart"/>
+      <w:r>
+        <w:rPr>
+          <w:rFonts w:ascii="Times New Roman" w:eastAsia="Times New Roman" w:hAnsi="Times New Roman" w:cs="Times New Roman"/>
+          <w:b/>
+          <w:bCs/>
+          <w:sz w:val="24"/>
+          <w:szCs w:val="24"/>
+          <w:lang w:eastAsia="fr-FR"/>
+        </w:rPr>
+        <w:t>Poppins</w:t>
+      </w:r>
+      <w:proofErr w:type="spellEnd"/>
+      <w:r>
+        <w:rPr>
+          <w:rFonts w:ascii="Times New Roman" w:eastAsia="Times New Roman" w:hAnsi="Times New Roman" w:cs="Times New Roman"/>
+          <w:sz w:val="24"/>
+          <w:szCs w:val="24"/>
+          <w:lang w:eastAsia="fr-FR"/>
+        </w:rPr>
+        <w:t xml:space="preserve"> (toutes deux disponibles en version gratuite).</w:t>
+      </w:r>
+    </w:p>
+    <w:p>
+      <w:pPr>
+        <w:numPr>
+          <w:ilvl w:val="0"/>
+          <w:numId w:val="22"/>
+        </w:numPr>
+        <w:spacing w:before="100" w:beforeAutospacing="1" w:after="100" w:afterAutospacing="1" w:line="240" w:lineRule="auto"/>
+        <w:rPr>
+          <w:rFonts w:ascii="Times New Roman" w:eastAsia="Times New Roman" w:hAnsi="Times New Roman" w:cs="Times New Roman"/>
+          <w:sz w:val="24"/>
+          <w:szCs w:val="24"/>
+          <w:lang w:eastAsia="fr-FR"/>
+        </w:rPr>
+      </w:pPr>
+      <w:r>
+        <w:rPr>
+          <w:rFonts w:ascii="Times New Roman" w:eastAsia="Times New Roman" w:hAnsi="Times New Roman" w:cs="Times New Roman"/>
+          <w:sz w:val="24"/>
+          <w:szCs w:val="24"/>
+          <w:lang w:eastAsia="fr-FR"/>
+        </w:rPr>
+        <w:t xml:space="preserve">Ajoute un texte → « </w:t>
+      </w:r>
+      <w:proofErr w:type="spellStart"/>
+      <w:r>
+        <w:rPr>
+          <w:rFonts w:ascii="Times New Roman" w:eastAsia="Times New Roman" w:hAnsi="Times New Roman" w:cs="Times New Roman"/>
+          <w:sz w:val="24"/>
+          <w:szCs w:val="24"/>
+          <w:lang w:eastAsia="fr-FR"/>
+        </w:rPr>
+        <w:t>DigiCréa</w:t>
+      </w:r>
+      <w:proofErr w:type="spellEnd"/>
+      <w:r>
+        <w:rPr>
+          <w:rFonts w:ascii="Times New Roman" w:eastAsia="Times New Roman" w:hAnsi="Times New Roman" w:cs="Times New Roman"/>
+          <w:sz w:val="24"/>
+          <w:szCs w:val="24"/>
+          <w:lang w:eastAsia="fr-FR"/>
+        </w:rPr>
+        <w:t>-Studio »</w:t>
+      </w:r>
+    </w:p>
+    <w:p>
+      <w:pPr>
+        <w:numPr>
+          <w:ilvl w:val="0"/>
+          <w:numId w:val="22"/>
+        </w:numPr>
+        <w:spacing w:before="100" w:beforeAutospacing="1" w:after="100" w:afterAutospacing="1" w:line="240" w:lineRule="auto"/>
+        <w:rPr>
+          <w:rFonts w:ascii="Times New Roman" w:eastAsia="Times New Roman" w:hAnsi="Times New Roman" w:cs="Times New Roman"/>
+          <w:sz w:val="24"/>
+          <w:szCs w:val="24"/>
+          <w:lang w:eastAsia="fr-FR"/>
+        </w:rPr>
+      </w:pPr>
+      <w:r>
+        <w:rPr>
+          <w:rFonts w:ascii="Times New Roman" w:eastAsia="Times New Roman" w:hAnsi="Times New Roman" w:cs="Times New Roman"/>
+          <w:sz w:val="24"/>
+          <w:szCs w:val="24"/>
+          <w:lang w:eastAsia="fr-FR"/>
+        </w:rPr>
+        <w:t xml:space="preserve">Mets </w:t>
+      </w:r>
+      <w:proofErr w:type="spellStart"/>
+      <w:r>
+        <w:rPr>
+          <w:rFonts w:ascii="Times New Roman" w:eastAsia="Times New Roman" w:hAnsi="Times New Roman" w:cs="Times New Roman"/>
+          <w:b/>
+          <w:bCs/>
+          <w:sz w:val="24"/>
+          <w:szCs w:val="24"/>
+          <w:lang w:eastAsia="fr-FR"/>
+        </w:rPr>
+        <w:t>DigiCréa</w:t>
+      </w:r>
+      <w:proofErr w:type="spellEnd"/>
+      <w:r>
+        <w:rPr>
+          <w:rFonts w:ascii="Times New Roman" w:eastAsia="Times New Roman" w:hAnsi="Times New Roman" w:cs="Times New Roman"/>
+          <w:sz w:val="24"/>
+          <w:szCs w:val="24"/>
+          <w:lang w:eastAsia="fr-FR"/>
+        </w:rPr>
+        <w:t xml:space="preserve"> en </w:t>
+      </w:r>
+      <w:r>
+        <w:rPr>
+          <w:rFonts w:ascii="Times New Roman" w:eastAsia="Times New Roman" w:hAnsi="Times New Roman" w:cs="Times New Roman"/>
+          <w:b/>
+          <w:bCs/>
+          <w:sz w:val="24"/>
+          <w:szCs w:val="24"/>
+          <w:lang w:eastAsia="fr-FR"/>
+        </w:rPr>
+        <w:t>noir</w:t>
+      </w:r>
+      <w:r>
+        <w:rPr>
+          <w:rFonts w:ascii="Times New Roman" w:eastAsia="Times New Roman" w:hAnsi="Times New Roman" w:cs="Times New Roman"/>
+          <w:sz w:val="24"/>
+          <w:szCs w:val="24"/>
+          <w:lang w:eastAsia="fr-FR"/>
+        </w:rPr>
+        <w:t xml:space="preserve">, </w:t>
+      </w:r>
+      <w:r>
+        <w:rPr>
+          <w:rFonts w:ascii="Times New Roman" w:eastAsia="Times New Roman" w:hAnsi="Times New Roman" w:cs="Times New Roman"/>
+          <w:b/>
+          <w:bCs/>
+          <w:sz w:val="24"/>
+          <w:szCs w:val="24"/>
+          <w:lang w:eastAsia="fr-FR"/>
+        </w:rPr>
+        <w:t>Studio</w:t>
+      </w:r>
+      <w:r>
+        <w:rPr>
+          <w:rFonts w:ascii="Times New Roman" w:eastAsia="Times New Roman" w:hAnsi="Times New Roman" w:cs="Times New Roman"/>
+          <w:sz w:val="24"/>
+          <w:szCs w:val="24"/>
+          <w:lang w:eastAsia="fr-FR"/>
+        </w:rPr>
+        <w:t xml:space="preserve"> en </w:t>
+      </w:r>
+      <w:r>
+        <w:rPr>
+          <w:rFonts w:ascii="Times New Roman" w:eastAsia="Times New Roman" w:hAnsi="Times New Roman" w:cs="Times New Roman"/>
+          <w:b/>
+          <w:bCs/>
+          <w:sz w:val="24"/>
+          <w:szCs w:val="24"/>
+          <w:lang w:eastAsia="fr-FR"/>
+        </w:rPr>
+        <w:t>orange (#FF6B00)</w:t>
+      </w:r>
+      <w:r>
+        <w:rPr>
+          <w:rFonts w:ascii="Times New Roman" w:eastAsia="Times New Roman" w:hAnsi="Times New Roman" w:cs="Times New Roman"/>
+          <w:sz w:val="24"/>
+          <w:szCs w:val="24"/>
+          <w:lang w:eastAsia="fr-FR"/>
+        </w:rPr>
+        <w:t>.</w:t>
+      </w:r>
+    </w:p>
+    <w:p>
+      <w:pPr>
+        <w:numPr>
+          <w:ilvl w:val="0"/>
+          <w:numId w:val="22"/>
+        </w:numPr>
+        <w:spacing w:before="100" w:beforeAutospacing="1" w:after="100" w:afterAutospacing="1" w:line="240" w:lineRule="auto"/>
+        <w:rPr>
+          <w:rFonts w:ascii="Times New Roman" w:eastAsia="Times New Roman" w:hAnsi="Times New Roman" w:cs="Times New Roman"/>
+          <w:sz w:val="24"/>
+          <w:szCs w:val="24"/>
+          <w:lang w:eastAsia="fr-FR"/>
+        </w:rPr>
+      </w:pPr>
+      <w:r>
+        <w:rPr>
+          <w:rFonts w:ascii="Times New Roman" w:eastAsia="Times New Roman" w:hAnsi="Times New Roman" w:cs="Times New Roman"/>
+          <w:sz w:val="24"/>
+          <w:szCs w:val="24"/>
+          <w:lang w:eastAsia="fr-FR"/>
+        </w:rPr>
+        <w:t xml:space="preserve">Aligne le tout au centre et ajoute une </w:t>
+      </w:r>
+      <w:r>
+        <w:rPr>
+          <w:rFonts w:ascii="Times New Roman" w:eastAsia="Times New Roman" w:hAnsi="Times New Roman" w:cs="Times New Roman"/>
+          <w:b/>
+          <w:bCs/>
+          <w:sz w:val="24"/>
+          <w:szCs w:val="24"/>
+          <w:lang w:eastAsia="fr-FR"/>
+        </w:rPr>
+        <w:t>petite ampoule ou un symbole digital</w:t>
+      </w:r>
+      <w:r>
+        <w:rPr>
+          <w:rFonts w:ascii="Times New Roman" w:eastAsia="Times New Roman" w:hAnsi="Times New Roman" w:cs="Times New Roman"/>
+          <w:sz w:val="24"/>
+          <w:szCs w:val="24"/>
+          <w:lang w:eastAsia="fr-FR"/>
+        </w:rPr>
+        <w:t xml:space="preserve"> à gauche.</w:t>
+      </w:r>
+    </w:p>
+    <w:p>
+      <w:pPr>
+        <w:spacing w:after="0" w:line="240" w:lineRule="auto"/>
+        <w:rPr>
+          <w:rFonts w:ascii="Times New Roman" w:eastAsia="Times New Roman" w:hAnsi="Times New Roman" w:cs="Times New Roman"/>
+          <w:sz w:val="24"/>
+          <w:szCs w:val="24"/>
+          <w:lang w:eastAsia="fr-FR"/>
+        </w:rPr>
+      </w:pPr>
+      <w:r>
+        <w:rPr>
+          <w:rFonts w:ascii="Times New Roman" w:eastAsia="Times New Roman" w:hAnsi="Times New Roman" w:cs="Times New Roman"/>
+          <w:sz w:val="24"/>
+          <w:szCs w:val="24"/>
+          <w:lang w:eastAsia="fr-FR"/>
+        </w:rPr>
+        <w:pict>
+          <v:rect id="_x0000_i1052" style="width:0;height:1.5pt" o:hralign="center" o:hrstd="t" o:hr="t" fillcolor="#a0a0a0" stroked="f"/>
+        </w:pict>
+      </w:r>
+    </w:p>
+    <w:p>
+      <w:pPr>
+        <w:spacing w:before="100" w:beforeAutospacing="1" w:after="100" w:afterAutospacing="1" w:line="240" w:lineRule="auto"/>
+        <w:rPr>
+          <w:rFonts w:ascii="Times New Roman" w:eastAsia="Times New Roman" w:hAnsi="Times New Roman" w:cs="Times New Roman"/>
+          <w:sz w:val="24"/>
+          <w:szCs w:val="24"/>
+          <w:lang w:eastAsia="fr-FR"/>
+        </w:rPr>
+      </w:pPr>
+      <w:r>
+        <w:rPr>
+          <w:rFonts w:ascii="Times New Roman" w:eastAsia="Times New Roman" w:hAnsi="Times New Roman" w:cs="Times New Roman"/>
+          <w:sz w:val="24"/>
+          <w:szCs w:val="24"/>
+          <w:lang w:eastAsia="fr-FR"/>
+        </w:rPr>
+        <w:t xml:space="preserve">Souhaites-tu que je te fasse une </w:t>
+      </w:r>
+      <w:r>
+        <w:rPr>
+          <w:rFonts w:ascii="Times New Roman" w:eastAsia="Times New Roman" w:hAnsi="Times New Roman" w:cs="Times New Roman"/>
+          <w:b/>
+          <w:bCs/>
+          <w:sz w:val="24"/>
+          <w:szCs w:val="24"/>
+          <w:lang w:eastAsia="fr-FR"/>
+        </w:rPr>
+        <w:t>version “premium” du logo</w:t>
+      </w:r>
+      <w:r>
+        <w:rPr>
+          <w:rFonts w:ascii="Times New Roman" w:eastAsia="Times New Roman" w:hAnsi="Times New Roman" w:cs="Times New Roman"/>
+          <w:sz w:val="24"/>
+          <w:szCs w:val="24"/>
+          <w:lang w:eastAsia="fr-FR"/>
+        </w:rPr>
+        <w:t xml:space="preserve"> (avec dégradé, icône vectorisée et effet pro pour ton site et ton futur dossier </w:t>
+      </w:r>
+      <w:proofErr w:type="spellStart"/>
+      <w:r>
+        <w:rPr>
+          <w:rFonts w:ascii="Times New Roman" w:eastAsia="Times New Roman" w:hAnsi="Times New Roman" w:cs="Times New Roman"/>
+          <w:sz w:val="24"/>
+          <w:szCs w:val="24"/>
+          <w:lang w:eastAsia="fr-FR"/>
+        </w:rPr>
+        <w:t>Flutterwave</w:t>
+      </w:r>
+      <w:proofErr w:type="spellEnd"/>
+      <w:r>
+        <w:rPr>
+          <w:rFonts w:ascii="Times New Roman" w:eastAsia="Times New Roman" w:hAnsi="Times New Roman" w:cs="Times New Roman"/>
+          <w:sz w:val="24"/>
+          <w:szCs w:val="24"/>
+          <w:lang w:eastAsia="fr-FR"/>
+        </w:rPr>
+        <w:t>) ?</w:t>
       </w:r>
     </w:p>
     <w:p>
@@ -5542,6 +10216,417 @@
     </w:lvl>
   </w:abstractNum>
   <w:abstractNum w:abstractNumId="5">
+    <w:nsid w:val="33626A01"/>
+    <w:multiLevelType w:val="multilevel"/>
+    <w:tmpl w:val="07DE0DD2"/>
+    <w:lvl w:ilvl="0">
+      <w:start w:val="1"/>
+      <w:numFmt w:val="bullet"/>
+      <w:lvlText w:val=""/>
+      <w:lvlJc w:val="left"/>
+      <w:pPr>
+        <w:tabs>
+          <w:tab w:val="num" w:pos="720"/>
+        </w:tabs>
+        <w:ind w:left="720" w:hanging="360"/>
+      </w:pPr>
+      <w:rPr>
+        <w:rFonts w:ascii="Symbol" w:hAnsi="Symbol" w:hint="default"/>
+        <w:sz w:val="20"/>
+      </w:rPr>
+    </w:lvl>
+    <w:lvl w:ilvl="1" w:tentative="1">
+      <w:start w:val="1"/>
+      <w:numFmt w:val="bullet"/>
+      <w:lvlText w:val="o"/>
+      <w:lvlJc w:val="left"/>
+      <w:pPr>
+        <w:tabs>
+          <w:tab w:val="num" w:pos="1440"/>
+        </w:tabs>
+        <w:ind w:left="1440" w:hanging="360"/>
+      </w:pPr>
+      <w:rPr>
+        <w:rFonts w:ascii="Courier New" w:hAnsi="Courier New" w:hint="default"/>
+        <w:sz w:val="20"/>
+      </w:rPr>
+    </w:lvl>
+    <w:lvl w:ilvl="2" w:tentative="1">
+      <w:start w:val="1"/>
+      <w:numFmt w:val="bullet"/>
+      <w:lvlText w:val=""/>
+      <w:lvlJc w:val="left"/>
+      <w:pPr>
+        <w:tabs>
+          <w:tab w:val="num" w:pos="2160"/>
+        </w:tabs>
+        <w:ind w:left="2160" w:hanging="360"/>
+      </w:pPr>
+      <w:rPr>
+        <w:rFonts w:ascii="Wingdings" w:hAnsi="Wingdings" w:hint="default"/>
+        <w:sz w:val="20"/>
+      </w:rPr>
+    </w:lvl>
+    <w:lvl w:ilvl="3" w:tentative="1">
+      <w:start w:val="1"/>
+      <w:numFmt w:val="bullet"/>
+      <w:lvlText w:val=""/>
+      <w:lvlJc w:val="left"/>
+      <w:pPr>
+        <w:tabs>
+          <w:tab w:val="num" w:pos="2880"/>
+        </w:tabs>
+        <w:ind w:left="2880" w:hanging="360"/>
+      </w:pPr>
+      <w:rPr>
+        <w:rFonts w:ascii="Wingdings" w:hAnsi="Wingdings" w:hint="default"/>
+        <w:sz w:val="20"/>
+      </w:rPr>
+    </w:lvl>
+    <w:lvl w:ilvl="4" w:tentative="1">
+      <w:start w:val="1"/>
+      <w:numFmt w:val="bullet"/>
+      <w:lvlText w:val=""/>
+      <w:lvlJc w:val="left"/>
+      <w:pPr>
+        <w:tabs>
+          <w:tab w:val="num" w:pos="3600"/>
+        </w:tabs>
+        <w:ind w:left="3600" w:hanging="360"/>
+      </w:pPr>
+      <w:rPr>
+        <w:rFonts w:ascii="Wingdings" w:hAnsi="Wingdings" w:hint="default"/>
+        <w:sz w:val="20"/>
+      </w:rPr>
+    </w:lvl>
+    <w:lvl w:ilvl="5" w:tentative="1">
+      <w:start w:val="1"/>
+      <w:numFmt w:val="bullet"/>
+      <w:lvlText w:val=""/>
+      <w:lvlJc w:val="left"/>
+      <w:pPr>
+        <w:tabs>
+          <w:tab w:val="num" w:pos="4320"/>
+        </w:tabs>
+        <w:ind w:left="4320" w:hanging="360"/>
+      </w:pPr>
+      <w:rPr>
+        <w:rFonts w:ascii="Wingdings" w:hAnsi="Wingdings" w:hint="default"/>
+        <w:sz w:val="20"/>
+      </w:rPr>
+    </w:lvl>
+    <w:lvl w:ilvl="6" w:tentative="1">
+      <w:start w:val="1"/>
+      <w:numFmt w:val="bullet"/>
+      <w:lvlText w:val=""/>
+      <w:lvlJc w:val="left"/>
+      <w:pPr>
+        <w:tabs>
+          <w:tab w:val="num" w:pos="5040"/>
+        </w:tabs>
+        <w:ind w:left="5040" w:hanging="360"/>
+      </w:pPr>
+      <w:rPr>
+        <w:rFonts w:ascii="Wingdings" w:hAnsi="Wingdings" w:hint="default"/>
+        <w:sz w:val="20"/>
+      </w:rPr>
+    </w:lvl>
+    <w:lvl w:ilvl="7" w:tentative="1">
+      <w:start w:val="1"/>
+      <w:numFmt w:val="bullet"/>
+      <w:lvlText w:val=""/>
+      <w:lvlJc w:val="left"/>
+      <w:pPr>
+        <w:tabs>
+          <w:tab w:val="num" w:pos="5760"/>
+        </w:tabs>
+        <w:ind w:left="5760" w:hanging="360"/>
+      </w:pPr>
+      <w:rPr>
+        <w:rFonts w:ascii="Wingdings" w:hAnsi="Wingdings" w:hint="default"/>
+        <w:sz w:val="20"/>
+      </w:rPr>
+    </w:lvl>
+    <w:lvl w:ilvl="8" w:tentative="1">
+      <w:start w:val="1"/>
+      <w:numFmt w:val="bullet"/>
+      <w:lvlText w:val=""/>
+      <w:lvlJc w:val="left"/>
+      <w:pPr>
+        <w:tabs>
+          <w:tab w:val="num" w:pos="6480"/>
+        </w:tabs>
+        <w:ind w:left="6480" w:hanging="360"/>
+      </w:pPr>
+      <w:rPr>
+        <w:rFonts w:ascii="Wingdings" w:hAnsi="Wingdings" w:hint="default"/>
+        <w:sz w:val="20"/>
+      </w:rPr>
+    </w:lvl>
+  </w:abstractNum>
+  <w:abstractNum w:abstractNumId="6">
+    <w:nsid w:val="33DA67D7"/>
+    <w:multiLevelType w:val="multilevel"/>
+    <w:tmpl w:val="E400534E"/>
+    <w:lvl w:ilvl="0">
+      <w:start w:val="1"/>
+      <w:numFmt w:val="bullet"/>
+      <w:lvlText w:val=""/>
+      <w:lvlJc w:val="left"/>
+      <w:pPr>
+        <w:tabs>
+          <w:tab w:val="num" w:pos="720"/>
+        </w:tabs>
+        <w:ind w:left="720" w:hanging="360"/>
+      </w:pPr>
+      <w:rPr>
+        <w:rFonts w:ascii="Symbol" w:hAnsi="Symbol" w:hint="default"/>
+        <w:sz w:val="20"/>
+      </w:rPr>
+    </w:lvl>
+    <w:lvl w:ilvl="1">
+      <w:start w:val="1"/>
+      <w:numFmt w:val="bullet"/>
+      <w:lvlText w:val="o"/>
+      <w:lvlJc w:val="left"/>
+      <w:pPr>
+        <w:tabs>
+          <w:tab w:val="num" w:pos="1440"/>
+        </w:tabs>
+        <w:ind w:left="1440" w:hanging="360"/>
+      </w:pPr>
+      <w:rPr>
+        <w:rFonts w:ascii="Courier New" w:hAnsi="Courier New" w:hint="default"/>
+        <w:sz w:val="20"/>
+      </w:rPr>
+    </w:lvl>
+    <w:lvl w:ilvl="2" w:tentative="1">
+      <w:start w:val="1"/>
+      <w:numFmt w:val="bullet"/>
+      <w:lvlText w:val=""/>
+      <w:lvlJc w:val="left"/>
+      <w:pPr>
+        <w:tabs>
+          <w:tab w:val="num" w:pos="2160"/>
+        </w:tabs>
+        <w:ind w:left="2160" w:hanging="360"/>
+      </w:pPr>
+      <w:rPr>
+        <w:rFonts w:ascii="Wingdings" w:hAnsi="Wingdings" w:hint="default"/>
+        <w:sz w:val="20"/>
+      </w:rPr>
+    </w:lvl>
+    <w:lvl w:ilvl="3" w:tentative="1">
+      <w:start w:val="1"/>
+      <w:numFmt w:val="bullet"/>
+      <w:lvlText w:val=""/>
+      <w:lvlJc w:val="left"/>
+      <w:pPr>
+        <w:tabs>
+          <w:tab w:val="num" w:pos="2880"/>
+        </w:tabs>
+        <w:ind w:left="2880" w:hanging="360"/>
+      </w:pPr>
+      <w:rPr>
+        <w:rFonts w:ascii="Wingdings" w:hAnsi="Wingdings" w:hint="default"/>
+        <w:sz w:val="20"/>
+      </w:rPr>
+    </w:lvl>
+    <w:lvl w:ilvl="4" w:tentative="1">
+      <w:start w:val="1"/>
+      <w:numFmt w:val="bullet"/>
+      <w:lvlText w:val=""/>
+      <w:lvlJc w:val="left"/>
+      <w:pPr>
+        <w:tabs>
+          <w:tab w:val="num" w:pos="3600"/>
+        </w:tabs>
+        <w:ind w:left="3600" w:hanging="360"/>
+      </w:pPr>
+      <w:rPr>
+        <w:rFonts w:ascii="Wingdings" w:hAnsi="Wingdings" w:hint="default"/>
+        <w:sz w:val="20"/>
+      </w:rPr>
+    </w:lvl>
+    <w:lvl w:ilvl="5" w:tentative="1">
+      <w:start w:val="1"/>
+      <w:numFmt w:val="bullet"/>
+      <w:lvlText w:val=""/>
+      <w:lvlJc w:val="left"/>
+      <w:pPr>
+        <w:tabs>
+          <w:tab w:val="num" w:pos="4320"/>
+        </w:tabs>
+        <w:ind w:left="4320" w:hanging="360"/>
+      </w:pPr>
+      <w:rPr>
+        <w:rFonts w:ascii="Wingdings" w:hAnsi="Wingdings" w:hint="default"/>
+        <w:sz w:val="20"/>
+      </w:rPr>
+    </w:lvl>
+    <w:lvl w:ilvl="6" w:tentative="1">
+      <w:start w:val="1"/>
+      <w:numFmt w:val="bullet"/>
+      <w:lvlText w:val=""/>
+      <w:lvlJc w:val="left"/>
+      <w:pPr>
+        <w:tabs>
+          <w:tab w:val="num" w:pos="5040"/>
+        </w:tabs>
+        <w:ind w:left="5040" w:hanging="360"/>
+      </w:pPr>
+      <w:rPr>
+        <w:rFonts w:ascii="Wingdings" w:hAnsi="Wingdings" w:hint="default"/>
+        <w:sz w:val="20"/>
+      </w:rPr>
+    </w:lvl>
+    <w:lvl w:ilvl="7" w:tentative="1">
+      <w:start w:val="1"/>
+      <w:numFmt w:val="bullet"/>
+      <w:lvlText w:val=""/>
+      <w:lvlJc w:val="left"/>
+      <w:pPr>
+        <w:tabs>
+          <w:tab w:val="num" w:pos="5760"/>
+        </w:tabs>
+        <w:ind w:left="5760" w:hanging="360"/>
+      </w:pPr>
+      <w:rPr>
+        <w:rFonts w:ascii="Wingdings" w:hAnsi="Wingdings" w:hint="default"/>
+        <w:sz w:val="20"/>
+      </w:rPr>
+    </w:lvl>
+    <w:lvl w:ilvl="8" w:tentative="1">
+      <w:start w:val="1"/>
+      <w:numFmt w:val="bullet"/>
+      <w:lvlText w:val=""/>
+      <w:lvlJc w:val="left"/>
+      <w:pPr>
+        <w:tabs>
+          <w:tab w:val="num" w:pos="6480"/>
+        </w:tabs>
+        <w:ind w:left="6480" w:hanging="360"/>
+      </w:pPr>
+      <w:rPr>
+        <w:rFonts w:ascii="Wingdings" w:hAnsi="Wingdings" w:hint="default"/>
+        <w:sz w:val="20"/>
+      </w:rPr>
+    </w:lvl>
+  </w:abstractNum>
+  <w:abstractNum w:abstractNumId="7">
+    <w:nsid w:val="3AA46ABE"/>
+    <w:multiLevelType w:val="multilevel"/>
+    <w:tmpl w:val="7E2A7280"/>
+    <w:lvl w:ilvl="0">
+      <w:start w:val="1"/>
+      <w:numFmt w:val="decimal"/>
+      <w:lvlText w:val="%1."/>
+      <w:lvlJc w:val="left"/>
+      <w:pPr>
+        <w:tabs>
+          <w:tab w:val="num" w:pos="720"/>
+        </w:tabs>
+        <w:ind w:left="720" w:hanging="360"/>
+      </w:pPr>
+    </w:lvl>
+    <w:lvl w:ilvl="1" w:tentative="1">
+      <w:start w:val="1"/>
+      <w:numFmt w:val="decimal"/>
+      <w:lvlText w:val="%2."/>
+      <w:lvlJc w:val="left"/>
+      <w:pPr>
+        <w:tabs>
+          <w:tab w:val="num" w:pos="1440"/>
+        </w:tabs>
+        <w:ind w:left="1440" w:hanging="360"/>
+      </w:pPr>
+    </w:lvl>
+    <w:lvl w:ilvl="2" w:tentative="1">
+      <w:start w:val="1"/>
+      <w:numFmt w:val="decimal"/>
+      <w:lvlText w:val="%3."/>
+      <w:lvlJc w:val="left"/>
+      <w:pPr>
+        <w:tabs>
+          <w:tab w:val="num" w:pos="2160"/>
+        </w:tabs>
+        <w:ind w:left="2160" w:hanging="360"/>
+      </w:pPr>
+    </w:lvl>
+    <w:lvl w:ilvl="3" w:tentative="1">
+      <w:start w:val="1"/>
+      <w:numFmt w:val="decimal"/>
+      <w:lvlText w:val="%4."/>
+      <w:lvlJc w:val="left"/>
+      <w:pPr>
+        <w:tabs>
+          <w:tab w:val="num" w:pos="2880"/>
+        </w:tabs>
+        <w:ind w:left="2880" w:hanging="360"/>
+      </w:pPr>
+    </w:lvl>
+    <w:lvl w:ilvl="4" w:tentative="1">
+      <w:start w:val="1"/>
+      <w:numFmt w:val="decimal"/>
+      <w:lvlText w:val="%5."/>
+      <w:lvlJc w:val="left"/>
+      <w:pPr>
+        <w:tabs>
+          <w:tab w:val="num" w:pos="3600"/>
+        </w:tabs>
+        <w:ind w:left="3600" w:hanging="360"/>
+      </w:pPr>
+    </w:lvl>
+    <w:lvl w:ilvl="5" w:tentative="1">
+      <w:start w:val="1"/>
+      <w:numFmt w:val="decimal"/>
+      <w:lvlText w:val="%6."/>
+      <w:lvlJc w:val="left"/>
+      <w:pPr>
+        <w:tabs>
+          <w:tab w:val="num" w:pos="4320"/>
+        </w:tabs>
+        <w:ind w:left="4320" w:hanging="360"/>
+      </w:pPr>
+    </w:lvl>
+    <w:lvl w:ilvl="6" w:tentative="1">
+      <w:start w:val="1"/>
+      <w:numFmt w:val="decimal"/>
+      <w:lvlText w:val="%7."/>
+      <w:lvlJc w:val="left"/>
+      <w:pPr>
+        <w:tabs>
+          <w:tab w:val="num" w:pos="5040"/>
+        </w:tabs>
+        <w:ind w:left="5040" w:hanging="360"/>
+      </w:pPr>
+    </w:lvl>
+    <w:lvl w:ilvl="7" w:tentative="1">
+      <w:start w:val="1"/>
+      <w:numFmt w:val="decimal"/>
+      <w:lvlText w:val="%8."/>
+      <w:lvlJc w:val="left"/>
+      <w:pPr>
+        <w:tabs>
+          <w:tab w:val="num" w:pos="5760"/>
+        </w:tabs>
+        <w:ind w:left="5760" w:hanging="360"/>
+      </w:pPr>
+    </w:lvl>
+    <w:lvl w:ilvl="8" w:tentative="1">
+      <w:start w:val="1"/>
+      <w:numFmt w:val="decimal"/>
+      <w:lvlText w:val="%9."/>
+      <w:lvlJc w:val="left"/>
+      <w:pPr>
+        <w:tabs>
+          <w:tab w:val="num" w:pos="6480"/>
+        </w:tabs>
+        <w:ind w:left="6480" w:hanging="360"/>
+      </w:pPr>
+    </w:lvl>
+  </w:abstractNum>
+  <w:abstractNum w:abstractNumId="8">
     <w:nsid w:val="3EAC137F"/>
     <w:multiLevelType w:val="multilevel"/>
     <w:tmpl w:val="5A7CD800"/>
@@ -5690,7 +10775,156 @@
       </w:rPr>
     </w:lvl>
   </w:abstractNum>
-  <w:abstractNum w:abstractNumId="6">
+  <w:abstractNum w:abstractNumId="9">
+    <w:nsid w:val="3FCD5694"/>
+    <w:multiLevelType w:val="multilevel"/>
+    <w:tmpl w:val="4CD8942A"/>
+    <w:lvl w:ilvl="0">
+      <w:start w:val="1"/>
+      <w:numFmt w:val="bullet"/>
+      <w:lvlText w:val=""/>
+      <w:lvlJc w:val="left"/>
+      <w:pPr>
+        <w:tabs>
+          <w:tab w:val="num" w:pos="720"/>
+        </w:tabs>
+        <w:ind w:left="720" w:hanging="360"/>
+      </w:pPr>
+      <w:rPr>
+        <w:rFonts w:ascii="Symbol" w:hAnsi="Symbol" w:hint="default"/>
+        <w:sz w:val="20"/>
+      </w:rPr>
+    </w:lvl>
+    <w:lvl w:ilvl="1" w:tentative="1">
+      <w:start w:val="1"/>
+      <w:numFmt w:val="bullet"/>
+      <w:lvlText w:val="o"/>
+      <w:lvlJc w:val="left"/>
+      <w:pPr>
+        <w:tabs>
+          <w:tab w:val="num" w:pos="1440"/>
+        </w:tabs>
+        <w:ind w:left="1440" w:hanging="360"/>
+      </w:pPr>
+      <w:rPr>
+        <w:rFonts w:ascii="Courier New" w:hAnsi="Courier New" w:hint="default"/>
+        <w:sz w:val="20"/>
+      </w:rPr>
+    </w:lvl>
+    <w:lvl w:ilvl="2" w:tentative="1">
+      <w:start w:val="1"/>
+      <w:numFmt w:val="bullet"/>
+      <w:lvlText w:val=""/>
+      <w:lvlJc w:val="left"/>
+      <w:pPr>
+        <w:tabs>
+          <w:tab w:val="num" w:pos="2160"/>
+        </w:tabs>
+        <w:ind w:left="2160" w:hanging="360"/>
+      </w:pPr>
+      <w:rPr>
+        <w:rFonts w:ascii="Wingdings" w:hAnsi="Wingdings" w:hint="default"/>
+        <w:sz w:val="20"/>
+      </w:rPr>
+    </w:lvl>
+    <w:lvl w:ilvl="3" w:tentative="1">
+      <w:start w:val="1"/>
+      <w:numFmt w:val="bullet"/>
+      <w:lvlText w:val=""/>
+      <w:lvlJc w:val="left"/>
+      <w:pPr>
+        <w:tabs>
+          <w:tab w:val="num" w:pos="2880"/>
+        </w:tabs>
+        <w:ind w:left="2880" w:hanging="360"/>
+      </w:pPr>
+      <w:rPr>
+        <w:rFonts w:ascii="Wingdings" w:hAnsi="Wingdings" w:hint="default"/>
+        <w:sz w:val="20"/>
+      </w:rPr>
+    </w:lvl>
+    <w:lvl w:ilvl="4" w:tentative="1">
+      <w:start w:val="1"/>
+      <w:numFmt w:val="bullet"/>
+      <w:lvlText w:val=""/>
+      <w:lvlJc w:val="left"/>
+      <w:pPr>
+        <w:tabs>
+          <w:tab w:val="num" w:pos="3600"/>
+        </w:tabs>
+        <w:ind w:left="3600" w:hanging="360"/>
+      </w:pPr>
+      <w:rPr>
+        <w:rFonts w:ascii="Wingdings" w:hAnsi="Wingdings" w:hint="default"/>
+        <w:sz w:val="20"/>
+      </w:rPr>
+    </w:lvl>
+    <w:lvl w:ilvl="5" w:tentative="1">
+      <w:start w:val="1"/>
+      <w:numFmt w:val="bullet"/>
+      <w:lvlText w:val=""/>
+      <w:lvlJc w:val="left"/>
+      <w:pPr>
+        <w:tabs>
+          <w:tab w:val="num" w:pos="4320"/>
+        </w:tabs>
+        <w:ind w:left="4320" w:hanging="360"/>
+      </w:pPr>
+      <w:rPr>
+        <w:rFonts w:ascii="Wingdings" w:hAnsi="Wingdings" w:hint="default"/>
+        <w:sz w:val="20"/>
+      </w:rPr>
+    </w:lvl>
+    <w:lvl w:ilvl="6" w:tentative="1">
+      <w:start w:val="1"/>
+      <w:numFmt w:val="bullet"/>
+      <w:lvlText w:val=""/>
+      <w:lvlJc w:val="left"/>
+      <w:pPr>
+        <w:tabs>
+          <w:tab w:val="num" w:pos="5040"/>
+        </w:tabs>
+        <w:ind w:left="5040" w:hanging="360"/>
+      </w:pPr>
+      <w:rPr>
+        <w:rFonts w:ascii="Wingdings" w:hAnsi="Wingdings" w:hint="default"/>
+        <w:sz w:val="20"/>
+      </w:rPr>
+    </w:lvl>
+    <w:lvl w:ilvl="7" w:tentative="1">
+      <w:start w:val="1"/>
+      <w:numFmt w:val="bullet"/>
+      <w:lvlText w:val=""/>
+      <w:lvlJc w:val="left"/>
+      <w:pPr>
+        <w:tabs>
+          <w:tab w:val="num" w:pos="5760"/>
+        </w:tabs>
+        <w:ind w:left="5760" w:hanging="360"/>
+      </w:pPr>
+      <w:rPr>
+        <w:rFonts w:ascii="Wingdings" w:hAnsi="Wingdings" w:hint="default"/>
+        <w:sz w:val="20"/>
+      </w:rPr>
+    </w:lvl>
+    <w:lvl w:ilvl="8" w:tentative="1">
+      <w:start w:val="1"/>
+      <w:numFmt w:val="bullet"/>
+      <w:lvlText w:val=""/>
+      <w:lvlJc w:val="left"/>
+      <w:pPr>
+        <w:tabs>
+          <w:tab w:val="num" w:pos="6480"/>
+        </w:tabs>
+        <w:ind w:left="6480" w:hanging="360"/>
+      </w:pPr>
+      <w:rPr>
+        <w:rFonts w:ascii="Wingdings" w:hAnsi="Wingdings" w:hint="default"/>
+        <w:sz w:val="20"/>
+      </w:rPr>
+    </w:lvl>
+  </w:abstractNum>
+  <w:abstractNum w:abstractNumId="10">
     <w:nsid w:val="41C559D6"/>
     <w:multiLevelType w:val="multilevel"/>
     <w:tmpl w:val="4D481540"/>
@@ -5839,7 +11073,7 @@
       </w:rPr>
     </w:lvl>
   </w:abstractNum>
-  <w:abstractNum w:abstractNumId="7">
+  <w:abstractNum w:abstractNumId="11">
     <w:nsid w:val="427701D2"/>
     <w:multiLevelType w:val="multilevel"/>
     <w:tmpl w:val="1E3A10B8"/>
@@ -5988,7 +11222,7 @@
       </w:rPr>
     </w:lvl>
   </w:abstractNum>
-  <w:abstractNum w:abstractNumId="8">
+  <w:abstractNum w:abstractNumId="12">
     <w:nsid w:val="45D538EF"/>
     <w:multiLevelType w:val="multilevel"/>
     <w:tmpl w:val="BC6AB668"/>
@@ -6137,7 +11371,7 @@
       </w:rPr>
     </w:lvl>
   </w:abstractNum>
-  <w:abstractNum w:abstractNumId="9">
+  <w:abstractNum w:abstractNumId="13">
     <w:nsid w:val="48691B6F"/>
     <w:multiLevelType w:val="multilevel"/>
     <w:tmpl w:val="29C86134"/>
@@ -6286,7 +11520,7 @@
       </w:rPr>
     </w:lvl>
   </w:abstractNum>
-  <w:abstractNum w:abstractNumId="10">
+  <w:abstractNum w:abstractNumId="14">
     <w:nsid w:val="4B802B13"/>
     <w:multiLevelType w:val="multilevel"/>
     <w:tmpl w:val="710408CA"/>
@@ -6435,7 +11669,120 @@
       </w:rPr>
     </w:lvl>
   </w:abstractNum>
-  <w:abstractNum w:abstractNumId="11">
+  <w:abstractNum w:abstractNumId="15">
+    <w:nsid w:val="5EB048AE"/>
+    <w:multiLevelType w:val="multilevel"/>
+    <w:tmpl w:val="FADA3A7E"/>
+    <w:lvl w:ilvl="0">
+      <w:start w:val="1"/>
+      <w:numFmt w:val="decimal"/>
+      <w:lvlText w:val="%1."/>
+      <w:lvlJc w:val="left"/>
+      <w:pPr>
+        <w:tabs>
+          <w:tab w:val="num" w:pos="720"/>
+        </w:tabs>
+        <w:ind w:left="720" w:hanging="360"/>
+      </w:pPr>
+    </w:lvl>
+    <w:lvl w:ilvl="1" w:tentative="1">
+      <w:start w:val="1"/>
+      <w:numFmt w:val="decimal"/>
+      <w:lvlText w:val="%2."/>
+      <w:lvlJc w:val="left"/>
+      <w:pPr>
+        <w:tabs>
+          <w:tab w:val="num" w:pos="1440"/>
+        </w:tabs>
+        <w:ind w:left="1440" w:hanging="360"/>
+      </w:pPr>
+    </w:lvl>
+    <w:lvl w:ilvl="2" w:tentative="1">
+      <w:start w:val="1"/>
+      <w:numFmt w:val="decimal"/>
+      <w:lvlText w:val="%3."/>
+      <w:lvlJc w:val="left"/>
+      <w:pPr>
+        <w:tabs>
+          <w:tab w:val="num" w:pos="2160"/>
+        </w:tabs>
+        <w:ind w:left="2160" w:hanging="360"/>
+      </w:pPr>
+    </w:lvl>
+    <w:lvl w:ilvl="3" w:tentative="1">
+      <w:start w:val="1"/>
+      <w:numFmt w:val="decimal"/>
+      <w:lvlText w:val="%4."/>
+      <w:lvlJc w:val="left"/>
+      <w:pPr>
+        <w:tabs>
+          <w:tab w:val="num" w:pos="2880"/>
+        </w:tabs>
+        <w:ind w:left="2880" w:hanging="360"/>
+      </w:pPr>
+    </w:lvl>
+    <w:lvl w:ilvl="4" w:tentative="1">
+      <w:start w:val="1"/>
+      <w:numFmt w:val="decimal"/>
+      <w:lvlText w:val="%5."/>
+      <w:lvlJc w:val="left"/>
+      <w:pPr>
+        <w:tabs>
+          <w:tab w:val="num" w:pos="3600"/>
+        </w:tabs>
+        <w:ind w:left="3600" w:hanging="360"/>
+      </w:pPr>
+    </w:lvl>
+    <w:lvl w:ilvl="5" w:tentative="1">
+      <w:start w:val="1"/>
+      <w:numFmt w:val="decimal"/>
+      <w:lvlText w:val="%6."/>
+      <w:lvlJc w:val="left"/>
+      <w:pPr>
+        <w:tabs>
+          <w:tab w:val="num" w:pos="4320"/>
+        </w:tabs>
+        <w:ind w:left="4320" w:hanging="360"/>
+      </w:pPr>
+    </w:lvl>
+    <w:lvl w:ilvl="6" w:tentative="1">
+      <w:start w:val="1"/>
+      <w:numFmt w:val="decimal"/>
+      <w:lvlText w:val="%7."/>
+      <w:lvlJc w:val="left"/>
+      <w:pPr>
+        <w:tabs>
+          <w:tab w:val="num" w:pos="5040"/>
+        </w:tabs>
+        <w:ind w:left="5040" w:hanging="360"/>
+      </w:pPr>
+    </w:lvl>
+    <w:lvl w:ilvl="7" w:tentative="1">
+      <w:start w:val="1"/>
+      <w:numFmt w:val="decimal"/>
+      <w:lvlText w:val="%8."/>
+      <w:lvlJc w:val="left"/>
+      <w:pPr>
+        <w:tabs>
+          <w:tab w:val="num" w:pos="5760"/>
+        </w:tabs>
+        <w:ind w:left="5760" w:hanging="360"/>
+      </w:pPr>
+    </w:lvl>
+    <w:lvl w:ilvl="8" w:tentative="1">
+      <w:start w:val="1"/>
+      <w:numFmt w:val="decimal"/>
+      <w:lvlText w:val="%9."/>
+      <w:lvlJc w:val="left"/>
+      <w:pPr>
+        <w:tabs>
+          <w:tab w:val="num" w:pos="6480"/>
+        </w:tabs>
+        <w:ind w:left="6480" w:hanging="360"/>
+      </w:pPr>
+    </w:lvl>
+  </w:abstractNum>
+  <w:abstractNum w:abstractNumId="16">
     <w:nsid w:val="5ECF67E5"/>
     <w:multiLevelType w:val="multilevel"/>
     <w:tmpl w:val="F25C469A"/>
@@ -6584,7 +11931,7 @@
       </w:rPr>
     </w:lvl>
   </w:abstractNum>
-  <w:abstractNum w:abstractNumId="12">
+  <w:abstractNum w:abstractNumId="17">
     <w:nsid w:val="685C631D"/>
     <w:multiLevelType w:val="multilevel"/>
     <w:tmpl w:val="4546EA64"/>
@@ -6733,7 +12080,120 @@
       </w:rPr>
     </w:lvl>
   </w:abstractNum>
-  <w:abstractNum w:abstractNumId="13">
+  <w:abstractNum w:abstractNumId="18">
+    <w:nsid w:val="6AA4586C"/>
+    <w:multiLevelType w:val="multilevel"/>
+    <w:tmpl w:val="0310F084"/>
+    <w:lvl w:ilvl="0">
+      <w:start w:val="1"/>
+      <w:numFmt w:val="decimal"/>
+      <w:lvlText w:val="%1."/>
+      <w:lvlJc w:val="left"/>
+      <w:pPr>
+        <w:tabs>
+          <w:tab w:val="num" w:pos="720"/>
+        </w:tabs>
+        <w:ind w:left="720" w:hanging="360"/>
+      </w:pPr>
+    </w:lvl>
+    <w:lvl w:ilvl="1" w:tentative="1">
+      <w:start w:val="1"/>
+      <w:numFmt w:val="decimal"/>
+      <w:lvlText w:val="%2."/>
+      <w:lvlJc w:val="left"/>
+      <w:pPr>
+        <w:tabs>
+          <w:tab w:val="num" w:pos="1440"/>
+        </w:tabs>
+        <w:ind w:left="1440" w:hanging="360"/>
+      </w:pPr>
+    </w:lvl>
+    <w:lvl w:ilvl="2" w:tentative="1">
+      <w:start w:val="1"/>
+      <w:numFmt w:val="decimal"/>
+      <w:lvlText w:val="%3."/>
+      <w:lvlJc w:val="left"/>
+      <w:pPr>
+        <w:tabs>
+          <w:tab w:val="num" w:pos="2160"/>
+        </w:tabs>
+        <w:ind w:left="2160" w:hanging="360"/>
+      </w:pPr>
+    </w:lvl>
+    <w:lvl w:ilvl="3" w:tentative="1">
+      <w:start w:val="1"/>
+      <w:numFmt w:val="decimal"/>
+      <w:lvlText w:val="%4."/>
+      <w:lvlJc w:val="left"/>
+      <w:pPr>
+        <w:tabs>
+          <w:tab w:val="num" w:pos="2880"/>
+        </w:tabs>
+        <w:ind w:left="2880" w:hanging="360"/>
+      </w:pPr>
+    </w:lvl>
+    <w:lvl w:ilvl="4" w:tentative="1">
+      <w:start w:val="1"/>
+      <w:numFmt w:val="decimal"/>
+      <w:lvlText w:val="%5."/>
+      <w:lvlJc w:val="left"/>
+      <w:pPr>
+        <w:tabs>
+          <w:tab w:val="num" w:pos="3600"/>
+        </w:tabs>
+        <w:ind w:left="3600" w:hanging="360"/>
+      </w:pPr>
+    </w:lvl>
+    <w:lvl w:ilvl="5" w:tentative="1">
+      <w:start w:val="1"/>
+      <w:numFmt w:val="decimal"/>
+      <w:lvlText w:val="%6."/>
+      <w:lvlJc w:val="left"/>
+      <w:pPr>
+        <w:tabs>
+          <w:tab w:val="num" w:pos="4320"/>
+        </w:tabs>
+        <w:ind w:left="4320" w:hanging="360"/>
+      </w:pPr>
+    </w:lvl>
+    <w:lvl w:ilvl="6" w:tentative="1">
+      <w:start w:val="1"/>
+      <w:numFmt w:val="decimal"/>
+      <w:lvlText w:val="%7."/>
+      <w:lvlJc w:val="left"/>
+      <w:pPr>
+        <w:tabs>
+          <w:tab w:val="num" w:pos="5040"/>
+        </w:tabs>
+        <w:ind w:left="5040" w:hanging="360"/>
+      </w:pPr>
+    </w:lvl>
+    <w:lvl w:ilvl="7" w:tentative="1">
+      <w:start w:val="1"/>
+      <w:numFmt w:val="decimal"/>
+      <w:lvlText w:val="%8."/>
+      <w:lvlJc w:val="left"/>
+      <w:pPr>
+        <w:tabs>
+          <w:tab w:val="num" w:pos="5760"/>
+        </w:tabs>
+        <w:ind w:left="5760" w:hanging="360"/>
+      </w:pPr>
+    </w:lvl>
+    <w:lvl w:ilvl="8" w:tentative="1">
+      <w:start w:val="1"/>
+      <w:numFmt w:val="decimal"/>
+      <w:lvlText w:val="%9."/>
+      <w:lvlJc w:val="left"/>
+      <w:pPr>
+        <w:tabs>
+          <w:tab w:val="num" w:pos="6480"/>
+        </w:tabs>
+        <w:ind w:left="6480" w:hanging="360"/>
+      </w:pPr>
+    </w:lvl>
+  </w:abstractNum>
+  <w:abstractNum w:abstractNumId="19">
     <w:nsid w:val="6D233855"/>
     <w:multiLevelType w:val="multilevel"/>
     <w:tmpl w:val="C1124CA8"/>
@@ -6882,7 +12342,7 @@
       </w:rPr>
     </w:lvl>
   </w:abstractNum>
-  <w:abstractNum w:abstractNumId="14">
+  <w:abstractNum w:abstractNumId="20">
     <w:nsid w:val="7033244D"/>
     <w:multiLevelType w:val="multilevel"/>
     <w:tmpl w:val="8FE03200"/>
@@ -7031,7 +12491,7 @@
       </w:rPr>
     </w:lvl>
   </w:abstractNum>
-  <w:abstractNum w:abstractNumId="15">
+  <w:abstractNum w:abstractNumId="21">
     <w:nsid w:val="7DA03DD4"/>
     <w:multiLevelType w:val="multilevel"/>
     <w:tmpl w:val="6FBAAEC8"/>
@@ -7181,28 +12641,28 @@
     </w:lvl>
   </w:abstractNum>
   <w:num w:numId="1">
-    <w:abstractNumId w:val="11"/>
+    <w:abstractNumId w:val="16"/>
   </w:num>
   <w:num w:numId="2">
-    <w:abstractNumId w:val="12"/>
+    <w:abstractNumId w:val="17"/>
   </w:num>
   <w:num w:numId="3">
-    <w:abstractNumId w:val="9"/>
+    <w:abstractNumId w:val="13"/>
   </w:num>
   <w:num w:numId="4">
-    <w:abstractNumId w:val="5"/>
+    <w:abstractNumId w:val="8"/>
   </w:num>
   <w:num w:numId="5">
     <w:abstractNumId w:val="1"/>
   </w:num>
   <w:num w:numId="6">
-    <w:abstractNumId w:val="6"/>
+    <w:abstractNumId w:val="10"/>
   </w:num>
   <w:num w:numId="7">
-    <w:abstractNumId w:val="7"/>
+    <w:abstractNumId w:val="11"/>
   </w:num>
   <w:num w:numId="8">
-    <w:abstractNumId w:val="13"/>
+    <w:abstractNumId w:val="19"/>
   </w:num>
   <w:num w:numId="9">
     <w:abstractNumId w:val="3"/>
@@ -7211,22 +12671,40 @@
     <w:abstractNumId w:val="0"/>
   </w:num>
   <w:num w:numId="11">
-    <w:abstractNumId w:val="15"/>
+    <w:abstractNumId w:val="21"/>
   </w:num>
   <w:num w:numId="12">
+    <w:abstractNumId w:val="20"/>
+  </w:num>
+  <w:num w:numId="13">
     <w:abstractNumId w:val="14"/>
   </w:num>
-  <w:num w:numId="13">
-    <w:abstractNumId w:val="10"/>
-  </w:num>
   <w:num w:numId="14">
-    <w:abstractNumId w:val="8"/>
+    <w:abstractNumId w:val="12"/>
   </w:num>
   <w:num w:numId="15">
     <w:abstractNumId w:val="2"/>
   </w:num>
   <w:num w:numId="16">
     <w:abstractNumId w:val="4"/>
+  </w:num>
+  <w:num w:numId="17">
+    <w:abstractNumId w:val="15"/>
+  </w:num>
+  <w:num w:numId="18">
+    <w:abstractNumId w:val="9"/>
+  </w:num>
+  <w:num w:numId="19">
+    <w:abstractNumId w:val="7"/>
+  </w:num>
+  <w:num w:numId="20">
+    <w:abstractNumId w:val="6"/>
+  </w:num>
+  <w:num w:numId="21">
+    <w:abstractNumId w:val="5"/>
+  </w:num>
+  <w:num w:numId="22">
+    <w:abstractNumId w:val="18"/>
   </w:num>
 </w:numbering>
 </file>
@@ -7833,6 +13311,89 @@
       <w:szCs w:val="20"/>
     </w:rPr>
   </w:style>
+  <w:style w:type="character" w:styleId="Lienhypertexte">
+    <w:name w:val="Hyperlink"/>
+    <w:basedOn w:val="Policepardfaut"/>
+    <w:uiPriority w:val="99"/>
+    <w:semiHidden/>
+    <w:unhideWhenUsed/>
+    <w:rsid w:val="007C3373"/>
+    <w:rPr>
+      <w:color w:val="0000FF"/>
+      <w:u w:val="single"/>
+    </w:rPr>
+  </w:style>
+  <w:style w:type="character" w:styleId="Accentuation">
+    <w:name w:val="Emphasis"/>
+    <w:basedOn w:val="Policepardfaut"/>
+    <w:uiPriority w:val="20"/>
+    <w:qFormat/>
+    <w:rsid w:val="007C3373"/>
+    <w:rPr>
+      <w:i/>
+      <w:iCs/>
+    </w:rPr>
+  </w:style>
+  <w:style w:type="paragraph" w:styleId="PrformatHTML">
+    <w:name w:val="HTML Preformatted"/>
+    <w:basedOn w:val="Normal"/>
+    <w:link w:val="PrformatHTMLCar"/>
+    <w:uiPriority w:val="99"/>
+    <w:semiHidden/>
+    <w:unhideWhenUsed/>
+    <w:rsid w:val="007C3373"/>
+    <w:pPr>
+      <w:tabs>
+        <w:tab w:val="left" w:pos="916"/>
+        <w:tab w:val="left" w:pos="1832"/>
+        <w:tab w:val="left" w:pos="2748"/>
+        <w:tab w:val="left" w:pos="3664"/>
+        <w:tab w:val="left" w:pos="4580"/>
+        <w:tab w:val="left" w:pos="5496"/>
+        <w:tab w:val="left" w:pos="6412"/>
+        <w:tab w:val="left" w:pos="7328"/>
+        <w:tab w:val="left" w:pos="8244"/>
+        <w:tab w:val="left" w:pos="9160"/>
+        <w:tab w:val="left" w:pos="10076"/>
+        <w:tab w:val="left" w:pos="10992"/>
+        <w:tab w:val="left" w:pos="11908"/>
+        <w:tab w:val="left" w:pos="12824"/>
+        <w:tab w:val="left" w:pos="13740"/>
+        <w:tab w:val="left" w:pos="14656"/>
+      </w:tabs>
+      <w:spacing w:after="0" w:line="240" w:lineRule="auto"/>
+    </w:pPr>
+    <w:rPr>
+      <w:rFonts w:ascii="Courier New" w:eastAsia="Times New Roman" w:hAnsi="Courier New" w:cs="Courier New"/>
+      <w:sz w:val="20"/>
+      <w:szCs w:val="20"/>
+      <w:lang w:eastAsia="fr-FR"/>
+    </w:rPr>
+  </w:style>
+  <w:style w:type="character" w:customStyle="1" w:styleId="PrformatHTMLCar">
+    <w:name w:val="Préformaté HTML Car"/>
+    <w:basedOn w:val="Policepardfaut"/>
+    <w:link w:val="PrformatHTML"/>
+    <w:uiPriority w:val="99"/>
+    <w:semiHidden/>
+    <w:rsid w:val="007C3373"/>
+    <w:rPr>
+      <w:rFonts w:ascii="Courier New" w:eastAsia="Times New Roman" w:hAnsi="Courier New" w:cs="Courier New"/>
+      <w:sz w:val="20"/>
+      <w:szCs w:val="20"/>
+      <w:lang w:eastAsia="fr-FR"/>
+    </w:rPr>
+  </w:style>
+  <w:style w:type="character" w:customStyle="1" w:styleId="hljs-selector-attr">
+    <w:name w:val="hljs-selector-attr"/>
+    <w:basedOn w:val="Policepardfaut"/>
+    <w:rsid w:val="007C3373"/>
+  </w:style>
+  <w:style w:type="character" w:customStyle="1" w:styleId="hljs-selector-tag">
+    <w:name w:val="hljs-selector-tag"/>
+    <w:basedOn w:val="Policepardfaut"/>
+    <w:rsid w:val="007C3373"/>
+  </w:style>
 </w:styles>
 </file>
 
